--- a/4200.1 - Travail_Comparatif/Travail Comparatif.docx
+++ b/4200.1 - Travail_Comparatif/Travail Comparatif.docx
@@ -286,7 +286,263 @@
         <w:rPr>
           <w:lang w:val="fr-CH"/>
         </w:rPr>
-        <w:t xml:space="preserve"> </w:t>
+        <w:t xml:space="preserve"> Cependant, </w:t>
+      </w:r>
+      <w:r>
+        <w:rPr>
+          <w:lang w:val="fr-CH"/>
+        </w:rPr>
+        <w:t>malgré la</w:t>
+      </w:r>
+      <w:r>
+        <w:rPr>
+          <w:lang w:val="fr-CH"/>
+        </w:rPr>
+        <w:t xml:space="preserve"> multi</w:t>
+      </w:r>
+      <w:r>
+        <w:rPr>
+          <w:lang w:val="fr-CH"/>
+        </w:rPr>
+        <w:t>tude d’</w:t>
+      </w:r>
+      <w:r>
+        <w:rPr>
+          <w:lang w:val="fr-CH"/>
+        </w:rPr>
+        <w:t>appareil</w:t>
+      </w:r>
+      <w:r>
+        <w:rPr>
+          <w:lang w:val="fr-CH"/>
+        </w:rPr>
+        <w:t>s</w:t>
+      </w:r>
+      <w:r>
+        <w:rPr>
+          <w:lang w:val="fr-CH"/>
+        </w:rPr>
+        <w:t xml:space="preserve"> permettant à leurs utilisateur</w:t>
+      </w:r>
+      <w:r>
+        <w:rPr>
+          <w:lang w:val="fr-CH"/>
+        </w:rPr>
+        <w:t>s</w:t>
+      </w:r>
+      <w:r>
+        <w:rPr>
+          <w:lang w:val="fr-CH"/>
+        </w:rPr>
+        <w:t xml:space="preserve"> de jouer sans restriction de mobilité</w:t>
+      </w:r>
+      <w:r>
+        <w:rPr>
+          <w:lang w:val="fr-CH"/>
+        </w:rPr>
+        <w:t xml:space="preserve"> (Nintendo : </w:t>
+      </w:r>
+      <w:proofErr w:type="spellStart"/>
+      <w:r>
+        <w:rPr>
+          <w:lang w:val="fr-CH"/>
+        </w:rPr>
+        <w:t>GameBoy</w:t>
+      </w:r>
+      <w:proofErr w:type="spellEnd"/>
+      <w:r>
+        <w:rPr>
+          <w:lang w:val="fr-CH"/>
+        </w:rPr>
+        <w:t>, DS ou Switch</w:t>
+      </w:r>
+      <w:r>
+        <w:rPr>
+          <w:lang w:val="fr-CH"/>
+        </w:rPr>
+        <w:t>, etc…</w:t>
+      </w:r>
+      <w:r>
+        <w:rPr>
+          <w:lang w:val="fr-CH"/>
+        </w:rPr>
+        <w:t>)</w:t>
+      </w:r>
+      <w:r>
+        <w:rPr>
+          <w:lang w:val="fr-CH"/>
+        </w:rPr>
+        <w:t>,</w:t>
+      </w:r>
+      <w:r>
+        <w:rPr>
+          <w:lang w:val="fr-CH"/>
+        </w:rPr>
+        <w:t xml:space="preserve"> comme expliqué dans la thèse « Mobile Games » de Frans </w:t>
+      </w:r>
+      <w:proofErr w:type="spellStart"/>
+      <w:r>
+        <w:rPr>
+          <w:lang w:val="fr-CH"/>
+        </w:rPr>
+        <w:t>Märyä</w:t>
+      </w:r>
+      <w:proofErr w:type="spellEnd"/>
+      <w:r>
+        <w:rPr>
+          <w:lang w:val="fr-CH"/>
+        </w:rPr>
+        <w:t xml:space="preserve"> de l’Université de Tampere en Finlande, </w:t>
+      </w:r>
+      <w:r>
+        <w:rPr>
+          <w:lang w:val="fr-CH"/>
+        </w:rPr>
+        <w:t xml:space="preserve">le terme « Mobile </w:t>
+      </w:r>
+      <w:proofErr w:type="spellStart"/>
+      <w:r>
+        <w:rPr>
+          <w:lang w:val="fr-CH"/>
+        </w:rPr>
+        <w:t>games</w:t>
+      </w:r>
+      <w:proofErr w:type="spellEnd"/>
+      <w:r>
+        <w:rPr>
+          <w:lang w:val="fr-CH"/>
+        </w:rPr>
+        <w:t> » fait référence, en premier lieux</w:t>
+      </w:r>
+      <w:r>
+        <w:rPr>
+          <w:lang w:val="fr-CH"/>
+        </w:rPr>
+        <w:t xml:space="preserve"> et dans la compréhension générale commune</w:t>
+      </w:r>
+      <w:r>
+        <w:rPr>
+          <w:lang w:val="fr-CH"/>
+        </w:rPr>
+        <w:t>, à des jeux qui sont développé</w:t>
+      </w:r>
+      <w:r>
+        <w:rPr>
+          <w:lang w:val="fr-CH"/>
+        </w:rPr>
+        <w:t>s</w:t>
+      </w:r>
+      <w:r>
+        <w:rPr>
+          <w:lang w:val="fr-CH"/>
+        </w:rPr>
+        <w:t xml:space="preserve"> pour des</w:t>
+      </w:r>
+      <w:r>
+        <w:rPr>
+          <w:lang w:val="fr-CH"/>
+        </w:rPr>
+        <w:t xml:space="preserve"> téléphones portable</w:t>
+      </w:r>
+      <w:r>
+        <w:rPr>
+          <w:lang w:val="fr-CH"/>
+        </w:rPr>
+        <w:t>s</w:t>
+      </w:r>
+      <w:r>
+        <w:rPr>
+          <w:lang w:val="fr-CH"/>
+        </w:rPr>
+        <w:t xml:space="preserve"> ou tablette</w:t>
+      </w:r>
+      <w:r>
+        <w:rPr>
+          <w:lang w:val="fr-CH"/>
+        </w:rPr>
+        <w:t>s</w:t>
+      </w:r>
+      <w:r>
+        <w:rPr>
+          <w:lang w:val="fr-CH"/>
+        </w:rPr>
+        <w:t>. Plus précisément, tou</w:t>
+      </w:r>
+      <w:r>
+        <w:rPr>
+          <w:lang w:val="fr-CH"/>
+        </w:rPr>
+        <w:t>s</w:t>
+      </w:r>
+      <w:r>
+        <w:rPr>
+          <w:lang w:val="fr-CH"/>
+        </w:rPr>
+        <w:t xml:space="preserve"> jeux </w:t>
+      </w:r>
+      <w:r>
+        <w:rPr>
+          <w:lang w:val="fr-CH"/>
+        </w:rPr>
+        <w:t>pouvant</w:t>
+      </w:r>
+      <w:r>
+        <w:rPr>
+          <w:lang w:val="fr-CH"/>
+        </w:rPr>
+        <w:t xml:space="preserve"> être installé via différentes plateformes de distribution (Android </w:t>
+      </w:r>
+      <w:proofErr w:type="spellStart"/>
+      <w:r>
+        <w:rPr>
+          <w:lang w:val="fr-CH"/>
+        </w:rPr>
+        <w:t>Market</w:t>
+      </w:r>
+      <w:proofErr w:type="spellEnd"/>
+      <w:r>
+        <w:rPr>
+          <w:lang w:val="fr-CH"/>
+        </w:rPr>
+        <w:t xml:space="preserve">, Google </w:t>
+      </w:r>
+      <w:proofErr w:type="spellStart"/>
+      <w:r>
+        <w:rPr>
+          <w:lang w:val="fr-CH"/>
+        </w:rPr>
+        <w:t>PlayStore</w:t>
+      </w:r>
+      <w:proofErr w:type="spellEnd"/>
+      <w:r>
+        <w:rPr>
+          <w:lang w:val="fr-CH"/>
+        </w:rPr>
+        <w:t>, Apple Store</w:t>
+      </w:r>
+      <w:r>
+        <w:rPr>
+          <w:lang w:val="fr-CH"/>
+        </w:rPr>
+        <w:t>, etc…</w:t>
+      </w:r>
+      <w:r>
+        <w:rPr>
+          <w:lang w:val="fr-CH"/>
+        </w:rPr>
+        <w:t>).</w:t>
+      </w:r>
+      <w:r>
+        <w:rPr>
+          <w:lang w:val="fr-CH"/>
+        </w:rPr>
+        <w:t xml:space="preserve"> En conséquent, pour cette étude, quand nous parlerons de « Jeux vidéo mobile » nous nous référerons au terme plus communément utilisé </w:t>
+      </w:r>
+      <w:r>
+        <w:rPr>
+          <w:lang w:val="fr-CH"/>
+        </w:rPr>
+        <w:t>et non à des jeux développé pour des appareils de jeux portatifs.</w:t>
       </w:r>
     </w:p>
     <w:p>
@@ -297,268 +553,6 @@
           <w:lang w:val="fr-CH"/>
         </w:rPr>
       </w:pPr>
-      <w:r>
-        <w:rPr>
-          <w:lang w:val="fr-CH"/>
-        </w:rPr>
-        <w:t xml:space="preserve">Cependant, </w:t>
-      </w:r>
-      <w:r>
-        <w:rPr>
-          <w:lang w:val="fr-CH"/>
-        </w:rPr>
-        <w:t>malgré la</w:t>
-      </w:r>
-      <w:r>
-        <w:rPr>
-          <w:lang w:val="fr-CH"/>
-        </w:rPr>
-        <w:t xml:space="preserve"> multi</w:t>
-      </w:r>
-      <w:r>
-        <w:rPr>
-          <w:lang w:val="fr-CH"/>
-        </w:rPr>
-        <w:t>tude d’</w:t>
-      </w:r>
-      <w:r>
-        <w:rPr>
-          <w:lang w:val="fr-CH"/>
-        </w:rPr>
-        <w:t>appareil</w:t>
-      </w:r>
-      <w:r>
-        <w:rPr>
-          <w:lang w:val="fr-CH"/>
-        </w:rPr>
-        <w:t>s</w:t>
-      </w:r>
-      <w:r>
-        <w:rPr>
-          <w:lang w:val="fr-CH"/>
-        </w:rPr>
-        <w:t xml:space="preserve"> permettant à leurs utilisateur</w:t>
-      </w:r>
-      <w:r>
-        <w:rPr>
-          <w:lang w:val="fr-CH"/>
-        </w:rPr>
-        <w:t>s</w:t>
-      </w:r>
-      <w:r>
-        <w:rPr>
-          <w:lang w:val="fr-CH"/>
-        </w:rPr>
-        <w:t xml:space="preserve"> de jouer sans restriction de mobilité</w:t>
-      </w:r>
-      <w:r>
-        <w:rPr>
-          <w:lang w:val="fr-CH"/>
-        </w:rPr>
-        <w:t xml:space="preserve"> (Nintendo : </w:t>
-      </w:r>
-      <w:proofErr w:type="spellStart"/>
-      <w:r>
-        <w:rPr>
-          <w:lang w:val="fr-CH"/>
-        </w:rPr>
-        <w:t>GameBoy</w:t>
-      </w:r>
-      <w:proofErr w:type="spellEnd"/>
-      <w:r>
-        <w:rPr>
-          <w:lang w:val="fr-CH"/>
-        </w:rPr>
-        <w:t>, DS ou Switch</w:t>
-      </w:r>
-      <w:r>
-        <w:rPr>
-          <w:lang w:val="fr-CH"/>
-        </w:rPr>
-        <w:t>, etc…</w:t>
-      </w:r>
-      <w:r>
-        <w:rPr>
-          <w:lang w:val="fr-CH"/>
-        </w:rPr>
-        <w:t>)</w:t>
-      </w:r>
-      <w:r>
-        <w:rPr>
-          <w:lang w:val="fr-CH"/>
-        </w:rPr>
-        <w:t>,</w:t>
-      </w:r>
-      <w:r>
-        <w:rPr>
-          <w:lang w:val="fr-CH"/>
-        </w:rPr>
-        <w:t xml:space="preserve"> comme expliqué dans la thèse « Mobile Games » de Frans </w:t>
-      </w:r>
-      <w:proofErr w:type="spellStart"/>
-      <w:r>
-        <w:rPr>
-          <w:lang w:val="fr-CH"/>
-        </w:rPr>
-        <w:t>Märyä</w:t>
-      </w:r>
-      <w:proofErr w:type="spellEnd"/>
-      <w:r>
-        <w:rPr>
-          <w:lang w:val="fr-CH"/>
-        </w:rPr>
-        <w:t xml:space="preserve"> de l’Université de Tampere en Finlande, </w:t>
-      </w:r>
-      <w:r>
-        <w:rPr>
-          <w:lang w:val="fr-CH"/>
-        </w:rPr>
-        <w:t xml:space="preserve">le terme « Mobile </w:t>
-      </w:r>
-      <w:proofErr w:type="spellStart"/>
-      <w:r>
-        <w:rPr>
-          <w:lang w:val="fr-CH"/>
-        </w:rPr>
-        <w:t>games</w:t>
-      </w:r>
-      <w:proofErr w:type="spellEnd"/>
-      <w:r>
-        <w:rPr>
-          <w:lang w:val="fr-CH"/>
-        </w:rPr>
-        <w:t> » fait référence, en premier lieux</w:t>
-      </w:r>
-      <w:r>
-        <w:rPr>
-          <w:lang w:val="fr-CH"/>
-        </w:rPr>
-        <w:t xml:space="preserve"> et dans la compréhension générale commune</w:t>
-      </w:r>
-      <w:r>
-        <w:rPr>
-          <w:lang w:val="fr-CH"/>
-        </w:rPr>
-        <w:t>, à des jeux qui sont développé</w:t>
-      </w:r>
-      <w:r>
-        <w:rPr>
-          <w:lang w:val="fr-CH"/>
-        </w:rPr>
-        <w:t>s</w:t>
-      </w:r>
-      <w:r>
-        <w:rPr>
-          <w:lang w:val="fr-CH"/>
-        </w:rPr>
-        <w:t xml:space="preserve"> pour des</w:t>
-      </w:r>
-      <w:r>
-        <w:rPr>
-          <w:lang w:val="fr-CH"/>
-        </w:rPr>
-        <w:t xml:space="preserve"> téléphones portable</w:t>
-      </w:r>
-      <w:r>
-        <w:rPr>
-          <w:lang w:val="fr-CH"/>
-        </w:rPr>
-        <w:t>s</w:t>
-      </w:r>
-      <w:r>
-        <w:rPr>
-          <w:lang w:val="fr-CH"/>
-        </w:rPr>
-        <w:t xml:space="preserve"> ou tablette</w:t>
-      </w:r>
-      <w:r>
-        <w:rPr>
-          <w:lang w:val="fr-CH"/>
-        </w:rPr>
-        <w:t>s</w:t>
-      </w:r>
-      <w:r>
-        <w:rPr>
-          <w:lang w:val="fr-CH"/>
-        </w:rPr>
-        <w:t>. Plus précisément, tou</w:t>
-      </w:r>
-      <w:r>
-        <w:rPr>
-          <w:lang w:val="fr-CH"/>
-        </w:rPr>
-        <w:t>s</w:t>
-      </w:r>
-      <w:r>
-        <w:rPr>
-          <w:lang w:val="fr-CH"/>
-        </w:rPr>
-        <w:t xml:space="preserve"> jeux </w:t>
-      </w:r>
-      <w:r>
-        <w:rPr>
-          <w:lang w:val="fr-CH"/>
-        </w:rPr>
-        <w:t>pouvant</w:t>
-      </w:r>
-      <w:r>
-        <w:rPr>
-          <w:lang w:val="fr-CH"/>
-        </w:rPr>
-        <w:t xml:space="preserve"> être installé via différentes plateformes de distribution (Android </w:t>
-      </w:r>
-      <w:proofErr w:type="spellStart"/>
-      <w:r>
-        <w:rPr>
-          <w:lang w:val="fr-CH"/>
-        </w:rPr>
-        <w:t>Market</w:t>
-      </w:r>
-      <w:proofErr w:type="spellEnd"/>
-      <w:r>
-        <w:rPr>
-          <w:lang w:val="fr-CH"/>
-        </w:rPr>
-        <w:t xml:space="preserve">, Google </w:t>
-      </w:r>
-      <w:proofErr w:type="spellStart"/>
-      <w:r>
-        <w:rPr>
-          <w:lang w:val="fr-CH"/>
-        </w:rPr>
-        <w:t>PlayStore</w:t>
-      </w:r>
-      <w:proofErr w:type="spellEnd"/>
-      <w:r>
-        <w:rPr>
-          <w:lang w:val="fr-CH"/>
-        </w:rPr>
-        <w:t>, Apple Store</w:t>
-      </w:r>
-      <w:r>
-        <w:rPr>
-          <w:lang w:val="fr-CH"/>
-        </w:rPr>
-        <w:t>, etc…</w:t>
-      </w:r>
-      <w:r>
-        <w:rPr>
-          <w:lang w:val="fr-CH"/>
-        </w:rPr>
-        <w:t>).</w:t>
-      </w:r>
-      <w:r>
-        <w:rPr>
-          <w:lang w:val="fr-CH"/>
-        </w:rPr>
-        <w:t xml:space="preserve"> En conséquent, pour cette étude, quand nous parlerons de « Jeux vidéo mobile » nous nous référerons au terme plus communément utilisé </w:t>
-      </w:r>
-      <w:r>
-        <w:rPr>
-          <w:lang w:val="fr-CH"/>
-        </w:rPr>
-        <w:t>et non à des jeux développé pour des appareils de jeux portatifs.</w:t>
-      </w:r>
     </w:p>
     <w:p>
       <w:pPr>
@@ -568,15 +562,6 @@
           <w:lang w:val="fr-CH"/>
         </w:rPr>
       </w:pPr>
-    </w:p>
-    <w:p>
-      <w:pPr>
-        <w:pStyle w:val="ListParagraph"/>
-        <w:ind w:left="0"/>
-        <w:rPr>
-          <w:lang w:val="fr-CH"/>
-        </w:rPr>
-      </w:pPr>
       <w:r>
         <w:rPr>
           <w:lang w:val="fr-CH"/>
@@ -699,7 +684,33 @@
         <w:rPr>
           <w:lang w:val="fr-CH"/>
         </w:rPr>
-        <w:t xml:space="preserve">lois, mécaniques, régissant un jeux. C’est le </w:t>
+        <w:t xml:space="preserve">lois, </w:t>
+      </w:r>
+      <w:r>
+        <w:rPr>
+          <w:lang w:val="fr-CH"/>
+        </w:rPr>
+        <w:t xml:space="preserve">et </w:t>
+      </w:r>
+      <w:r>
+        <w:rPr>
+          <w:lang w:val="fr-CH"/>
+        </w:rPr>
+        <w:t xml:space="preserve">mécaniques régissant </w:t>
+      </w:r>
+      <w:proofErr w:type="gramStart"/>
+      <w:r>
+        <w:rPr>
+          <w:lang w:val="fr-CH"/>
+        </w:rPr>
+        <w:t>un jeux</w:t>
+      </w:r>
+      <w:proofErr w:type="gramEnd"/>
+      <w:r>
+        <w:rPr>
+          <w:lang w:val="fr-CH"/>
+        </w:rPr>
+        <w:t xml:space="preserve">. C’est le </w:t>
       </w:r>
       <w:proofErr w:type="spellStart"/>
       <w:r>
@@ -1292,6 +1303,7 @@
         </w:rPr>
         <w:t xml:space="preserve"> dans mes recherches sont : </w:t>
       </w:r>
+      <w:proofErr w:type="gramStart"/>
       <w:r>
         <w:rPr>
           <w:lang w:val="fr-CH"/>
@@ -1308,7 +1320,14 @@
         <w:rPr>
           <w:lang w:val="fr-CH"/>
         </w:rPr>
-        <w:t>écanique de jeux</w:t>
+        <w:t>écanique</w:t>
+      </w:r>
+      <w:proofErr w:type="gramEnd"/>
+      <w:r>
+        <w:rPr>
+          <w:lang w:val="fr-CH"/>
+        </w:rPr>
+        <w:t xml:space="preserve"> de jeux</w:t>
       </w:r>
       <w:r>
         <w:rPr>
@@ -1380,7 +1399,13 @@
         <w:rPr>
           <w:lang w:val="fr-CH"/>
         </w:rPr>
-        <w:t xml:space="preserve"> et l</w:t>
+        <w:t xml:space="preserve"> et </w:t>
+      </w:r>
+      <w:r>
+        <w:rPr>
+          <w:lang w:val="fr-CH"/>
+        </w:rPr>
+        <w:t>l</w:t>
       </w:r>
       <w:r>
         <w:rPr>
@@ -1489,6 +1514,12 @@
         <w:rPr>
           <w:lang w:val="fr-CH"/>
         </w:rPr>
+        <w:t>s</w:t>
+      </w:r>
+      <w:r>
+        <w:rPr>
+          <w:lang w:val="fr-CH"/>
+        </w:rPr>
         <w:t>, c</w:t>
       </w:r>
       <w:r>
@@ -1537,43 +1568,25 @@
         <w:rPr>
           <w:lang w:val="fr-CH"/>
         </w:rPr>
-        <w:t xml:space="preserve">de multiples façon de commercialiser un jeu et il </w:t>
-      </w:r>
-      <w:r>
-        <w:rPr>
-          <w:lang w:val="fr-CH"/>
-        </w:rPr>
-        <w:t>est difficile d’établir une</w:t>
-      </w:r>
-      <w:r>
-        <w:rPr>
-          <w:lang w:val="fr-CH"/>
-        </w:rPr>
-        <w:t xml:space="preserve"> règle</w:t>
-      </w:r>
-      <w:r>
-        <w:rPr>
-          <w:lang w:val="fr-CH"/>
-        </w:rPr>
-        <w:t xml:space="preserve"> </w:t>
-      </w:r>
-      <w:r>
-        <w:rPr>
-          <w:lang w:val="fr-CH"/>
-        </w:rPr>
-        <w:t xml:space="preserve">précise </w:t>
-      </w:r>
-      <w:r>
-        <w:rPr>
-          <w:lang w:val="fr-CH"/>
-        </w:rPr>
-        <w:t>concernant ces points</w:t>
-      </w:r>
-      <w:r>
-        <w:rPr>
-          <w:lang w:val="fr-CH"/>
-        </w:rPr>
-        <w:t xml:space="preserve">. </w:t>
+        <w:t>de multiples façon</w:t>
+      </w:r>
+      <w:r>
+        <w:rPr>
+          <w:lang w:val="fr-CH"/>
+        </w:rPr>
+        <w:t>s</w:t>
+      </w:r>
+      <w:r>
+        <w:rPr>
+          <w:lang w:val="fr-CH"/>
+        </w:rPr>
+        <w:t xml:space="preserve"> de commercialiser un jeu</w:t>
+      </w:r>
+      <w:r>
+        <w:rPr>
+          <w:lang w:val="fr-CH"/>
+        </w:rPr>
+        <w:t>.</w:t>
       </w:r>
     </w:p>
     <w:p>
@@ -1840,7 +1853,19 @@
         <w:rPr>
           <w:lang w:val="fr-CH"/>
         </w:rPr>
-        <w:t>Afin de garder la même structure pour tous les éléments, nous allons premièrement analyser les documents, établir l’utilité de ceux-ci, puis synthétiser</w:t>
+        <w:t xml:space="preserve">Afin de garder la même structure pour tous les éléments, nous allons premièrement analyser les documents, </w:t>
+      </w:r>
+      <w:r>
+        <w:rPr>
+          <w:lang w:val="fr-CH"/>
+        </w:rPr>
+        <w:t>statuer sur</w:t>
+      </w:r>
+      <w:r>
+        <w:rPr>
+          <w:lang w:val="fr-CH"/>
+        </w:rPr>
+        <w:t xml:space="preserve"> l’utilité de ceux-ci, puis synthétiser</w:t>
       </w:r>
       <w:r>
         <w:rPr>
@@ -1848,6 +1873,40 @@
         </w:rPr>
         <w:t xml:space="preserve"> les informations recueillies en de bref résumé.</w:t>
       </w:r>
+      <w:r>
+        <w:rPr>
+          <w:lang w:val="fr-CH"/>
+        </w:rPr>
+        <w:t xml:space="preserve"> Lors de cette analyse, nous ferons le parallèle avec les jeux susmentionnés (</w:t>
+      </w:r>
+      <w:proofErr w:type="spellStart"/>
+      <w:r>
+        <w:rPr>
+          <w:lang w:val="fr-CH"/>
+        </w:rPr>
+        <w:t>FlappyBird</w:t>
+      </w:r>
+      <w:proofErr w:type="spellEnd"/>
+      <w:r>
+        <w:rPr>
+          <w:lang w:val="fr-CH"/>
+        </w:rPr>
+        <w:t xml:space="preserve"> et </w:t>
+      </w:r>
+      <w:proofErr w:type="spellStart"/>
+      <w:r>
+        <w:rPr>
+          <w:lang w:val="fr-CH"/>
+        </w:rPr>
+        <w:t>BrawlStars</w:t>
+      </w:r>
+      <w:proofErr w:type="spellEnd"/>
+      <w:r>
+        <w:rPr>
+          <w:lang w:val="fr-CH"/>
+        </w:rPr>
+        <w:t>)</w:t>
+      </w:r>
     </w:p>
     <w:p>
       <w:pPr>
@@ -1865,25 +1924,19 @@
         <w:rPr>
           <w:lang w:val="fr-CH"/>
         </w:rPr>
-        <w:t>ces informations. L</w:t>
-      </w:r>
-      <w:r>
-        <w:rPr>
-          <w:lang w:val="fr-CH"/>
-        </w:rPr>
-        <w:t>ors de cette</w:t>
-      </w:r>
-      <w:r>
-        <w:rPr>
-          <w:lang w:val="fr-CH"/>
-        </w:rPr>
-        <w:t xml:space="preserve"> étape</w:t>
-      </w:r>
-      <w:r>
-        <w:rPr>
-          <w:lang w:val="fr-CH"/>
-        </w:rPr>
-        <w:t>, une recherches de points commun et de différences sera faite afin d’essayer de catégoriser au mieux ce qui différencie les jeux « Hyper casuel » des jeux « Casuel » et cela malgré la différences de support (thèse, blog, vlog, vidéo, etc…).</w:t>
+        <w:t>ces informations. Lors de cette étape, une recherche de points commun et de différences sera faite afin d’essayer de catégoriser au mieux ce qui différencie les jeux « Hyper casuel » des jeux « Casuel » et cela malgré la différence</w:t>
+      </w:r>
+      <w:r>
+        <w:rPr>
+          <w:lang w:val="fr-CH"/>
+        </w:rPr>
+        <w:t xml:space="preserve"> </w:t>
+      </w:r>
+      <w:r>
+        <w:rPr>
+          <w:lang w:val="fr-CH"/>
+        </w:rPr>
+        <w:t>de support (thèse, blog, vlog, vidéo, etc…).</w:t>
       </w:r>
     </w:p>
     <w:p>
@@ -2395,13 +2448,31 @@
         <w:rPr>
           <w:lang w:val="fr-CH"/>
         </w:rPr>
-        <w:t xml:space="preserve">autre, </w:t>
-      </w:r>
-      <w:r>
-        <w:rPr>
-          <w:lang w:val="fr-CH"/>
-        </w:rPr>
-        <w:t>pour les deux genre, le</w:t>
+        <w:t>l’autr</w:t>
+      </w:r>
+      <w:r>
+        <w:rPr>
+          <w:lang w:val="fr-CH"/>
+        </w:rPr>
+        <w:t xml:space="preserve">e, </w:t>
+      </w:r>
+      <w:r>
+        <w:rPr>
+          <w:lang w:val="fr-CH"/>
+        </w:rPr>
+        <w:t>pour les deux genre</w:t>
+      </w:r>
+      <w:r>
+        <w:rPr>
+          <w:lang w:val="fr-CH"/>
+        </w:rPr>
+        <w:t>s</w:t>
+      </w:r>
+      <w:r>
+        <w:rPr>
+          <w:lang w:val="fr-CH"/>
+        </w:rPr>
+        <w:t>, le</w:t>
       </w:r>
       <w:r>
         <w:rPr>
@@ -2445,6 +2516,209 @@
         </w:rPr>
         <w:t xml:space="preserve"> pour être joués.</w:t>
       </w:r>
+      <w:r>
+        <w:rPr>
+          <w:lang w:val="fr-CH"/>
+        </w:rPr>
+        <w:t xml:space="preserve"> </w:t>
+      </w:r>
+    </w:p>
+    <w:p>
+      <w:pPr>
+        <w:rPr>
+          <w:lang w:val="fr-CH"/>
+        </w:rPr>
+      </w:pPr>
+      <w:r>
+        <w:rPr>
+          <w:lang w:val="fr-CH"/>
+        </w:rPr>
+        <w:t xml:space="preserve">Dans le cas de </w:t>
+      </w:r>
+      <w:proofErr w:type="spellStart"/>
+      <w:r>
+        <w:rPr>
+          <w:lang w:val="fr-CH"/>
+        </w:rPr>
+        <w:t>FlappyBird</w:t>
+      </w:r>
+      <w:proofErr w:type="spellEnd"/>
+      <w:r>
+        <w:rPr>
+          <w:lang w:val="fr-CH"/>
+        </w:rPr>
+        <w:t xml:space="preserve">, le jeu est </w:t>
+      </w:r>
+      <w:r>
+        <w:rPr>
+          <w:lang w:val="fr-CH"/>
+        </w:rPr>
+        <w:t>exécuté</w:t>
+      </w:r>
+      <w:r>
+        <w:rPr>
+          <w:lang w:val="fr-CH"/>
+        </w:rPr>
+        <w:t xml:space="preserve"> directement et ne requière </w:t>
+      </w:r>
+      <w:r>
+        <w:rPr>
+          <w:lang w:val="fr-CH"/>
+        </w:rPr>
+        <w:t xml:space="preserve">qu’une seule action de l’utilisateur. </w:t>
+      </w:r>
+      <w:proofErr w:type="spellStart"/>
+      <w:r>
+        <w:rPr>
+          <w:lang w:val="fr-CH"/>
+        </w:rPr>
+        <w:t>BrawlStars</w:t>
+      </w:r>
+      <w:proofErr w:type="spellEnd"/>
+      <w:r>
+        <w:rPr>
+          <w:lang w:val="fr-CH"/>
+        </w:rPr>
+        <w:t>, pour sa part,</w:t>
+      </w:r>
+      <w:r>
+        <w:rPr>
+          <w:lang w:val="fr-CH"/>
+        </w:rPr>
+        <w:t xml:space="preserve"> demande une certaine maitrise et compte 4 actions</w:t>
+      </w:r>
+      <w:r>
+        <w:rPr>
+          <w:lang w:val="fr-CH"/>
+        </w:rPr>
+        <w:t>. D</w:t>
+      </w:r>
+      <w:r>
+        <w:rPr>
+          <w:lang w:val="fr-CH"/>
+        </w:rPr>
+        <w:t xml:space="preserve">ans les deux cas, si on les compare à un </w:t>
+      </w:r>
+      <w:r>
+        <w:rPr>
+          <w:lang w:val="fr-CH"/>
+        </w:rPr>
+        <w:t>« </w:t>
+      </w:r>
+      <w:r>
+        <w:rPr>
+          <w:lang w:val="fr-CH"/>
+        </w:rPr>
+        <w:t>MMORPG</w:t>
+      </w:r>
+      <w:r>
+        <w:rPr>
+          <w:lang w:val="fr-CH"/>
+        </w:rPr>
+        <w:t> »</w:t>
+      </w:r>
+      <w:r>
+        <w:rPr>
+          <w:lang w:val="fr-CH"/>
+        </w:rPr>
+        <w:t xml:space="preserve"> (</w:t>
+      </w:r>
+      <w:proofErr w:type="spellStart"/>
+      <w:r>
+        <w:rPr>
+          <w:lang w:val="fr-CH"/>
+        </w:rPr>
+        <w:t>Massively</w:t>
+      </w:r>
+      <w:proofErr w:type="spellEnd"/>
+      <w:r>
+        <w:rPr>
+          <w:lang w:val="fr-CH"/>
+        </w:rPr>
+        <w:t xml:space="preserve"> Multiplayer </w:t>
+      </w:r>
+      <w:proofErr w:type="spellStart"/>
+      <w:r>
+        <w:rPr>
+          <w:lang w:val="fr-CH"/>
+        </w:rPr>
+        <w:t>Onlie</w:t>
+      </w:r>
+      <w:proofErr w:type="spellEnd"/>
+      <w:r>
+        <w:rPr>
+          <w:lang w:val="fr-CH"/>
+        </w:rPr>
+        <w:t xml:space="preserve"> Rôle Play Game, Jeux de rôle online massivement multijoueur) tel que </w:t>
+      </w:r>
+      <w:r>
+        <w:rPr>
+          <w:lang w:val="fr-CH"/>
+        </w:rPr>
+        <w:t>« </w:t>
+      </w:r>
+      <w:r>
+        <w:rPr>
+          <w:lang w:val="fr-CH"/>
+        </w:rPr>
+        <w:t>WOW</w:t>
+      </w:r>
+      <w:r>
+        <w:rPr>
+          <w:lang w:val="fr-CH"/>
+        </w:rPr>
+        <w:t> »</w:t>
+      </w:r>
+      <w:r>
+        <w:rPr>
+          <w:lang w:val="fr-CH"/>
+        </w:rPr>
+        <w:t xml:space="preserve"> (World of Warcraft)</w:t>
+      </w:r>
+      <w:r>
+        <w:rPr>
+          <w:lang w:val="fr-CH"/>
+        </w:rPr>
+        <w:t>,</w:t>
+      </w:r>
+      <w:r>
+        <w:rPr>
+          <w:lang w:val="fr-CH"/>
+        </w:rPr>
+        <w:t xml:space="preserve"> qui nécessite d’innombrable heures</w:t>
+      </w:r>
+      <w:r>
+        <w:rPr>
+          <w:lang w:val="fr-CH"/>
+        </w:rPr>
+        <w:t xml:space="preserve"> </w:t>
+      </w:r>
+      <w:r>
+        <w:rPr>
+          <w:lang w:val="fr-CH"/>
+        </w:rPr>
+        <w:t xml:space="preserve">et une réelle implication ne serait-ce que pour comprendre l’envergure de l’expérience proposée, nous pouvons effectivement </w:t>
+      </w:r>
+      <w:r>
+        <w:rPr>
+          <w:lang w:val="fr-CH"/>
+        </w:rPr>
+        <w:t xml:space="preserve">confirmer l’avis de Frans </w:t>
+      </w:r>
+      <w:proofErr w:type="spellStart"/>
+      <w:r>
+        <w:rPr>
+          <w:lang w:val="fr-CH"/>
+        </w:rPr>
+        <w:t>Märyä</w:t>
+      </w:r>
+      <w:proofErr w:type="spellEnd"/>
+      <w:r>
+        <w:rPr>
+          <w:lang w:val="fr-CH"/>
+        </w:rPr>
+        <w:t>.</w:t>
+      </w:r>
     </w:p>
     <w:p>
       <w:pPr>
@@ -2586,6 +2860,7 @@
         <w:rPr>
           <w:lang w:val="fr-CH"/>
         </w:rPr>
+        <w:lastRenderedPageBreak/>
         <w:t>Ici, nous pourrons noter une démarcation entre les deux genres du fait de leurs caractéristiques</w:t>
       </w:r>
       <w:r>
@@ -2658,7 +2933,20 @@
         <w:rPr>
           <w:lang w:val="fr-CH"/>
         </w:rPr>
-        <w:t xml:space="preserve"> Dans un cas, les </w:t>
+        <w:t xml:space="preserve"> </w:t>
+      </w:r>
+    </w:p>
+    <w:p>
+      <w:pPr>
+        <w:rPr>
+          <w:lang w:val="fr-CH"/>
+        </w:rPr>
+      </w:pPr>
+      <w:r>
+        <w:rPr>
+          <w:lang w:val="fr-CH"/>
+        </w:rPr>
+        <w:t xml:space="preserve">Dans un cas, les </w:t>
       </w:r>
       <w:r>
         <w:rPr>
@@ -2782,6 +3070,855 @@
     <w:p>
       <w:pPr>
         <w:rPr>
+          <w:i/>
+          <w:lang w:val="fr-CH"/>
+        </w:rPr>
+      </w:pPr>
+      <w:r>
+        <w:rPr>
+          <w:i/>
+          <w:lang w:val="fr-CH"/>
+        </w:rPr>
+        <w:t xml:space="preserve">//Exemple </w:t>
+      </w:r>
+      <w:proofErr w:type="spellStart"/>
+      <w:r>
+        <w:rPr>
+          <w:i/>
+          <w:lang w:val="fr-CH"/>
+        </w:rPr>
+        <w:t>BrawlStars</w:t>
+      </w:r>
+      <w:proofErr w:type="spellEnd"/>
+      <w:r>
+        <w:rPr>
+          <w:i/>
+          <w:lang w:val="fr-CH"/>
+        </w:rPr>
+        <w:t xml:space="preserve"> – </w:t>
+      </w:r>
+      <w:proofErr w:type="spellStart"/>
+      <w:r>
+        <w:rPr>
+          <w:i/>
+          <w:lang w:val="fr-CH"/>
+        </w:rPr>
+        <w:t>FlappyBird</w:t>
+      </w:r>
+      <w:proofErr w:type="spellEnd"/>
+      <w:r>
+        <w:rPr>
+          <w:i/>
+          <w:lang w:val="fr-CH"/>
+        </w:rPr>
+        <w:t xml:space="preserve"> ^^^^^ (PROGRESSION)</w:t>
+      </w:r>
+    </w:p>
+    <w:p>
+      <w:pPr>
+        <w:rPr>
+          <w:lang w:val="fr-CH"/>
+        </w:rPr>
+      </w:pPr>
+      <w:r>
+        <w:rPr>
+          <w:lang w:val="fr-CH"/>
+        </w:rPr>
+        <w:t>Puis enfin, selon Max Sokolov</w:t>
+      </w:r>
+      <w:r>
+        <w:rPr>
+          <w:lang w:val="fr-CH"/>
+        </w:rPr>
+        <w:t xml:space="preserve">, un </w:t>
+      </w:r>
+      <w:proofErr w:type="spellStart"/>
+      <w:r>
+        <w:rPr>
+          <w:lang w:val="fr-CH"/>
+        </w:rPr>
+        <w:t>game</w:t>
+      </w:r>
+      <w:proofErr w:type="spellEnd"/>
+      <w:r>
+        <w:rPr>
+          <w:lang w:val="fr-CH"/>
+        </w:rPr>
+        <w:t xml:space="preserve"> designer</w:t>
+      </w:r>
+      <w:r>
+        <w:rPr>
+          <w:lang w:val="fr-CH"/>
+        </w:rPr>
+        <w:t xml:space="preserve"> s’exprimant </w:t>
+      </w:r>
+      <w:r>
+        <w:rPr>
+          <w:lang w:val="fr-CH"/>
+        </w:rPr>
+        <w:t xml:space="preserve">sur le </w:t>
+      </w:r>
+      <w:r>
+        <w:rPr>
+          <w:lang w:val="fr-CH"/>
+        </w:rPr>
+        <w:t>site</w:t>
+      </w:r>
+      <w:r>
+        <w:rPr>
+          <w:lang w:val="fr-CH"/>
+        </w:rPr>
+        <w:t xml:space="preserve"> </w:t>
+      </w:r>
+      <w:proofErr w:type="spellStart"/>
+      <w:r>
+        <w:rPr>
+          <w:lang w:val="fr-CH"/>
+        </w:rPr>
+        <w:t>Visartech</w:t>
+      </w:r>
+      <w:proofErr w:type="spellEnd"/>
+      <w:r>
+        <w:rPr>
+          <w:lang w:val="fr-CH"/>
+        </w:rPr>
+        <w:t>,</w:t>
+      </w:r>
+      <w:r>
+        <w:rPr>
+          <w:lang w:val="fr-CH"/>
+        </w:rPr>
+        <w:t xml:space="preserve"> les jeux </w:t>
+      </w:r>
+      <w:proofErr w:type="spellStart"/>
+      <w:r>
+        <w:rPr>
+          <w:lang w:val="fr-CH"/>
+        </w:rPr>
+        <w:t>hypercasuel</w:t>
+      </w:r>
+      <w:proofErr w:type="spellEnd"/>
+      <w:r>
+        <w:rPr>
+          <w:lang w:val="fr-CH"/>
+        </w:rPr>
+        <w:t xml:space="preserve"> ont </w:t>
+      </w:r>
+      <w:r>
+        <w:rPr>
+          <w:lang w:val="fr-CH"/>
+        </w:rPr>
+        <w:t>les attributs suivants</w:t>
+      </w:r>
+      <w:r>
+        <w:rPr>
+          <w:lang w:val="fr-CH"/>
+        </w:rPr>
+        <w:t xml:space="preserve"> : </w:t>
+      </w:r>
+    </w:p>
+    <w:p>
+      <w:pPr>
+        <w:rPr>
+          <w:lang w:val="fr-CH"/>
+        </w:rPr>
+      </w:pPr>
+      <w:r>
+        <w:rPr>
+          <w:lang w:val="fr-CH"/>
+        </w:rPr>
+        <w:t>Mécanique simple</w:t>
+      </w:r>
+      <w:r>
+        <w:rPr>
+          <w:lang w:val="fr-CH"/>
+        </w:rPr>
+        <w:t xml:space="preserve">, </w:t>
+      </w:r>
+      <w:r>
+        <w:rPr>
+          <w:lang w:val="fr-CH"/>
+        </w:rPr>
+        <w:t>g</w:t>
+      </w:r>
+      <w:r>
+        <w:rPr>
+          <w:lang w:val="fr-CH"/>
+        </w:rPr>
+        <w:t>ameplay hautement addictif</w:t>
+      </w:r>
+      <w:r>
+        <w:rPr>
+          <w:lang w:val="fr-CH"/>
+        </w:rPr>
+        <w:t xml:space="preserve">, </w:t>
+      </w:r>
+      <w:r>
+        <w:rPr>
+          <w:lang w:val="fr-CH"/>
+        </w:rPr>
+        <w:t>o</w:t>
+      </w:r>
+      <w:r>
+        <w:rPr>
+          <w:lang w:val="fr-CH"/>
+        </w:rPr>
+        <w:t>bjectif simple</w:t>
+      </w:r>
+      <w:r>
+        <w:rPr>
+          <w:lang w:val="fr-CH"/>
+        </w:rPr>
+        <w:t xml:space="preserve">, </w:t>
+      </w:r>
+      <w:r>
+        <w:rPr>
+          <w:lang w:val="fr-CH"/>
+        </w:rPr>
+        <w:t>s</w:t>
+      </w:r>
+      <w:r>
+        <w:rPr>
+          <w:lang w:val="fr-CH"/>
+        </w:rPr>
+        <w:t>ession de jeux courtes</w:t>
+      </w:r>
+      <w:r>
+        <w:rPr>
+          <w:lang w:val="fr-CH"/>
+        </w:rPr>
+        <w:t xml:space="preserve">, </w:t>
+      </w:r>
+      <w:r>
+        <w:rPr>
+          <w:lang w:val="fr-CH"/>
+        </w:rPr>
+        <w:t>g</w:t>
+      </w:r>
+      <w:r>
+        <w:rPr>
+          <w:lang w:val="fr-CH"/>
+        </w:rPr>
+        <w:t>ameplay instantané</w:t>
+      </w:r>
+      <w:r>
+        <w:rPr>
+          <w:lang w:val="fr-CH"/>
+        </w:rPr>
+        <w:t xml:space="preserve">, </w:t>
+      </w:r>
+      <w:r>
+        <w:rPr>
+          <w:lang w:val="fr-CH"/>
+        </w:rPr>
+        <w:t>p</w:t>
+      </w:r>
+      <w:r>
+        <w:rPr>
+          <w:lang w:val="fr-CH"/>
+        </w:rPr>
+        <w:t>as de scénario</w:t>
+      </w:r>
+      <w:r>
+        <w:rPr>
+          <w:lang w:val="fr-CH"/>
+        </w:rPr>
+        <w:t xml:space="preserve">, </w:t>
+      </w:r>
+      <w:r>
+        <w:rPr>
+          <w:lang w:val="fr-CH"/>
+        </w:rPr>
+        <w:t>m</w:t>
+      </w:r>
+      <w:r>
+        <w:rPr>
+          <w:lang w:val="fr-CH"/>
+        </w:rPr>
+        <w:t>odèle de monétisation simple</w:t>
+      </w:r>
+      <w:r>
+        <w:rPr>
+          <w:lang w:val="fr-CH"/>
+        </w:rPr>
+        <w:t xml:space="preserve">, </w:t>
+      </w:r>
+      <w:r>
+        <w:rPr>
+          <w:lang w:val="fr-CH"/>
+        </w:rPr>
+        <w:t>g</w:t>
+      </w:r>
+      <w:r>
+        <w:rPr>
+          <w:lang w:val="fr-CH"/>
+        </w:rPr>
+        <w:t>ratuit</w:t>
+      </w:r>
+      <w:r>
+        <w:rPr>
+          <w:lang w:val="fr-CH"/>
+        </w:rPr>
+        <w:t xml:space="preserve">, </w:t>
+      </w:r>
+      <w:r>
+        <w:rPr>
+          <w:lang w:val="fr-CH"/>
+        </w:rPr>
+        <w:t>p</w:t>
+      </w:r>
+      <w:r>
+        <w:rPr>
+          <w:lang w:val="fr-CH"/>
+        </w:rPr>
+        <w:t>etite taille (nous parlons ici de quantité de ressources utilisée, mémoire, bytes)</w:t>
+      </w:r>
+    </w:p>
+    <w:p>
+      <w:pPr>
+        <w:rPr>
+          <w:lang w:val="fr-CH"/>
+        </w:rPr>
+      </w:pPr>
+      <w:r>
+        <w:rPr>
+          <w:lang w:val="fr-CH"/>
+        </w:rPr>
+        <w:t>Ces jeux sont donc</w:t>
+      </w:r>
+      <w:r>
+        <w:rPr>
+          <w:lang w:val="fr-CH"/>
+        </w:rPr>
+        <w:t>, selon lui,</w:t>
+      </w:r>
+      <w:r>
+        <w:rPr>
+          <w:lang w:val="fr-CH"/>
+        </w:rPr>
+        <w:t xml:space="preserve"> </w:t>
+      </w:r>
+      <w:r>
+        <w:rPr>
+          <w:lang w:val="fr-CH"/>
+        </w:rPr>
+        <w:t>minimaliste</w:t>
+      </w:r>
+      <w:r>
+        <w:rPr>
+          <w:lang w:val="fr-CH"/>
+        </w:rPr>
+        <w:t xml:space="preserve"> et d’une courte durée.</w:t>
+      </w:r>
+      <w:r>
+        <w:rPr>
+          <w:lang w:val="fr-CH"/>
+        </w:rPr>
+        <w:t xml:space="preserve"> Cet avis en soit ne nous aide pas </w:t>
+      </w:r>
+      <w:r>
+        <w:rPr>
+          <w:lang w:val="fr-CH"/>
+        </w:rPr>
+        <w:t>à</w:t>
+      </w:r>
+      <w:r>
+        <w:rPr>
+          <w:lang w:val="fr-CH"/>
+        </w:rPr>
+        <w:t xml:space="preserve"> faire une réelle démarcation des genres, cependant nous pouvons noter quelques différences par rapport aux avis précédent.</w:t>
+      </w:r>
+      <w:r>
+        <w:rPr>
+          <w:lang w:val="fr-CH"/>
+        </w:rPr>
+        <w:t xml:space="preserve"> </w:t>
+      </w:r>
+    </w:p>
+    <w:p>
+      <w:pPr>
+        <w:rPr>
+          <w:lang w:val="fr-CH"/>
+        </w:rPr>
+      </w:pPr>
+      <w:r>
+        <w:rPr>
+          <w:lang w:val="fr-CH"/>
+        </w:rPr>
+        <w:t>L</w:t>
+      </w:r>
+      <w:r>
+        <w:rPr>
+          <w:lang w:val="fr-CH"/>
+        </w:rPr>
+        <w:t>’aspect addictif qui n’est pas mentionné auparavant</w:t>
+      </w:r>
+      <w:r>
+        <w:rPr>
+          <w:lang w:val="fr-CH"/>
+        </w:rPr>
+        <w:t>, selon moi,</w:t>
+      </w:r>
+      <w:r>
+        <w:rPr>
+          <w:lang w:val="fr-CH"/>
+        </w:rPr>
+        <w:t xml:space="preserve"> dépend </w:t>
+      </w:r>
+      <w:r>
+        <w:rPr>
+          <w:lang w:val="fr-CH"/>
+        </w:rPr>
+        <w:t>de la personnalité des utilisateurs</w:t>
+      </w:r>
+      <w:r>
+        <w:rPr>
+          <w:lang w:val="fr-CH"/>
+        </w:rPr>
+        <w:t>. N</w:t>
+      </w:r>
+      <w:r>
+        <w:rPr>
+          <w:lang w:val="fr-CH"/>
+        </w:rPr>
+        <w:t>ous ne pouvons donc pas utiliser cette caractéristique comme élément de définition</w:t>
+      </w:r>
+      <w:r>
+        <w:rPr>
+          <w:lang w:val="fr-CH"/>
+        </w:rPr>
+        <w:t xml:space="preserve"> à part entière</w:t>
+      </w:r>
+      <w:r>
+        <w:rPr>
+          <w:lang w:val="fr-CH"/>
+        </w:rPr>
+        <w:t xml:space="preserve">. </w:t>
+      </w:r>
+      <w:r>
+        <w:rPr>
+          <w:lang w:val="fr-CH"/>
+        </w:rPr>
+        <w:t xml:space="preserve">Un joueur lambda pourrait passer tout autant de temps sur </w:t>
+      </w:r>
+      <w:proofErr w:type="spellStart"/>
+      <w:r>
+        <w:rPr>
+          <w:lang w:val="fr-CH"/>
+        </w:rPr>
+        <w:t>FlappyBird</w:t>
+      </w:r>
+      <w:proofErr w:type="spellEnd"/>
+      <w:r>
+        <w:rPr>
+          <w:lang w:val="fr-CH"/>
+        </w:rPr>
+        <w:t xml:space="preserve"> qu’il pourrait en passer sur </w:t>
+      </w:r>
+      <w:proofErr w:type="spellStart"/>
+      <w:r>
+        <w:rPr>
+          <w:lang w:val="fr-CH"/>
+        </w:rPr>
+        <w:t>BrawlStars</w:t>
+      </w:r>
+      <w:proofErr w:type="spellEnd"/>
+      <w:r>
+        <w:rPr>
+          <w:lang w:val="fr-CH"/>
+        </w:rPr>
+        <w:t xml:space="preserve"> à</w:t>
+      </w:r>
+      <w:r>
+        <w:rPr>
+          <w:lang w:val="fr-CH"/>
+        </w:rPr>
+        <w:t xml:space="preserve"> vouloir obtenir le score plus haut possible</w:t>
+      </w:r>
+      <w:r>
+        <w:rPr>
+          <w:lang w:val="fr-CH"/>
+        </w:rPr>
+        <w:t xml:space="preserve">. </w:t>
+      </w:r>
+    </w:p>
+    <w:p>
+      <w:pPr>
+        <w:rPr>
+          <w:lang w:val="fr-CH"/>
+        </w:rPr>
+      </w:pPr>
+      <w:r>
+        <w:rPr>
+          <w:lang w:val="fr-CH"/>
+        </w:rPr>
+        <w:t xml:space="preserve">Les objectifs de jeux </w:t>
+      </w:r>
+      <w:r>
+        <w:rPr>
+          <w:lang w:val="fr-CH"/>
+        </w:rPr>
+        <w:t>sont un bon point de comparaison</w:t>
+      </w:r>
+      <w:r>
+        <w:rPr>
+          <w:lang w:val="fr-CH"/>
+        </w:rPr>
+        <w:t xml:space="preserve">. Dans le cas de </w:t>
+      </w:r>
+      <w:proofErr w:type="spellStart"/>
+      <w:r>
+        <w:rPr>
+          <w:lang w:val="fr-CH"/>
+        </w:rPr>
+        <w:t>FlappyBird</w:t>
+      </w:r>
+      <w:proofErr w:type="spellEnd"/>
+      <w:r>
+        <w:rPr>
+          <w:lang w:val="fr-CH"/>
+        </w:rPr>
+        <w:t xml:space="preserve">, le seul objectif du jeu est d’obtenir le score le plus élevé. Tandis que dans </w:t>
+      </w:r>
+      <w:proofErr w:type="spellStart"/>
+      <w:r>
+        <w:rPr>
+          <w:lang w:val="fr-CH"/>
+        </w:rPr>
+        <w:t>BrawlStars</w:t>
+      </w:r>
+      <w:proofErr w:type="spellEnd"/>
+      <w:r>
+        <w:rPr>
+          <w:lang w:val="fr-CH"/>
+        </w:rPr>
+        <w:t xml:space="preserve">, afin de « compléter » le jeu, </w:t>
+      </w:r>
+      <w:proofErr w:type="gramStart"/>
+      <w:r>
+        <w:rPr>
+          <w:lang w:val="fr-CH"/>
+        </w:rPr>
+        <w:t>le joueurs</w:t>
+      </w:r>
+      <w:proofErr w:type="gramEnd"/>
+      <w:r>
+        <w:rPr>
+          <w:lang w:val="fr-CH"/>
+        </w:rPr>
+        <w:t xml:space="preserve"> doit obtenir tous les personnages du jeu, les améliorer via un système d’expériences, débloquer ou acheter tous les éléments d’améliorations, remplir les objectifs journalier, hebdomadaire, mensuel, etc…dans les deux cas les jeux sont pratiquement sans fin. La différence principale réside dans la quantité d’objectifs </w:t>
+      </w:r>
+      <w:r>
+        <w:rPr>
+          <w:lang w:val="fr-CH"/>
+        </w:rPr>
+        <w:t>à effectuer pour le joueur.</w:t>
+      </w:r>
+    </w:p>
+    <w:p>
+      <w:pPr>
+        <w:rPr>
+          <w:lang w:val="fr-CH"/>
+        </w:rPr>
+      </w:pPr>
+      <w:r>
+        <w:rPr>
+          <w:lang w:val="fr-CH"/>
+        </w:rPr>
+        <w:t xml:space="preserve">Le temps d’une session de jeu semble à priori </w:t>
+      </w:r>
+      <w:r>
+        <w:rPr>
+          <w:lang w:val="fr-CH"/>
+        </w:rPr>
+        <w:t>être un bon élément de comparaison, bien que celui-ci dépendra de la facilité de prise en main du jeu par l’utilisateur. (</w:t>
+      </w:r>
+      <w:proofErr w:type="gramStart"/>
+      <w:r>
+        <w:rPr>
+          <w:lang w:val="fr-CH"/>
+        </w:rPr>
+        <w:t>ex.</w:t>
+      </w:r>
+      <w:proofErr w:type="gramEnd"/>
+      <w:r>
+        <w:rPr>
+          <w:lang w:val="fr-CH"/>
+        </w:rPr>
+        <w:t xml:space="preserve"> </w:t>
+      </w:r>
+      <w:proofErr w:type="spellStart"/>
+      <w:r>
+        <w:rPr>
+          <w:lang w:val="fr-CH"/>
+        </w:rPr>
+        <w:t>flappybird</w:t>
+      </w:r>
+      <w:proofErr w:type="spellEnd"/>
+      <w:r>
+        <w:rPr>
+          <w:lang w:val="fr-CH"/>
+        </w:rPr>
+        <w:t>, bon joueur = partie longue).</w:t>
+      </w:r>
+    </w:p>
+    <w:p>
+      <w:pPr>
+        <w:rPr>
+          <w:lang w:val="fr-CH"/>
+        </w:rPr>
+      </w:pPr>
+      <w:r>
+        <w:rPr>
+          <w:lang w:val="fr-CH"/>
+        </w:rPr>
+        <w:t>Gameplay instantané</w:t>
+      </w:r>
+      <w:r>
+        <w:rPr>
+          <w:lang w:val="fr-CH"/>
+        </w:rPr>
+        <w:t xml:space="preserve">, ce point est utilisable pour définir les genres car dans un jeux </w:t>
+      </w:r>
+      <w:proofErr w:type="spellStart"/>
+      <w:r>
+        <w:rPr>
+          <w:lang w:val="fr-CH"/>
+        </w:rPr>
+        <w:t>hypercasuel</w:t>
+      </w:r>
+      <w:proofErr w:type="spellEnd"/>
+      <w:r>
+        <w:rPr>
+          <w:lang w:val="fr-CH"/>
+        </w:rPr>
+        <w:t xml:space="preserve"> </w:t>
+      </w:r>
+      <w:proofErr w:type="gramStart"/>
+      <w:r>
+        <w:rPr>
+          <w:lang w:val="fr-CH"/>
+        </w:rPr>
+        <w:t>( comme</w:t>
+      </w:r>
+      <w:proofErr w:type="gramEnd"/>
+      <w:r>
+        <w:rPr>
+          <w:lang w:val="fr-CH"/>
+        </w:rPr>
+        <w:t xml:space="preserve"> </w:t>
+      </w:r>
+      <w:proofErr w:type="spellStart"/>
+      <w:r>
+        <w:rPr>
+          <w:lang w:val="fr-CH"/>
+        </w:rPr>
+        <w:t>flappybird</w:t>
+      </w:r>
+      <w:proofErr w:type="spellEnd"/>
+      <w:r>
+        <w:rPr>
+          <w:lang w:val="fr-CH"/>
+        </w:rPr>
+        <w:t xml:space="preserve">), il y a pas de de sélections a faire. L’application s’ouvre, on lance le jeu et c’est tout. Tandis que sur un jeux Casuel tel que </w:t>
+      </w:r>
+      <w:proofErr w:type="spellStart"/>
+      <w:r>
+        <w:rPr>
+          <w:lang w:val="fr-CH"/>
+        </w:rPr>
+        <w:t>BrawlStars</w:t>
+      </w:r>
+      <w:proofErr w:type="spellEnd"/>
+      <w:r>
+        <w:rPr>
+          <w:lang w:val="fr-CH"/>
+        </w:rPr>
+        <w:t xml:space="preserve">, il y a de multiples éléments </w:t>
+      </w:r>
+      <w:proofErr w:type="gramStart"/>
+      <w:r>
+        <w:rPr>
+          <w:lang w:val="fr-CH"/>
+        </w:rPr>
+        <w:t>a</w:t>
+      </w:r>
+      <w:proofErr w:type="gramEnd"/>
+      <w:r>
+        <w:rPr>
+          <w:lang w:val="fr-CH"/>
+        </w:rPr>
+        <w:t xml:space="preserve"> prendre en compte avant même que la partie se lance (type de partie</w:t>
+      </w:r>
+      <w:r>
+        <w:rPr>
+          <w:lang w:val="fr-CH"/>
+        </w:rPr>
+        <w:t xml:space="preserve"> (solo, groupe, multi), personnage </w:t>
+      </w:r>
+      <w:proofErr w:type="spellStart"/>
+      <w:r>
+        <w:rPr>
+          <w:lang w:val="fr-CH"/>
+        </w:rPr>
+        <w:t>selectionné</w:t>
+      </w:r>
+      <w:proofErr w:type="spellEnd"/>
+      <w:r>
+        <w:rPr>
+          <w:lang w:val="fr-CH"/>
+        </w:rPr>
+        <w:t xml:space="preserve">, attributs de personnages, mission à effectuer, </w:t>
+      </w:r>
+      <w:proofErr w:type="spellStart"/>
+      <w:r>
+        <w:rPr>
+          <w:lang w:val="fr-CH"/>
+        </w:rPr>
+        <w:t>pass</w:t>
+      </w:r>
+      <w:proofErr w:type="spellEnd"/>
+      <w:r>
+        <w:rPr>
+          <w:lang w:val="fr-CH"/>
+        </w:rPr>
+        <w:t xml:space="preserve"> saisonnier, </w:t>
+      </w:r>
+      <w:proofErr w:type="spellStart"/>
+      <w:r>
+        <w:rPr>
+          <w:lang w:val="fr-CH"/>
+        </w:rPr>
+        <w:t>etc</w:t>
+      </w:r>
+      <w:proofErr w:type="spellEnd"/>
+      <w:r>
+        <w:rPr>
+          <w:lang w:val="fr-CH"/>
+        </w:rPr>
+        <w:t>).</w:t>
+      </w:r>
+    </w:p>
+    <w:p>
+      <w:pPr>
+        <w:rPr>
+          <w:lang w:val="fr-CH"/>
+        </w:rPr>
+      </w:pPr>
+      <w:r>
+        <w:rPr>
+          <w:lang w:val="fr-CH"/>
+        </w:rPr>
+        <w:t>Pas de scénario</w:t>
+      </w:r>
+      <w:r>
+        <w:rPr>
+          <w:lang w:val="fr-CH"/>
+        </w:rPr>
+        <w:t xml:space="preserve">, bien que cette </w:t>
+      </w:r>
+      <w:proofErr w:type="spellStart"/>
+      <w:r>
+        <w:rPr>
+          <w:lang w:val="fr-CH"/>
+        </w:rPr>
+        <w:t>rêgle</w:t>
+      </w:r>
+      <w:proofErr w:type="spellEnd"/>
+      <w:r>
+        <w:rPr>
+          <w:lang w:val="fr-CH"/>
+        </w:rPr>
+        <w:t xml:space="preserve"> puisse avoir des contre exemples, dans le cas de nos deux jeux, l’élément scénaristique du jeu est </w:t>
+      </w:r>
+      <w:proofErr w:type="gramStart"/>
+      <w:r>
+        <w:rPr>
+          <w:lang w:val="fr-CH"/>
+        </w:rPr>
+        <w:t>un bon éléments</w:t>
+      </w:r>
+      <w:proofErr w:type="gramEnd"/>
+      <w:r>
+        <w:rPr>
+          <w:lang w:val="fr-CH"/>
+        </w:rPr>
+        <w:t xml:space="preserve"> de comparaison. Pour </w:t>
+      </w:r>
+      <w:proofErr w:type="spellStart"/>
+      <w:r>
+        <w:rPr>
+          <w:lang w:val="fr-CH"/>
+        </w:rPr>
+        <w:t>FlappyBird</w:t>
+      </w:r>
+      <w:proofErr w:type="spellEnd"/>
+      <w:r>
+        <w:rPr>
+          <w:lang w:val="fr-CH"/>
+        </w:rPr>
+        <w:t xml:space="preserve">, il n’y en a pas, personne ne sait vraiment pourquoi ce pauvre volatile qui peine </w:t>
+      </w:r>
+      <w:proofErr w:type="gramStart"/>
+      <w:r>
+        <w:rPr>
+          <w:lang w:val="fr-CH"/>
+        </w:rPr>
+        <w:t>a</w:t>
+      </w:r>
+      <w:proofErr w:type="gramEnd"/>
+      <w:r>
+        <w:rPr>
+          <w:lang w:val="fr-CH"/>
+        </w:rPr>
+        <w:t xml:space="preserve"> battre des ailes se retrouve a devoir </w:t>
+      </w:r>
+      <w:proofErr w:type="spellStart"/>
+      <w:r>
+        <w:rPr>
+          <w:lang w:val="fr-CH"/>
+        </w:rPr>
+        <w:t>survoller</w:t>
+      </w:r>
+      <w:proofErr w:type="spellEnd"/>
+      <w:r>
+        <w:rPr>
+          <w:lang w:val="fr-CH"/>
+        </w:rPr>
+        <w:t xml:space="preserve"> avec grande peine des tuyaux tout droit sorti de l’</w:t>
+      </w:r>
+      <w:proofErr w:type="spellStart"/>
+      <w:r>
+        <w:rPr>
+          <w:lang w:val="fr-CH"/>
+        </w:rPr>
+        <w:t>unvers</w:t>
+      </w:r>
+      <w:proofErr w:type="spellEnd"/>
+      <w:r>
+        <w:rPr>
+          <w:lang w:val="fr-CH"/>
+        </w:rPr>
+        <w:t xml:space="preserve"> de Mario. Tandis que dans le cas de </w:t>
+      </w:r>
+      <w:proofErr w:type="spellStart"/>
+      <w:r>
+        <w:rPr>
+          <w:lang w:val="fr-CH"/>
+        </w:rPr>
+        <w:t>brawlstars</w:t>
+      </w:r>
+      <w:proofErr w:type="spellEnd"/>
+      <w:r>
+        <w:rPr>
+          <w:lang w:val="fr-CH"/>
+        </w:rPr>
+        <w:t>, nous ne pouvons pas vraiment parler de scénario mais il y a quand même un aspect scénaristique au jeu. Chaque personnage à son histoire, une raison d’exister, des références culturelles dont ils sont issus.</w:t>
+      </w:r>
+    </w:p>
+    <w:p>
+      <w:pPr>
+        <w:rPr>
           <w:lang w:val="fr-CH"/>
         </w:rPr>
       </w:pPr>
@@ -2790,189 +3927,20 @@
           <w:lang w:val="fr-CH"/>
         </w:rPr>
         <w:lastRenderedPageBreak/>
-        <w:t>Puis enfin, s</w:t>
-      </w:r>
-      <w:r>
-        <w:rPr>
-          <w:lang w:val="fr-CH"/>
-        </w:rPr>
-        <w:t>elon Max Sokolov</w:t>
-      </w:r>
-      <w:r>
-        <w:rPr>
-          <w:lang w:val="fr-CH"/>
-        </w:rPr>
-        <w:t xml:space="preserve">, un </w:t>
-      </w:r>
-      <w:proofErr w:type="spellStart"/>
-      <w:r>
-        <w:rPr>
-          <w:lang w:val="fr-CH"/>
-        </w:rPr>
-        <w:t>game</w:t>
-      </w:r>
-      <w:proofErr w:type="spellEnd"/>
-      <w:r>
-        <w:rPr>
-          <w:lang w:val="fr-CH"/>
-        </w:rPr>
-        <w:t xml:space="preserve"> designer, sur le site </w:t>
-      </w:r>
-      <w:proofErr w:type="spellStart"/>
-      <w:r>
-        <w:rPr>
-          <w:lang w:val="fr-CH"/>
-        </w:rPr>
-        <w:t>Visartech</w:t>
-      </w:r>
-      <w:proofErr w:type="spellEnd"/>
-      <w:r>
-        <w:rPr>
-          <w:lang w:val="fr-CH"/>
-        </w:rPr>
-        <w:t xml:space="preserve">, les jeux </w:t>
-      </w:r>
-      <w:proofErr w:type="spellStart"/>
-      <w:r>
-        <w:rPr>
-          <w:lang w:val="fr-CH"/>
-        </w:rPr>
-        <w:t>hypercasuel</w:t>
-      </w:r>
-      <w:proofErr w:type="spellEnd"/>
-      <w:r>
-        <w:rPr>
-          <w:lang w:val="fr-CH"/>
-        </w:rPr>
-        <w:t xml:space="preserve"> ont les attributs suivant : </w:t>
-      </w:r>
-    </w:p>
-    <w:p>
-      <w:pPr>
-        <w:rPr>
-          <w:lang w:val="fr-CH"/>
-        </w:rPr>
-      </w:pPr>
-      <w:r>
-        <w:rPr>
-          <w:lang w:val="fr-CH"/>
-        </w:rPr>
-        <w:t>Mécanique simple</w:t>
-      </w:r>
-      <w:r>
-        <w:rPr>
-          <w:lang w:val="fr-CH"/>
-        </w:rPr>
-        <w:t xml:space="preserve">, </w:t>
-      </w:r>
-      <w:r>
-        <w:rPr>
-          <w:lang w:val="fr-CH"/>
-        </w:rPr>
-        <w:t>Gameplay hautement addictif</w:t>
-      </w:r>
-      <w:r>
-        <w:rPr>
-          <w:lang w:val="fr-CH"/>
-        </w:rPr>
-        <w:t xml:space="preserve">, </w:t>
-      </w:r>
-      <w:r>
-        <w:rPr>
-          <w:lang w:val="fr-CH"/>
-        </w:rPr>
-        <w:t>Objectif simple</w:t>
-      </w:r>
-      <w:r>
-        <w:rPr>
-          <w:lang w:val="fr-CH"/>
-        </w:rPr>
-        <w:t xml:space="preserve">, </w:t>
-      </w:r>
-      <w:r>
-        <w:rPr>
-          <w:lang w:val="fr-CH"/>
-        </w:rPr>
-        <w:t>Session de jeux courtes</w:t>
-      </w:r>
-      <w:r>
-        <w:rPr>
-          <w:lang w:val="fr-CH"/>
-        </w:rPr>
-        <w:t xml:space="preserve">, </w:t>
-      </w:r>
-      <w:r>
-        <w:rPr>
-          <w:lang w:val="fr-CH"/>
-        </w:rPr>
-        <w:t>Gameplay instantané</w:t>
-      </w:r>
-      <w:r>
-        <w:rPr>
-          <w:lang w:val="fr-CH"/>
-        </w:rPr>
-        <w:t xml:space="preserve">, </w:t>
-      </w:r>
-      <w:r>
-        <w:rPr>
-          <w:lang w:val="fr-CH"/>
-        </w:rPr>
-        <w:t>Pas de scénario</w:t>
-      </w:r>
-      <w:r>
-        <w:rPr>
-          <w:lang w:val="fr-CH"/>
-        </w:rPr>
-        <w:t xml:space="preserve">, </w:t>
-      </w:r>
-      <w:r>
-        <w:rPr>
-          <w:lang w:val="fr-CH"/>
-        </w:rPr>
-        <w:t>Modèle de monétisation simple</w:t>
-      </w:r>
-      <w:r>
-        <w:rPr>
-          <w:lang w:val="fr-CH"/>
-        </w:rPr>
-        <w:t xml:space="preserve">, </w:t>
-      </w:r>
-      <w:r>
-        <w:rPr>
-          <w:lang w:val="fr-CH"/>
-        </w:rPr>
-        <w:t>Gratuit</w:t>
-      </w:r>
-      <w:r>
-        <w:rPr>
-          <w:lang w:val="fr-CH"/>
-        </w:rPr>
-        <w:t xml:space="preserve">, </w:t>
-      </w:r>
-      <w:r>
-        <w:rPr>
-          <w:lang w:val="fr-CH"/>
-        </w:rPr>
-        <w:t>Petite taille (nous parlons ici de quantité de ressources utilisée, mémoire, bytes)</w:t>
-      </w:r>
-    </w:p>
-    <w:p>
-      <w:pPr>
-        <w:rPr>
-          <w:lang w:val="fr-CH"/>
-        </w:rPr>
-      </w:pPr>
-      <w:r>
-        <w:rPr>
-          <w:lang w:val="fr-CH"/>
-        </w:rPr>
-        <w:t xml:space="preserve">//TODO : </w:t>
-      </w:r>
-      <w:r>
-        <w:rPr>
-          <w:lang w:val="fr-CH"/>
-        </w:rPr>
-        <w:t xml:space="preserve">Faire un </w:t>
+        <w:t>Petite taille</w:t>
+      </w:r>
+    </w:p>
+    <w:p>
+      <w:pPr>
+        <w:rPr>
+          <w:lang w:val="fr-CH"/>
+        </w:rPr>
+      </w:pPr>
+      <w:r>
+        <w:rPr>
+          <w:lang w:val="fr-CH"/>
+        </w:rPr>
+        <w:t xml:space="preserve">//TODO : Faire un </w:t>
       </w:r>
       <w:proofErr w:type="spellStart"/>
       <w:r>

--- a/4200.1 - Travail_Comparatif/Travail Comparatif.docx
+++ b/4200.1 - Travail_Comparatif/Travail Comparatif.docx
@@ -45,7 +45,7 @@
                     </pic:cNvPicPr>
                   </pic:nvPicPr>
                   <pic:blipFill>
-                    <a:blip r:embed="rId6" cstate="print">
+                    <a:blip r:embed="rId8" cstate="print">
                       <a:extLst>
                         <a:ext uri="{28A0092B-C50C-407E-A947-70E740481C1C}">
                           <a14:useLocalDpi xmlns:a14="http://schemas.microsoft.com/office/drawing/2010/main" val="0"/>
@@ -105,7 +105,7 @@
                     </pic:cNvPicPr>
                   </pic:nvPicPr>
                   <pic:blipFill>
-                    <a:blip r:embed="rId7" cstate="print">
+                    <a:blip r:embed="rId9" cstate="print">
                       <a:extLst>
                         <a:ext uri="{28A0092B-C50C-407E-A947-70E740481C1C}">
                           <a14:useLocalDpi xmlns:a14="http://schemas.microsoft.com/office/drawing/2010/main" val="0"/>
@@ -575,7 +575,7 @@
           <w:r>
             <w:fldChar w:fldCharType="separate"/>
           </w:r>
-          <w:hyperlink w:anchor="_Toc93954808" w:history="1">
+          <w:hyperlink w:anchor="_Toc93958354" w:history="1">
             <w:r>
               <w:rPr>
                 <w:rStyle w:val="Hyperlink"/>
@@ -602,7 +602,7 @@
                 <w:noProof/>
                 <w:webHidden/>
               </w:rPr>
-              <w:instrText xml:space="preserve"> PAGEREF _Toc93954808 \h </w:instrText>
+              <w:instrText xml:space="preserve"> PAGEREF _Toc93958354 \h </w:instrText>
             </w:r>
             <w:r>
               <w:rPr>
@@ -646,7 +646,7 @@
               <w:lang w:val="en-CH" w:eastAsia="en-CH"/>
             </w:rPr>
           </w:pPr>
-          <w:hyperlink w:anchor="_Toc93954809" w:history="1">
+          <w:hyperlink w:anchor="_Toc93958355" w:history="1">
             <w:r>
               <w:rPr>
                 <w:rStyle w:val="Hyperlink"/>
@@ -673,7 +673,7 @@
                 <w:noProof/>
                 <w:webHidden/>
               </w:rPr>
-              <w:instrText xml:space="preserve"> PAGEREF _Toc93954809 \h </w:instrText>
+              <w:instrText xml:space="preserve"> PAGEREF _Toc93958355 \h </w:instrText>
             </w:r>
             <w:r>
               <w:rPr>
@@ -717,7 +717,7 @@
               <w:lang w:val="en-CH" w:eastAsia="en-CH"/>
             </w:rPr>
           </w:pPr>
-          <w:hyperlink w:anchor="_Toc93954810" w:history="1">
+          <w:hyperlink w:anchor="_Toc93958356" w:history="1">
             <w:r>
               <w:rPr>
                 <w:rStyle w:val="Hyperlink"/>
@@ -744,7 +744,7 @@
                 <w:noProof/>
                 <w:webHidden/>
               </w:rPr>
-              <w:instrText xml:space="preserve"> PAGEREF _Toc93954810 \h </w:instrText>
+              <w:instrText xml:space="preserve"> PAGEREF _Toc93958356 \h </w:instrText>
             </w:r>
             <w:r>
               <w:rPr>
@@ -788,7 +788,7 @@
               <w:lang w:val="en-CH" w:eastAsia="en-CH"/>
             </w:rPr>
           </w:pPr>
-          <w:hyperlink w:anchor="_Toc93954811" w:history="1">
+          <w:hyperlink w:anchor="_Toc93958357" w:history="1">
             <w:r>
               <w:rPr>
                 <w:rStyle w:val="Hyperlink"/>
@@ -815,7 +815,7 @@
                 <w:noProof/>
                 <w:webHidden/>
               </w:rPr>
-              <w:instrText xml:space="preserve"> PAGEREF _Toc93954811 \h </w:instrText>
+              <w:instrText xml:space="preserve"> PAGEREF _Toc93958357 \h </w:instrText>
             </w:r>
             <w:r>
               <w:rPr>
@@ -859,7 +859,7 @@
               <w:lang w:val="en-CH" w:eastAsia="en-CH"/>
             </w:rPr>
           </w:pPr>
-          <w:hyperlink w:anchor="_Toc93954812" w:history="1">
+          <w:hyperlink w:anchor="_Toc93958358" w:history="1">
             <w:r>
               <w:rPr>
                 <w:rStyle w:val="Hyperlink"/>
@@ -886,7 +886,7 @@
                 <w:noProof/>
                 <w:webHidden/>
               </w:rPr>
-              <w:instrText xml:space="preserve"> PAGEREF _Toc93954812 \h </w:instrText>
+              <w:instrText xml:space="preserve"> PAGEREF _Toc93958358 \h </w:instrText>
             </w:r>
             <w:r>
               <w:rPr>
@@ -930,7 +930,7 @@
               <w:lang w:val="en-CH" w:eastAsia="en-CH"/>
             </w:rPr>
           </w:pPr>
-          <w:hyperlink w:anchor="_Toc93954813" w:history="1">
+          <w:hyperlink w:anchor="_Toc93958359" w:history="1">
             <w:r>
               <w:rPr>
                 <w:rStyle w:val="Hyperlink"/>
@@ -957,7 +957,7 @@
                 <w:noProof/>
                 <w:webHidden/>
               </w:rPr>
-              <w:instrText xml:space="preserve"> PAGEREF _Toc93954813 \h </w:instrText>
+              <w:instrText xml:space="preserve"> PAGEREF _Toc93958359 \h </w:instrText>
             </w:r>
             <w:r>
               <w:rPr>
@@ -1001,7 +1001,7 @@
               <w:lang w:val="en-CH" w:eastAsia="en-CH"/>
             </w:rPr>
           </w:pPr>
-          <w:hyperlink w:anchor="_Toc93954814" w:history="1">
+          <w:hyperlink w:anchor="_Toc93958360" w:history="1">
             <w:r>
               <w:rPr>
                 <w:rStyle w:val="Hyperlink"/>
@@ -1028,7 +1028,7 @@
                 <w:noProof/>
                 <w:webHidden/>
               </w:rPr>
-              <w:instrText xml:space="preserve"> PAGEREF _Toc93954814 \h </w:instrText>
+              <w:instrText xml:space="preserve"> PAGEREF _Toc93958360 \h </w:instrText>
             </w:r>
             <w:r>
               <w:rPr>
@@ -1072,7 +1072,7 @@
               <w:lang w:val="en-CH" w:eastAsia="en-CH"/>
             </w:rPr>
           </w:pPr>
-          <w:hyperlink w:anchor="_Toc93954815" w:history="1">
+          <w:hyperlink w:anchor="_Toc93958361" w:history="1">
             <w:r>
               <w:rPr>
                 <w:rStyle w:val="Hyperlink"/>
@@ -1099,7 +1099,7 @@
                 <w:noProof/>
                 <w:webHidden/>
               </w:rPr>
-              <w:instrText xml:space="preserve"> PAGEREF _Toc93954815 \h </w:instrText>
+              <w:instrText xml:space="preserve"> PAGEREF _Toc93958361 \h </w:instrText>
             </w:r>
             <w:r>
               <w:rPr>
@@ -1168,7 +1168,7 @@
           <w:lang w:val="fr-CH"/>
         </w:rPr>
       </w:pPr>
-      <w:bookmarkStart w:id="2" w:name="_Toc93954808"/>
+      <w:bookmarkStart w:id="2" w:name="_Toc93958354"/>
       <w:r>
         <w:lastRenderedPageBreak/>
         <w:t xml:space="preserve">Evaluation de la </w:t>
@@ -1226,7 +1226,31 @@
         <w:rPr>
           <w:lang w:val="fr-CH"/>
         </w:rPr>
-        <w:t xml:space="preserve"> fait évidemment échos à la mobilité, de ce fait nous pourrions catégoriser comme « jeux vidéo mobile » tous jeux pouvant être joué sans que l’utilisateur </w:t>
+        <w:t xml:space="preserve"> fait évidemment échos à la mobilité, de ce fait nous pourrions catégoriser </w:t>
+      </w:r>
+      <w:r>
+        <w:rPr>
+          <w:lang w:val="fr-CH"/>
+        </w:rPr>
+        <w:t>comme jeu</w:t>
+      </w:r>
+      <w:r>
+        <w:rPr>
+          <w:lang w:val="fr-CH"/>
+        </w:rPr>
+        <w:t xml:space="preserve"> vidéo </w:t>
+      </w:r>
+      <w:r>
+        <w:rPr>
+          <w:lang w:val="fr-CH"/>
+        </w:rPr>
+        <w:t>mobile tous</w:t>
+      </w:r>
+      <w:r>
+        <w:rPr>
+          <w:lang w:val="fr-CH"/>
+        </w:rPr>
+        <w:t xml:space="preserve"> jeux pouvant être joué sans que l’utilisateur </w:t>
       </w:r>
       <w:r>
         <w:rPr>
@@ -1399,7 +1423,13 @@
         <w:rPr>
           <w:lang w:val="fr-CH"/>
         </w:rPr>
-        <w:t xml:space="preserve">le terme « Mobile </w:t>
+        <w:t>le terme «</w:t>
+      </w:r>
+      <w:r>
+        <w:rPr>
+          <w:lang w:val="fr-CH"/>
+        </w:rPr>
+        <w:t xml:space="preserve"> Mobile </w:t>
       </w:r>
       <w:proofErr w:type="spellStart"/>
       <w:r>
@@ -1413,7 +1443,13 @@
         <w:rPr>
           <w:lang w:val="fr-CH"/>
         </w:rPr>
-        <w:t> » fait référence, en premier lieux</w:t>
+        <w:t> </w:t>
+      </w:r>
+      <w:r>
+        <w:rPr>
+          <w:lang w:val="fr-CH"/>
+        </w:rPr>
+        <w:t>» fait référence, en premier lieux</w:t>
       </w:r>
       <w:r>
         <w:rPr>
@@ -1693,6 +1729,8 @@
       <w:proofErr w:type="spellStart"/>
       <w:r>
         <w:rPr>
+          <w:i/>
+          <w:iCs/>
           <w:lang w:val="fr-CH"/>
         </w:rPr>
         <w:t>game</w:t>
@@ -1700,6 +1738,8 @@
       <w:proofErr w:type="spellEnd"/>
       <w:r>
         <w:rPr>
+          <w:i/>
+          <w:iCs/>
           <w:lang w:val="fr-CH"/>
         </w:rPr>
         <w:t xml:space="preserve"> design</w:t>
@@ -1876,12 +1916,24 @@
         <w:rPr>
           <w:lang w:val="fr-CH"/>
         </w:rPr>
+        <w:t>« </w:t>
+      </w:r>
+      <w:r>
+        <w:rPr>
+          <w:lang w:val="fr-CH"/>
+        </w:rPr>
         <w:t>Casual</w:t>
       </w:r>
       <w:r>
         <w:rPr>
           <w:lang w:val="fr-CH"/>
         </w:rPr>
+        <w:t> »</w:t>
+      </w:r>
+      <w:r>
+        <w:rPr>
+          <w:lang w:val="fr-CH"/>
+        </w:rPr>
         <w:t xml:space="preserve"> peu</w:t>
       </w:r>
       <w:r>
@@ -1900,7 +1952,55 @@
         <w:rPr>
           <w:lang w:val="fr-CH"/>
         </w:rPr>
-        <w:t>traduit en français comme « Décontracté », « Temporaire », « Intermittent », ou encore « Relax »</w:t>
+        <w:t xml:space="preserve">traduit en français comme </w:t>
+      </w:r>
+      <w:r>
+        <w:rPr>
+          <w:lang w:val="fr-CH"/>
+        </w:rPr>
+        <w:t>d</w:t>
+      </w:r>
+      <w:r>
+        <w:rPr>
+          <w:lang w:val="fr-CH"/>
+        </w:rPr>
+        <w:t xml:space="preserve">écontracté, </w:t>
+      </w:r>
+      <w:r>
+        <w:rPr>
+          <w:lang w:val="fr-CH"/>
+        </w:rPr>
+        <w:t>t</w:t>
+      </w:r>
+      <w:r>
+        <w:rPr>
+          <w:lang w:val="fr-CH"/>
+        </w:rPr>
+        <w:t>emporaire,</w:t>
+      </w:r>
+      <w:r>
+        <w:rPr>
+          <w:lang w:val="fr-CH"/>
+        </w:rPr>
+        <w:t xml:space="preserve"> i</w:t>
+      </w:r>
+      <w:r>
+        <w:rPr>
+          <w:lang w:val="fr-CH"/>
+        </w:rPr>
+        <w:t xml:space="preserve">ntermittent, ou encore </w:t>
+      </w:r>
+      <w:r>
+        <w:rPr>
+          <w:lang w:val="fr-CH"/>
+        </w:rPr>
+        <w:t>r</w:t>
+      </w:r>
+      <w:r>
+        <w:rPr>
+          <w:lang w:val="fr-CH"/>
+        </w:rPr>
+        <w:t>elax</w:t>
       </w:r>
       <w:r>
         <w:rPr>
@@ -1936,7 +2036,43 @@
         <w:rPr>
           <w:lang w:val="fr-CH"/>
         </w:rPr>
-        <w:t xml:space="preserve"> les jeux « Casual » ou « Hyper-Casual » </w:t>
+        <w:t xml:space="preserve"> les jeux </w:t>
+      </w:r>
+      <w:r>
+        <w:rPr>
+          <w:lang w:val="fr-CH"/>
+        </w:rPr>
+        <w:t>« </w:t>
+      </w:r>
+      <w:r>
+        <w:rPr>
+          <w:lang w:val="fr-CH"/>
+        </w:rPr>
+        <w:t>Casual</w:t>
+      </w:r>
+      <w:r>
+        <w:rPr>
+          <w:lang w:val="fr-CH"/>
+        </w:rPr>
+        <w:t> »</w:t>
+      </w:r>
+      <w:r>
+        <w:rPr>
+          <w:lang w:val="fr-CH"/>
+        </w:rPr>
+        <w:t xml:space="preserve"> ou </w:t>
+      </w:r>
+      <w:r>
+        <w:rPr>
+          <w:lang w:val="fr-CH"/>
+        </w:rPr>
+        <w:t>« </w:t>
+      </w:r>
+      <w:r>
+        <w:rPr>
+          <w:lang w:val="fr-CH"/>
+        </w:rPr>
+        <w:t xml:space="preserve">Hyper-Casual » </w:t>
       </w:r>
       <w:r>
         <w:rPr>
@@ -2053,6 +2189,12 @@
         </w:rPr>
         <w:t xml:space="preserve">Le but de ce travail comparatif sera d’évaluer, de comparer et de définir, dans la mesure du possible, une règle permettant de différencier les jeux casuels des jeux </w:t>
       </w:r>
+      <w:r>
+        <w:rPr>
+          <w:lang w:val="fr-CH"/>
+        </w:rPr>
+        <w:t>« </w:t>
+      </w:r>
       <w:proofErr w:type="spellStart"/>
       <w:r>
         <w:rPr>
@@ -2065,6 +2207,12 @@
         <w:rPr>
           <w:lang w:val="fr-CH"/>
         </w:rPr>
+        <w:t> »</w:t>
+      </w:r>
+      <w:r>
+        <w:rPr>
+          <w:lang w:val="fr-CH"/>
+        </w:rPr>
         <w:t>. Les jeux que nous utiliserons comme référence sont</w:t>
       </w:r>
       <w:r>
@@ -2073,6 +2221,12 @@
         </w:rPr>
         <w:t xml:space="preserve"> </w:t>
       </w:r>
+      <w:r>
+        <w:rPr>
+          <w:lang w:val="fr-CH"/>
+        </w:rPr>
+        <w:t>« </w:t>
+      </w:r>
       <w:proofErr w:type="spellStart"/>
       <w:r>
         <w:rPr>
@@ -2085,6 +2239,12 @@
         <w:rPr>
           <w:lang w:val="fr-CH"/>
         </w:rPr>
+        <w:t> »</w:t>
+      </w:r>
+      <w:r>
+        <w:rPr>
+          <w:lang w:val="fr-CH"/>
+        </w:rPr>
         <w:t>,</w:t>
       </w:r>
       <w:r>
@@ -2153,6 +2313,12 @@
         </w:rPr>
         <w:t xml:space="preserve"> </w:t>
       </w:r>
+      <w:r>
+        <w:rPr>
+          <w:lang w:val="fr-CH"/>
+        </w:rPr>
+        <w:t>« </w:t>
+      </w:r>
       <w:proofErr w:type="spellStart"/>
       <w:r>
         <w:rPr>
@@ -2165,6 +2331,12 @@
         <w:rPr>
           <w:lang w:val="fr-CH"/>
         </w:rPr>
+        <w:t> »</w:t>
+      </w:r>
+      <w:r>
+        <w:rPr>
+          <w:lang w:val="fr-CH"/>
+        </w:rPr>
         <w:t xml:space="preserve"> </w:t>
       </w:r>
       <w:r>
@@ -2197,10 +2369,27 @@
     </w:p>
     <w:p>
       <w:pPr>
+        <w:spacing w:after="160" w:line="259" w:lineRule="auto"/>
+        <w:ind w:firstLine="0"/>
+        <w:jc w:val="left"/>
+        <w:rPr>
+          <w:lang w:val="fr-CH"/>
+        </w:rPr>
+      </w:pPr>
+      <w:r>
+        <w:rPr>
+          <w:lang w:val="fr-CH"/>
+        </w:rPr>
+        <w:br w:type="page"/>
+      </w:r>
+    </w:p>
+    <w:p>
+      <w:pPr>
         <w:pStyle w:val="Heading1"/>
       </w:pPr>
-      <w:bookmarkStart w:id="4" w:name="_Toc93954809"/>
-      <w:r>
+      <w:bookmarkStart w:id="4" w:name="_Toc93958355"/>
+      <w:r>
+        <w:lastRenderedPageBreak/>
         <w:t>Identification des théories initiales :</w:t>
       </w:r>
       <w:bookmarkStart w:id="5" w:name="_Hlk93833169"/>
@@ -2731,34 +2920,199 @@
         <w:rPr>
           <w:lang w:val="fr-CH"/>
         </w:rPr>
+        <w:t xml:space="preserve"> exclure l’aspect </w:t>
+      </w:r>
+      <w:r>
+        <w:rPr>
+          <w:lang w:val="fr-CH"/>
+        </w:rPr>
+        <w:t>commercial</w:t>
+      </w:r>
+      <w:r>
+        <w:rPr>
+          <w:lang w:val="fr-CH"/>
+        </w:rPr>
+        <w:t xml:space="preserve"> nous permettra de nous concentrer sur une approche purement technique du sujet</w:t>
+      </w:r>
+      <w:r>
+        <w:rPr>
+          <w:lang w:val="fr-CH"/>
+        </w:rPr>
+        <w:t>.</w:t>
+      </w:r>
+      <w:bookmarkEnd w:id="5"/>
+    </w:p>
+    <w:p>
+      <w:pPr>
+        <w:rPr>
+          <w:lang w:val="fr-CH"/>
+        </w:rPr>
+      </w:pPr>
+      <w:r>
+        <w:rPr>
+          <w:lang w:val="fr-CH"/>
+        </w:rPr>
+        <w:t>Il y a évidemment d’autres aspects</w:t>
+      </w:r>
+      <w:r>
+        <w:rPr>
+          <w:lang w:val="fr-CH"/>
+        </w:rPr>
+        <w:t xml:space="preserve"> techniques,</w:t>
+      </w:r>
+      <w:r>
+        <w:rPr>
+          <w:lang w:val="fr-CH"/>
+        </w:rPr>
+        <w:t xml:space="preserve"> inhérents au </w:t>
+      </w:r>
+      <w:proofErr w:type="spellStart"/>
+      <w:r>
+        <w:rPr>
+          <w:lang w:val="fr-CH"/>
+        </w:rPr>
+        <w:t>game</w:t>
+      </w:r>
+      <w:proofErr w:type="spellEnd"/>
+      <w:r>
+        <w:rPr>
+          <w:lang w:val="fr-CH"/>
+        </w:rPr>
+        <w:t xml:space="preserve"> design</w:t>
+      </w:r>
+      <w:r>
+        <w:rPr>
+          <w:lang w:val="fr-CH"/>
+        </w:rPr>
+        <w:t>,</w:t>
+      </w:r>
+      <w:r>
+        <w:rPr>
+          <w:lang w:val="fr-CH"/>
+        </w:rPr>
+        <w:t xml:space="preserve"> que nous allons</w:t>
+      </w:r>
+      <w:r>
+        <w:rPr>
+          <w:lang w:val="fr-CH"/>
+        </w:rPr>
+        <w:t xml:space="preserve"> devoir</w:t>
+      </w:r>
+      <w:r>
+        <w:rPr>
+          <w:lang w:val="fr-CH"/>
+        </w:rPr>
+        <w:t xml:space="preserve"> omettre. </w:t>
+      </w:r>
+      <w:r>
+        <w:rPr>
+          <w:lang w:val="fr-CH"/>
+        </w:rPr>
+        <w:t>L</w:t>
+      </w:r>
+      <w:r>
+        <w:rPr>
+          <w:lang w:val="fr-CH"/>
+        </w:rPr>
+        <w:t xml:space="preserve">a présence </w:t>
+      </w:r>
+      <w:r>
+        <w:rPr>
+          <w:lang w:val="fr-CH"/>
+        </w:rPr>
+        <w:t xml:space="preserve">d’une interface utilisateurs évoluée, la qualité de la musique et du son ou encore </w:t>
+      </w:r>
+      <w:r>
+        <w:rPr>
+          <w:lang w:val="fr-CH"/>
+        </w:rPr>
+        <w:t xml:space="preserve">la qualité des graphismes </w:t>
+      </w:r>
+      <w:r>
+        <w:rPr>
+          <w:lang w:val="fr-CH"/>
+        </w:rPr>
+        <w:t xml:space="preserve">sont des points </w:t>
+      </w:r>
+      <w:r>
+        <w:rPr>
+          <w:lang w:val="fr-CH"/>
+        </w:rPr>
+        <w:t xml:space="preserve">importants </w:t>
+      </w:r>
+      <w:r>
+        <w:rPr>
+          <w:lang w:val="fr-CH"/>
+        </w:rPr>
+        <w:t xml:space="preserve">à prendre en compte </w:t>
+      </w:r>
+      <w:r>
+        <w:rPr>
+          <w:lang w:val="fr-CH"/>
+        </w:rPr>
+        <w:t>lors de la création d’un jeu</w:t>
+      </w:r>
+      <w:r>
+        <w:rPr>
+          <w:lang w:val="fr-CH"/>
+        </w:rPr>
+        <w:t xml:space="preserve">. Nous </w:t>
+      </w:r>
+      <w:r>
+        <w:rPr>
+          <w:lang w:val="fr-CH"/>
+        </w:rPr>
+        <w:t xml:space="preserve">allons cependant devoir les écarter </w:t>
+      </w:r>
+      <w:r>
+        <w:rPr>
+          <w:lang w:val="fr-CH"/>
+        </w:rPr>
+        <w:t>car ils ne permettent pas d’établir une différentiation assez marquante entre les deux genre</w:t>
+      </w:r>
+      <w:r>
+        <w:rPr>
+          <w:lang w:val="fr-CH"/>
+        </w:rPr>
+        <w:t>s</w:t>
+      </w:r>
+      <w:r>
+        <w:rPr>
+          <w:lang w:val="fr-CH"/>
+        </w:rPr>
+        <w:t>.</w:t>
+      </w:r>
+    </w:p>
+    <w:p>
+      <w:pPr>
+        <w:spacing w:after="160" w:line="259" w:lineRule="auto"/>
+        <w:ind w:firstLine="0"/>
+        <w:jc w:val="left"/>
+        <w:rPr>
+          <w:lang w:val="fr-CH"/>
+        </w:rPr>
+      </w:pPr>
+      <w:r>
+        <w:rPr>
+          <w:lang w:val="fr-CH"/>
+        </w:rPr>
+        <w:br w:type="page"/>
+      </w:r>
+    </w:p>
+    <w:p>
+      <w:pPr>
+        <w:pStyle w:val="Heading1"/>
+      </w:pPr>
+      <w:bookmarkStart w:id="6" w:name="_Toc93958356"/>
+      <w:r>
+        <w:lastRenderedPageBreak/>
+        <w:t>Définition de la méthodologie :</w:t>
+      </w:r>
+      <w:bookmarkEnd w:id="6"/>
+      <w:r>
         <w:t xml:space="preserve"> </w:t>
       </w:r>
-      <w:r>
-        <w:rPr>
-          <w:lang w:val="fr-CH"/>
-        </w:rPr>
-        <w:lastRenderedPageBreak/>
-        <w:t xml:space="preserve">exclure l’aspect </w:t>
-      </w:r>
-      <w:r>
-        <w:rPr>
-          <w:lang w:val="fr-CH"/>
-        </w:rPr>
-        <w:t>commercial</w:t>
-      </w:r>
-      <w:r>
-        <w:rPr>
-          <w:lang w:val="fr-CH"/>
-        </w:rPr>
-        <w:t xml:space="preserve"> nous permettra de nous concentrer sur une approche purement technique du sujet</w:t>
-      </w:r>
-      <w:r>
-        <w:rPr>
-          <w:lang w:val="fr-CH"/>
-        </w:rPr>
-        <w:t>.</w:t>
-      </w:r>
-      <w:bookmarkEnd w:id="5"/>
+      <w:bookmarkStart w:id="7" w:name="_Hlk93833177"/>
     </w:p>
     <w:p>
       <w:pPr>
@@ -2770,340 +3124,185 @@
         <w:rPr>
           <w:lang w:val="fr-CH"/>
         </w:rPr>
-        <w:t>Il y a évidemment d’autres aspects</w:t>
-      </w:r>
-      <w:r>
-        <w:rPr>
-          <w:lang w:val="fr-CH"/>
-        </w:rPr>
-        <w:t xml:space="preserve"> techniques,</w:t>
-      </w:r>
-      <w:r>
-        <w:rPr>
-          <w:lang w:val="fr-CH"/>
-        </w:rPr>
-        <w:t xml:space="preserve"> inhérents au </w:t>
-      </w:r>
-      <w:proofErr w:type="spellStart"/>
-      <w:r>
-        <w:rPr>
-          <w:lang w:val="fr-CH"/>
-        </w:rPr>
-        <w:t>game</w:t>
-      </w:r>
-      <w:proofErr w:type="spellEnd"/>
-      <w:r>
-        <w:rPr>
-          <w:lang w:val="fr-CH"/>
-        </w:rPr>
-        <w:t xml:space="preserve"> design</w:t>
-      </w:r>
-      <w:r>
-        <w:rPr>
-          <w:lang w:val="fr-CH"/>
-        </w:rPr>
-        <w:t>,</w:t>
-      </w:r>
-      <w:r>
-        <w:rPr>
-          <w:lang w:val="fr-CH"/>
-        </w:rPr>
-        <w:t xml:space="preserve"> que nous allons</w:t>
-      </w:r>
-      <w:r>
-        <w:rPr>
-          <w:lang w:val="fr-CH"/>
-        </w:rPr>
-        <w:t xml:space="preserve"> devoir</w:t>
-      </w:r>
-      <w:r>
-        <w:rPr>
-          <w:lang w:val="fr-CH"/>
-        </w:rPr>
-        <w:t xml:space="preserve"> omettre. </w:t>
-      </w:r>
-      <w:r>
-        <w:rPr>
-          <w:lang w:val="fr-CH"/>
-        </w:rPr>
-        <w:t>L</w:t>
-      </w:r>
-      <w:r>
-        <w:rPr>
-          <w:lang w:val="fr-CH"/>
-        </w:rPr>
-        <w:t xml:space="preserve">a présence </w:t>
-      </w:r>
-      <w:r>
-        <w:rPr>
-          <w:lang w:val="fr-CH"/>
-        </w:rPr>
-        <w:t xml:space="preserve">d’une interface utilisateurs évoluée, la qualité de la musique et du son ou encore </w:t>
-      </w:r>
-      <w:r>
-        <w:rPr>
-          <w:lang w:val="fr-CH"/>
-        </w:rPr>
-        <w:t xml:space="preserve">la qualité des graphismes </w:t>
-      </w:r>
-      <w:r>
-        <w:rPr>
-          <w:lang w:val="fr-CH"/>
-        </w:rPr>
-        <w:t xml:space="preserve">sont des points </w:t>
-      </w:r>
-      <w:r>
-        <w:rPr>
-          <w:lang w:val="fr-CH"/>
-        </w:rPr>
-        <w:t xml:space="preserve">importants </w:t>
-      </w:r>
-      <w:r>
-        <w:rPr>
-          <w:lang w:val="fr-CH"/>
-        </w:rPr>
-        <w:t xml:space="preserve">à prendre en compte </w:t>
-      </w:r>
-      <w:r>
-        <w:rPr>
-          <w:lang w:val="fr-CH"/>
-        </w:rPr>
-        <w:t>lors de la création d’un jeu</w:t>
-      </w:r>
-      <w:r>
-        <w:rPr>
-          <w:lang w:val="fr-CH"/>
-        </w:rPr>
-        <w:t xml:space="preserve">. Nous </w:t>
-      </w:r>
-      <w:r>
-        <w:rPr>
-          <w:lang w:val="fr-CH"/>
-        </w:rPr>
-        <w:t xml:space="preserve">allons cependant devoir les écarter </w:t>
-      </w:r>
-      <w:r>
-        <w:rPr>
-          <w:lang w:val="fr-CH"/>
-        </w:rPr>
-        <w:t>car ils ne permettent pas d’établir une différentiation assez marquante entre les deux genre</w:t>
-      </w:r>
-      <w:r>
-        <w:rPr>
-          <w:lang w:val="fr-CH"/>
-        </w:rPr>
-        <w:t>s</w:t>
-      </w:r>
-      <w:r>
-        <w:rPr>
-          <w:lang w:val="fr-CH"/>
-        </w:rPr>
-        <w:t>.</w:t>
-      </w:r>
+        <w:t>Pour l’aspect méthodologique, après avoir cherché sur diverses plateformes,</w:t>
+      </w:r>
+      <w:r>
+        <w:rPr>
+          <w:lang w:val="fr-CH"/>
+        </w:rPr>
+        <w:t xml:space="preserve"> nous ne pourrons exclure aucun </w:t>
+      </w:r>
+      <w:r>
+        <w:rPr>
+          <w:lang w:val="fr-CH"/>
+        </w:rPr>
+        <w:t xml:space="preserve">type de </w:t>
+      </w:r>
+      <w:r>
+        <w:rPr>
+          <w:lang w:val="fr-CH"/>
+        </w:rPr>
+        <w:t>document appuyant ou contredisant cette étude par manque de quantité de documents</w:t>
+      </w:r>
+      <w:r>
+        <w:rPr>
+          <w:lang w:val="fr-CH"/>
+        </w:rPr>
+        <w:t xml:space="preserve"> traitant du sujet</w:t>
+      </w:r>
+      <w:r>
+        <w:rPr>
+          <w:lang w:val="fr-CH"/>
+        </w:rPr>
+        <w:t xml:space="preserve">. Le monde des jeux vidéo mobile « Casuel / </w:t>
+      </w:r>
+      <w:proofErr w:type="spellStart"/>
+      <w:r>
+        <w:rPr>
+          <w:lang w:val="fr-CH"/>
+        </w:rPr>
+        <w:t>HyperCasuel</w:t>
+      </w:r>
+      <w:proofErr w:type="spellEnd"/>
+      <w:r>
+        <w:rPr>
+          <w:lang w:val="fr-CH"/>
+        </w:rPr>
+        <w:t> » étant assez récent</w:t>
+      </w:r>
+      <w:r>
+        <w:rPr>
+          <w:lang w:val="fr-CH"/>
+        </w:rPr>
+        <w:t xml:space="preserve"> et en constante évolution</w:t>
+      </w:r>
+      <w:r>
+        <w:rPr>
+          <w:lang w:val="fr-CH"/>
+        </w:rPr>
+        <w:t>, il nous sera difficile d’avoir suffisamment d’élément à comparer pour « faire les fines bouches ».</w:t>
+      </w:r>
+    </w:p>
+    <w:p>
+      <w:pPr>
+        <w:rPr>
+          <w:lang w:val="fr-FR"/>
+        </w:rPr>
+      </w:pPr>
+      <w:r>
+        <w:rPr>
+          <w:lang w:val="fr-CH"/>
+        </w:rPr>
+        <w:t xml:space="preserve">Afin de garder la même structure pour tous les éléments, nous allons analyser les documents, </w:t>
+      </w:r>
+      <w:r>
+        <w:rPr>
+          <w:lang w:val="fr-CH"/>
+        </w:rPr>
+        <w:t>statuer sur</w:t>
+      </w:r>
+      <w:r>
+        <w:rPr>
+          <w:lang w:val="fr-CH"/>
+        </w:rPr>
+        <w:t xml:space="preserve"> l’utilité de ceux-ci, </w:t>
+      </w:r>
+      <w:r>
+        <w:rPr>
+          <w:lang w:val="fr-CH"/>
+        </w:rPr>
+        <w:t>faire un parallèle avec les jeux susmentionnés (</w:t>
+      </w:r>
+      <w:proofErr w:type="spellStart"/>
+      <w:r>
+        <w:rPr>
+          <w:lang w:val="fr-CH"/>
+        </w:rPr>
+        <w:t>FlappyBird</w:t>
+      </w:r>
+      <w:proofErr w:type="spellEnd"/>
+      <w:r>
+        <w:rPr>
+          <w:lang w:val="fr-CH"/>
+        </w:rPr>
+        <w:t xml:space="preserve"> et </w:t>
+      </w:r>
+      <w:proofErr w:type="spellStart"/>
+      <w:r>
+        <w:rPr>
+          <w:lang w:val="fr-CH"/>
+        </w:rPr>
+        <w:t>BrawlStars</w:t>
+      </w:r>
+      <w:proofErr w:type="spellEnd"/>
+      <w:r>
+        <w:rPr>
+          <w:lang w:val="fr-CH"/>
+        </w:rPr>
+        <w:t xml:space="preserve">) </w:t>
+      </w:r>
+      <w:r>
+        <w:rPr>
+          <w:lang w:val="fr-CH"/>
+        </w:rPr>
+        <w:t>puis synthétiser</w:t>
+      </w:r>
+      <w:r>
+        <w:rPr>
+          <w:lang w:val="fr-CH"/>
+        </w:rPr>
+        <w:t xml:space="preserve"> les informations recueillies en de bref résumé.</w:t>
+      </w:r>
+    </w:p>
+    <w:p>
+      <w:pPr>
+        <w:rPr>
+          <w:lang w:val="fr-CH"/>
+        </w:rPr>
+      </w:pPr>
+      <w:r>
+        <w:rPr>
+          <w:lang w:val="fr-CH"/>
+        </w:rPr>
+        <w:t xml:space="preserve">Pour finir, nous </w:t>
+      </w:r>
+      <w:r>
+        <w:rPr>
+          <w:lang w:val="fr-CH"/>
+        </w:rPr>
+        <w:t xml:space="preserve">allons </w:t>
+      </w:r>
+      <w:r>
+        <w:rPr>
+          <w:lang w:val="fr-CH"/>
+        </w:rPr>
+        <w:t xml:space="preserve">comparer </w:t>
+      </w:r>
+      <w:r>
+        <w:rPr>
+          <w:lang w:val="fr-CH"/>
+        </w:rPr>
+        <w:t>ces informations. Lors de cette étape, une recherche de points commun et de différences sera faite afin d’essayer de catégoriser au mieux ce qui différencie les jeux « Hyper casuel » des jeux « Casuel » et cela malgré la différence</w:t>
+      </w:r>
+      <w:r>
+        <w:rPr>
+          <w:lang w:val="fr-CH"/>
+        </w:rPr>
+        <w:t xml:space="preserve"> </w:t>
+      </w:r>
+      <w:r>
+        <w:rPr>
+          <w:lang w:val="fr-CH"/>
+        </w:rPr>
+        <w:t>de support (thèse, blog, vlog, vidéo, etc…).</w:t>
+      </w:r>
+      <w:bookmarkEnd w:id="7"/>
     </w:p>
     <w:p>
       <w:pPr>
         <w:pStyle w:val="Heading1"/>
       </w:pPr>
-      <w:bookmarkStart w:id="6" w:name="_Toc93954810"/>
-      <w:r>
-        <w:t>Définition de la méthodologie :</w:t>
-      </w:r>
-      <w:bookmarkEnd w:id="6"/>
-      <w:r>
-        <w:t xml:space="preserve"> </w:t>
-      </w:r>
-      <w:bookmarkStart w:id="7" w:name="_Hlk93833177"/>
-    </w:p>
-    <w:p>
-      <w:pPr>
-        <w:rPr>
-          <w:lang w:val="fr-FR"/>
-        </w:rPr>
-      </w:pPr>
-      <w:r>
-        <w:rPr>
-          <w:lang w:val="fr-CH"/>
-        </w:rPr>
-        <w:t>Pour l’aspect méthodologique, après avoir cherché sur diverses plateformes,</w:t>
-      </w:r>
-      <w:r>
-        <w:rPr>
-          <w:lang w:val="fr-CH"/>
-        </w:rPr>
-        <w:t xml:space="preserve"> nous ne pourrons exclure aucun </w:t>
-      </w:r>
-      <w:r>
-        <w:rPr>
-          <w:lang w:val="fr-CH"/>
-        </w:rPr>
-        <w:t xml:space="preserve">type de </w:t>
-      </w:r>
-      <w:r>
-        <w:rPr>
-          <w:lang w:val="fr-CH"/>
-        </w:rPr>
-        <w:t>document appuyant ou contredisant cette étude par manque de quantité de documents</w:t>
-      </w:r>
-      <w:r>
-        <w:rPr>
-          <w:lang w:val="fr-CH"/>
-        </w:rPr>
-        <w:t xml:space="preserve"> traitant du sujet</w:t>
-      </w:r>
-      <w:r>
-        <w:rPr>
-          <w:lang w:val="fr-CH"/>
-        </w:rPr>
-        <w:t xml:space="preserve">. Le monde des jeux vidéo mobile « Casuel / </w:t>
-      </w:r>
-      <w:proofErr w:type="spellStart"/>
-      <w:r>
-        <w:rPr>
-          <w:lang w:val="fr-CH"/>
-        </w:rPr>
-        <w:t>HyperCasuel</w:t>
-      </w:r>
-      <w:proofErr w:type="spellEnd"/>
-      <w:r>
-        <w:rPr>
-          <w:lang w:val="fr-CH"/>
-        </w:rPr>
-        <w:t> » étant assez récent</w:t>
-      </w:r>
-      <w:r>
-        <w:rPr>
-          <w:lang w:val="fr-CH"/>
-        </w:rPr>
-        <w:t xml:space="preserve"> et en constante évolution</w:t>
-      </w:r>
-      <w:r>
-        <w:rPr>
-          <w:lang w:val="fr-CH"/>
-        </w:rPr>
-        <w:t>, il nous sera difficile d’avoir suffisamment d’élément à comparer pour « faire les fines bouches ».</w:t>
-      </w:r>
-    </w:p>
-    <w:p>
-      <w:pPr>
-        <w:rPr>
-          <w:lang w:val="fr-FR"/>
-        </w:rPr>
-      </w:pPr>
-      <w:r>
-        <w:rPr>
-          <w:lang w:val="fr-CH"/>
-        </w:rPr>
-        <w:t xml:space="preserve">Afin de garder la même structure pour tous les éléments, nous allons analyser les documents, </w:t>
-      </w:r>
-      <w:r>
-        <w:rPr>
-          <w:lang w:val="fr-CH"/>
-        </w:rPr>
-        <w:t>statuer sur</w:t>
-      </w:r>
-      <w:r>
-        <w:rPr>
-          <w:lang w:val="fr-CH"/>
-        </w:rPr>
-        <w:t xml:space="preserve"> l’utilité de ceux-ci, </w:t>
-      </w:r>
-      <w:r>
-        <w:rPr>
-          <w:lang w:val="fr-CH"/>
-        </w:rPr>
-        <w:t>faire un parallèle avec les jeux susmentionnés (</w:t>
-      </w:r>
-      <w:proofErr w:type="spellStart"/>
-      <w:r>
-        <w:rPr>
-          <w:lang w:val="fr-CH"/>
-        </w:rPr>
-        <w:t>FlappyBird</w:t>
-      </w:r>
-      <w:proofErr w:type="spellEnd"/>
-      <w:r>
-        <w:rPr>
-          <w:lang w:val="fr-CH"/>
-        </w:rPr>
-        <w:t xml:space="preserve"> et </w:t>
-      </w:r>
-      <w:proofErr w:type="spellStart"/>
-      <w:r>
-        <w:rPr>
-          <w:lang w:val="fr-CH"/>
-        </w:rPr>
-        <w:t>BrawlStars</w:t>
-      </w:r>
-      <w:proofErr w:type="spellEnd"/>
-      <w:r>
-        <w:rPr>
-          <w:lang w:val="fr-CH"/>
-        </w:rPr>
-        <w:t xml:space="preserve">) </w:t>
-      </w:r>
-      <w:r>
-        <w:rPr>
-          <w:lang w:val="fr-CH"/>
-        </w:rPr>
-        <w:t>puis synthétiser</w:t>
-      </w:r>
-      <w:r>
-        <w:rPr>
-          <w:lang w:val="fr-CH"/>
-        </w:rPr>
-        <w:t xml:space="preserve"> les informations recueillies en de bref résumé.</w:t>
-      </w:r>
-    </w:p>
-    <w:p>
-      <w:pPr>
-        <w:rPr>
-          <w:lang w:val="fr-CH"/>
-        </w:rPr>
-      </w:pPr>
-      <w:r>
-        <w:rPr>
-          <w:lang w:val="fr-CH"/>
-        </w:rPr>
-        <w:t xml:space="preserve">Pour finir, nous </w:t>
-      </w:r>
-      <w:r>
-        <w:rPr>
-          <w:lang w:val="fr-CH"/>
-        </w:rPr>
-        <w:t xml:space="preserve">allons </w:t>
-      </w:r>
-      <w:r>
-        <w:rPr>
-          <w:lang w:val="fr-CH"/>
-        </w:rPr>
-        <w:t xml:space="preserve">comparer </w:t>
-      </w:r>
-      <w:r>
-        <w:rPr>
-          <w:lang w:val="fr-CH"/>
-        </w:rPr>
-        <w:t>ces informations. Lors de cette étape, une recherche de points commun et de différences sera faite afin d’essayer de catégoriser au mieux ce qui différencie les jeux « Hyper casuel » des jeux « Casuel » et cela malgré la différence</w:t>
-      </w:r>
-      <w:r>
-        <w:rPr>
-          <w:lang w:val="fr-CH"/>
-        </w:rPr>
-        <w:t xml:space="preserve"> </w:t>
-      </w:r>
-      <w:r>
-        <w:rPr>
-          <w:lang w:val="fr-CH"/>
-        </w:rPr>
-        <w:t>de support (thèse, blog, vlog, vidéo, etc…).</w:t>
-      </w:r>
-      <w:bookmarkEnd w:id="7"/>
-    </w:p>
-    <w:p>
-      <w:pPr>
-        <w:pStyle w:val="Heading1"/>
-      </w:pPr>
-      <w:bookmarkStart w:id="8" w:name="_Toc93954811"/>
+      <w:bookmarkStart w:id="8" w:name="_Toc93958357"/>
       <w:r>
         <w:t>Application de la méthodologie.</w:t>
       </w:r>
@@ -3307,38 +3506,391 @@
         <w:rPr>
           <w:lang w:val="fr-CH"/>
         </w:rPr>
+        <w:t>Il est difficile de savoir si dans sa thèse,</w:t>
+      </w:r>
+      <w:r>
+        <w:rPr>
+          <w:lang w:val="fr-CH"/>
+        </w:rPr>
+        <w:t xml:space="preserve"> publiée en 2015,</w:t>
+      </w:r>
+      <w:r>
+        <w:rPr>
+          <w:lang w:val="fr-CH"/>
+        </w:rPr>
+        <w:t xml:space="preserve"> le terme casuel comprend le </w:t>
+      </w:r>
+      <w:r>
+        <w:rPr>
+          <w:lang w:val="fr-CH"/>
+        </w:rPr>
+        <w:t>genre </w:t>
+      </w:r>
+      <w:r>
+        <w:rPr>
+          <w:lang w:val="fr-CH"/>
+        </w:rPr>
+        <w:t>hyper-casuel</w:t>
+      </w:r>
+      <w:r>
+        <w:rPr>
+          <w:lang w:val="fr-CH"/>
+        </w:rPr>
+        <w:t> car ce terme est assez récent. Le premier jeux considéré comme hyper-casuel, selon Google</w:t>
+      </w:r>
+      <w:r>
+        <w:rPr>
+          <w:lang w:val="fr-CH"/>
+        </w:rPr>
+        <w:t>,</w:t>
+      </w:r>
+      <w:r>
+        <w:rPr>
+          <w:lang w:val="fr-CH"/>
+        </w:rPr>
+        <w:t xml:space="preserve"> </w:t>
+      </w:r>
+      <w:r>
+        <w:rPr>
+          <w:lang w:val="fr-CH"/>
+        </w:rPr>
+        <w:t>est « </w:t>
+      </w:r>
+      <w:proofErr w:type="spellStart"/>
+      <w:r>
+        <w:rPr>
+          <w:lang w:val="fr-CH"/>
+        </w:rPr>
+        <w:t>Flappy</w:t>
+      </w:r>
+      <w:proofErr w:type="spellEnd"/>
+      <w:r>
+        <w:rPr>
+          <w:lang w:val="fr-CH"/>
+        </w:rPr>
+        <w:t xml:space="preserve"> Bird » datant de 2013. </w:t>
+      </w:r>
+      <w:r>
+        <w:rPr>
+          <w:lang w:val="fr-CH"/>
+        </w:rPr>
+        <w:t>Or</w:t>
+      </w:r>
+      <w:r>
+        <w:rPr>
+          <w:lang w:val="fr-CH"/>
+        </w:rPr>
+        <w:t xml:space="preserve"> il a </w:t>
+      </w:r>
+      <w:r>
+        <w:rPr>
+          <w:lang w:val="fr-CH"/>
+        </w:rPr>
+        <w:t xml:space="preserve">certainement </w:t>
+      </w:r>
+      <w:r>
+        <w:rPr>
+          <w:lang w:val="fr-CH"/>
+        </w:rPr>
+        <w:t xml:space="preserve">fallu </w:t>
+      </w:r>
+      <w:r>
+        <w:rPr>
+          <w:lang w:val="fr-CH"/>
+        </w:rPr>
+        <w:t xml:space="preserve">un </w:t>
+      </w:r>
+      <w:r>
+        <w:rPr>
+          <w:lang w:val="fr-CH"/>
+        </w:rPr>
+        <w:t>temps</w:t>
+      </w:r>
+      <w:r>
+        <w:rPr>
+          <w:lang w:val="fr-CH"/>
+        </w:rPr>
+        <w:t xml:space="preserve"> d’adaptation </w:t>
+      </w:r>
+      <w:r>
+        <w:rPr>
+          <w:lang w:val="fr-CH"/>
+        </w:rPr>
+        <w:t>avant que le terme</w:t>
+      </w:r>
+      <w:r>
+        <w:rPr>
+          <w:lang w:val="fr-CH"/>
+        </w:rPr>
+        <w:t xml:space="preserve"> </w:t>
+      </w:r>
+      <w:r>
+        <w:rPr>
+          <w:lang w:val="fr-CH"/>
+        </w:rPr>
+        <w:t>soit</w:t>
+      </w:r>
+      <w:r>
+        <w:rPr>
+          <w:lang w:val="fr-CH"/>
+        </w:rPr>
+        <w:t xml:space="preserve"> communément utilisé pour décrire </w:t>
+      </w:r>
+      <w:r>
+        <w:rPr>
+          <w:lang w:val="fr-CH"/>
+        </w:rPr>
+        <w:t xml:space="preserve">un genre </w:t>
+      </w:r>
+      <w:r>
+        <w:rPr>
+          <w:lang w:val="fr-CH"/>
+        </w:rPr>
+        <w:t>à</w:t>
+      </w:r>
+      <w:r>
+        <w:rPr>
+          <w:lang w:val="fr-CH"/>
+        </w:rPr>
+        <w:t xml:space="preserve"> part entière. De nos jour</w:t>
+      </w:r>
+      <w:r>
+        <w:rPr>
+          <w:lang w:val="fr-CH"/>
+        </w:rPr>
+        <w:t>s</w:t>
+      </w:r>
+      <w:r>
+        <w:rPr>
+          <w:lang w:val="fr-CH"/>
+        </w:rPr>
+        <w:t xml:space="preserve"> la </w:t>
+      </w:r>
+      <w:r>
+        <w:rPr>
+          <w:lang w:val="fr-CH"/>
+        </w:rPr>
+        <w:t>distinction</w:t>
+      </w:r>
+      <w:r>
+        <w:rPr>
+          <w:lang w:val="fr-CH"/>
+        </w:rPr>
+        <w:t xml:space="preserve"> </w:t>
+      </w:r>
+      <w:r>
+        <w:rPr>
+          <w:lang w:val="fr-CH"/>
+        </w:rPr>
+        <w:t>est encore floue</w:t>
+      </w:r>
+      <w:r>
+        <w:rPr>
+          <w:lang w:val="fr-CH"/>
+        </w:rPr>
+        <w:t>,</w:t>
+      </w:r>
+      <w:r>
+        <w:rPr>
+          <w:lang w:val="fr-CH"/>
+        </w:rPr>
+        <w:t xml:space="preserve"> comme expliqué dans la convention de 2020 « Mobile </w:t>
+      </w:r>
+      <w:proofErr w:type="spellStart"/>
+      <w:r>
+        <w:rPr>
+          <w:lang w:val="fr-CH"/>
+        </w:rPr>
+        <w:t>Growth</w:t>
+      </w:r>
+      <w:proofErr w:type="spellEnd"/>
+      <w:r>
+        <w:rPr>
+          <w:lang w:val="fr-CH"/>
+        </w:rPr>
+        <w:t xml:space="preserve"> </w:t>
+      </w:r>
+      <w:proofErr w:type="spellStart"/>
+      <w:r>
+        <w:rPr>
+          <w:lang w:val="fr-CH"/>
+        </w:rPr>
+        <w:t>Summit</w:t>
+      </w:r>
+      <w:proofErr w:type="spellEnd"/>
+      <w:r>
+        <w:rPr>
+          <w:lang w:val="fr-CH"/>
+        </w:rPr>
+        <w:t xml:space="preserve"> » par CK Wang, CEO de </w:t>
+      </w:r>
+      <w:proofErr w:type="spellStart"/>
+      <w:r>
+        <w:rPr>
+          <w:lang w:val="fr-CH"/>
+        </w:rPr>
+        <w:t>Kooapps</w:t>
+      </w:r>
+      <w:proofErr w:type="spellEnd"/>
+      <w:r>
+        <w:rPr>
+          <w:lang w:val="fr-CH"/>
+        </w:rPr>
+        <w:t>.</w:t>
+      </w:r>
+    </w:p>
+    <w:p>
+      <w:pPr>
+        <w:rPr>
+          <w:lang w:val="fr-FR"/>
+        </w:rPr>
+      </w:pPr>
+      <w:r>
+        <w:rPr>
+          <w:lang w:val="fr-CH"/>
+        </w:rPr>
+        <w:t xml:space="preserve">Dans le cas de </w:t>
+      </w:r>
+      <w:proofErr w:type="spellStart"/>
+      <w:r>
+        <w:rPr>
+          <w:lang w:val="fr-CH"/>
+        </w:rPr>
+        <w:t>FlappyBird</w:t>
+      </w:r>
+      <w:proofErr w:type="spellEnd"/>
+      <w:r>
+        <w:rPr>
+          <w:lang w:val="fr-CH"/>
+        </w:rPr>
+        <w:t xml:space="preserve">, le jeu est </w:t>
+      </w:r>
+      <w:r>
+        <w:rPr>
+          <w:lang w:val="fr-CH"/>
+        </w:rPr>
+        <w:t>exécuté</w:t>
+      </w:r>
+      <w:r>
+        <w:rPr>
+          <w:lang w:val="fr-CH"/>
+        </w:rPr>
+        <w:t xml:space="preserve"> directement et ne requière </w:t>
+      </w:r>
+      <w:r>
+        <w:rPr>
+          <w:lang w:val="fr-CH"/>
+        </w:rPr>
+        <w:t xml:space="preserve">qu’une seule action de l’utilisateur. </w:t>
+      </w:r>
+      <w:proofErr w:type="spellStart"/>
+      <w:r>
+        <w:rPr>
+          <w:lang w:val="fr-CH"/>
+        </w:rPr>
+        <w:t>BrawlStars</w:t>
+      </w:r>
+      <w:proofErr w:type="spellEnd"/>
+      <w:r>
+        <w:rPr>
+          <w:lang w:val="fr-CH"/>
+        </w:rPr>
+        <w:t>, pour sa part,</w:t>
+      </w:r>
+      <w:r>
+        <w:rPr>
+          <w:lang w:val="fr-CH"/>
+        </w:rPr>
+        <w:t xml:space="preserve"> demande une certaine maitrise et compte 4 actions</w:t>
+      </w:r>
+      <w:r>
+        <w:rPr>
+          <w:lang w:val="fr-CH"/>
+        </w:rPr>
+        <w:t>. D</w:t>
+      </w:r>
+      <w:r>
+        <w:rPr>
+          <w:lang w:val="fr-CH"/>
+        </w:rPr>
+        <w:t xml:space="preserve">ans les deux cas, si on les compare à un </w:t>
+      </w:r>
+      <w:r>
+        <w:rPr>
+          <w:lang w:val="fr-CH"/>
+        </w:rPr>
         <w:lastRenderedPageBreak/>
-        <w:t>Il est difficile de savoir si dans sa thèse,</w:t>
-      </w:r>
-      <w:r>
-        <w:rPr>
-          <w:lang w:val="fr-CH"/>
-        </w:rPr>
-        <w:t xml:space="preserve"> publiée en 2015,</w:t>
-      </w:r>
-      <w:r>
-        <w:rPr>
-          <w:lang w:val="fr-CH"/>
-        </w:rPr>
-        <w:t xml:space="preserve"> le terme casuel comprend le </w:t>
-      </w:r>
-      <w:r>
-        <w:rPr>
-          <w:lang w:val="fr-CH"/>
-        </w:rPr>
-        <w:t>genre </w:t>
-      </w:r>
-      <w:r>
-        <w:rPr>
-          <w:lang w:val="fr-CH"/>
-        </w:rPr>
-        <w:t>hyper-casuel</w:t>
-      </w:r>
-      <w:r>
-        <w:rPr>
-          <w:lang w:val="fr-CH"/>
-        </w:rPr>
-        <w:t> car ce terme est assez récent. Le premier jeux considéré comme hyper-casuel, selon Google</w:t>
+        <w:t>« </w:t>
+      </w:r>
+      <w:r>
+        <w:rPr>
+          <w:lang w:val="fr-CH"/>
+        </w:rPr>
+        <w:t>MMORPG</w:t>
+      </w:r>
+      <w:r>
+        <w:rPr>
+          <w:lang w:val="fr-CH"/>
+        </w:rPr>
+        <w:t> »</w:t>
+      </w:r>
+      <w:r>
+        <w:rPr>
+          <w:lang w:val="fr-CH"/>
+        </w:rPr>
+        <w:t xml:space="preserve"> (</w:t>
+      </w:r>
+      <w:proofErr w:type="spellStart"/>
+      <w:r>
+        <w:rPr>
+          <w:lang w:val="fr-CH"/>
+        </w:rPr>
+        <w:t>Massively</w:t>
+      </w:r>
+      <w:proofErr w:type="spellEnd"/>
+      <w:r>
+        <w:rPr>
+          <w:lang w:val="fr-CH"/>
+        </w:rPr>
+        <w:t xml:space="preserve"> Multiplayer </w:t>
+      </w:r>
+      <w:proofErr w:type="spellStart"/>
+      <w:r>
+        <w:rPr>
+          <w:lang w:val="fr-CH"/>
+        </w:rPr>
+        <w:t>Onlie</w:t>
+      </w:r>
+      <w:proofErr w:type="spellEnd"/>
+      <w:r>
+        <w:rPr>
+          <w:lang w:val="fr-CH"/>
+        </w:rPr>
+        <w:t xml:space="preserve"> Rôle Play Game, Jeux de rôle online massivement multijoueur) tel que </w:t>
+      </w:r>
+      <w:r>
+        <w:rPr>
+          <w:lang w:val="fr-CH"/>
+        </w:rPr>
+        <w:t>« </w:t>
+      </w:r>
+      <w:r>
+        <w:rPr>
+          <w:lang w:val="fr-CH"/>
+        </w:rPr>
+        <w:t>WOW</w:t>
+      </w:r>
+      <w:r>
+        <w:rPr>
+          <w:lang w:val="fr-CH"/>
+        </w:rPr>
+        <w:t> »</w:t>
+      </w:r>
+      <w:r>
+        <w:rPr>
+          <w:lang w:val="fr-CH"/>
+        </w:rPr>
+        <w:t xml:space="preserve"> (World of Warcraft)</w:t>
       </w:r>
       <w:r>
         <w:rPr>
@@ -3350,111 +3902,374 @@
         <w:rPr>
           <w:lang w:val="fr-CH"/>
         </w:rPr>
+        <w:t xml:space="preserve"> qui nécessite d’innombrable heures</w:t>
+      </w:r>
+      <w:r>
+        <w:rPr>
+          <w:lang w:val="fr-CH"/>
+        </w:rPr>
         <w:t xml:space="preserve"> </w:t>
       </w:r>
       <w:r>
         <w:rPr>
           <w:lang w:val="fr-CH"/>
         </w:rPr>
-        <w:t>est « </w:t>
-      </w:r>
-      <w:proofErr w:type="spellStart"/>
-      <w:r>
-        <w:rPr>
-          <w:lang w:val="fr-CH"/>
-        </w:rPr>
-        <w:t>Flappy</w:t>
-      </w:r>
-      <w:proofErr w:type="spellEnd"/>
-      <w:r>
-        <w:rPr>
-          <w:lang w:val="fr-CH"/>
-        </w:rPr>
-        <w:t xml:space="preserve"> Bird » datant de 2013. </w:t>
-      </w:r>
-      <w:r>
-        <w:rPr>
-          <w:lang w:val="fr-CH"/>
-        </w:rPr>
-        <w:t>Or</w:t>
-      </w:r>
-      <w:r>
-        <w:rPr>
-          <w:lang w:val="fr-CH"/>
-        </w:rPr>
-        <w:t xml:space="preserve"> il a </w:t>
-      </w:r>
-      <w:r>
-        <w:rPr>
-          <w:lang w:val="fr-CH"/>
-        </w:rPr>
-        <w:t xml:space="preserve">certainement </w:t>
-      </w:r>
-      <w:r>
-        <w:rPr>
-          <w:lang w:val="fr-CH"/>
-        </w:rPr>
-        <w:t xml:space="preserve">fallu </w:t>
-      </w:r>
-      <w:r>
-        <w:rPr>
-          <w:lang w:val="fr-CH"/>
-        </w:rPr>
-        <w:t xml:space="preserve">un </w:t>
-      </w:r>
-      <w:r>
-        <w:rPr>
-          <w:lang w:val="fr-CH"/>
-        </w:rPr>
-        <w:t>temps</w:t>
-      </w:r>
-      <w:r>
-        <w:rPr>
-          <w:lang w:val="fr-CH"/>
-        </w:rPr>
-        <w:t xml:space="preserve"> d’adaptation </w:t>
-      </w:r>
-      <w:r>
-        <w:rPr>
-          <w:lang w:val="fr-CH"/>
-        </w:rPr>
-        <w:t>avant que le terme</w:t>
-      </w:r>
+        <w:t xml:space="preserve">et une réelle implication ne serait-ce que pour comprendre l’envergure de l’expérience proposée, nous pouvons effectivement </w:t>
+      </w:r>
+      <w:r>
+        <w:rPr>
+          <w:lang w:val="fr-CH"/>
+        </w:rPr>
+        <w:t xml:space="preserve">confirmer l’avis de Frans </w:t>
+      </w:r>
+      <w:proofErr w:type="spellStart"/>
+      <w:r>
+        <w:rPr>
+          <w:lang w:val="fr-CH"/>
+        </w:rPr>
+        <w:t>Märyä</w:t>
+      </w:r>
+      <w:proofErr w:type="spellEnd"/>
+      <w:r>
+        <w:rPr>
+          <w:lang w:val="fr-CH"/>
+        </w:rPr>
+        <w:t>.</w:t>
+      </w:r>
+    </w:p>
+    <w:p>
+      <w:pPr>
+        <w:rPr>
+          <w:lang w:val="fr-CH"/>
+        </w:rPr>
+      </w:pPr>
+      <w:r>
+        <w:rPr>
+          <w:lang w:val="fr-CH"/>
+        </w:rPr>
+        <w:t>Ce que nous pouvons donc garder de cette explication est que dans un cas comme dans l’autre, pour les deux genres, les jeux sont simples, peu complexes et ne requièrent que peu d’investissement pour être joués.</w:t>
+      </w:r>
+      <w:r>
+        <w:rPr>
+          <w:lang w:val="fr-CH"/>
+        </w:rPr>
+        <w:t xml:space="preserve"> Cet avis ne nous permet cependant pas d’établir une différentiation entre les deux genres.</w:t>
+      </w:r>
+    </w:p>
+    <w:p>
+      <w:pPr>
+        <w:rPr>
+          <w:lang w:val="fr-FR"/>
+        </w:rPr>
+      </w:pPr>
+      <w:proofErr w:type="spellStart"/>
+      <w:r>
+        <w:rPr>
+          <w:lang w:val="fr-CH"/>
+        </w:rPr>
+        <w:t>Mishka</w:t>
+      </w:r>
+      <w:proofErr w:type="spellEnd"/>
       <w:r>
         <w:rPr>
           <w:lang w:val="fr-CH"/>
         </w:rPr>
         <w:t xml:space="preserve"> </w:t>
       </w:r>
-      <w:r>
-        <w:rPr>
-          <w:lang w:val="fr-CH"/>
-        </w:rPr>
-        <w:t>soit</w:t>
-      </w:r>
-      <w:r>
-        <w:rPr>
-          <w:lang w:val="fr-CH"/>
-        </w:rPr>
-        <w:t xml:space="preserve"> communément utilisé pour décrire </w:t>
-      </w:r>
-      <w:r>
-        <w:rPr>
-          <w:lang w:val="fr-CH"/>
-        </w:rPr>
-        <w:t xml:space="preserve">un genre </w:t>
-      </w:r>
-      <w:r>
-        <w:rPr>
-          <w:lang w:val="fr-CH"/>
-        </w:rPr>
-        <w:t>à</w:t>
-      </w:r>
-      <w:r>
-        <w:rPr>
-          <w:lang w:val="fr-CH"/>
-        </w:rPr>
-        <w:t xml:space="preserve"> part entière. De nos jour</w:t>
+      <w:proofErr w:type="spellStart"/>
+      <w:r>
+        <w:rPr>
+          <w:lang w:val="fr-CH"/>
+        </w:rPr>
+        <w:t>Katkoff</w:t>
+      </w:r>
+      <w:proofErr w:type="spellEnd"/>
+      <w:r>
+        <w:rPr>
+          <w:lang w:val="fr-CH"/>
+        </w:rPr>
+        <w:t>, fondateur de « </w:t>
+      </w:r>
+      <w:proofErr w:type="spellStart"/>
+      <w:r>
+        <w:rPr>
+          <w:lang w:val="fr-CH"/>
+        </w:rPr>
+        <w:t>Deconstructor</w:t>
+      </w:r>
+      <w:proofErr w:type="spellEnd"/>
+      <w:r>
+        <w:rPr>
+          <w:lang w:val="fr-CH"/>
+        </w:rPr>
+        <w:t xml:space="preserve"> of Fun » et</w:t>
+      </w:r>
+      <w:r>
+        <w:rPr>
+          <w:lang w:val="fr-CH"/>
+        </w:rPr>
+        <w:t xml:space="preserve"> Directeur de la gestion de produit chez « </w:t>
+      </w:r>
+      <w:proofErr w:type="spellStart"/>
+      <w:r>
+        <w:rPr>
+          <w:lang w:val="fr-CH"/>
+        </w:rPr>
+        <w:t>Rovio</w:t>
+      </w:r>
+      <w:proofErr w:type="spellEnd"/>
+      <w:r>
+        <w:rPr>
+          <w:lang w:val="fr-CH"/>
+        </w:rPr>
+        <w:t xml:space="preserve"> », dans son interview avec </w:t>
+      </w:r>
+      <w:proofErr w:type="spellStart"/>
+      <w:r>
+        <w:rPr>
+          <w:lang w:val="fr-CH"/>
+        </w:rPr>
+        <w:t>LevelUp</w:t>
+      </w:r>
+      <w:proofErr w:type="spellEnd"/>
+      <w:r>
+        <w:rPr>
+          <w:lang w:val="fr-CH"/>
+        </w:rPr>
+        <w:t xml:space="preserve">, repris sur le site </w:t>
+      </w:r>
+      <w:proofErr w:type="spellStart"/>
+      <w:r>
+        <w:rPr>
+          <w:lang w:val="fr-CH"/>
+        </w:rPr>
+        <w:t>ironSource</w:t>
+      </w:r>
+      <w:proofErr w:type="spellEnd"/>
+      <w:r>
+        <w:rPr>
+          <w:lang w:val="fr-CH"/>
+        </w:rPr>
+        <w:t xml:space="preserve"> en 2018</w:t>
+      </w:r>
+      <w:r>
+        <w:rPr>
+          <w:lang w:val="fr-CH"/>
+        </w:rPr>
+        <w:t xml:space="preserve">, nous dis : </w:t>
+      </w:r>
+      <w:bookmarkEnd w:id="10"/>
+      <w:r>
+        <w:rPr>
+          <w:lang w:val="fr-FR"/>
+        </w:rPr>
+        <w:t xml:space="preserve">“As casual </w:t>
+      </w:r>
+      <w:proofErr w:type="spellStart"/>
+      <w:r>
+        <w:rPr>
+          <w:lang w:val="fr-FR"/>
+        </w:rPr>
+        <w:t>games</w:t>
+      </w:r>
+      <w:proofErr w:type="spellEnd"/>
+      <w:r>
+        <w:rPr>
+          <w:lang w:val="fr-FR"/>
+        </w:rPr>
+        <w:t xml:space="preserve"> </w:t>
+      </w:r>
+      <w:proofErr w:type="spellStart"/>
+      <w:r>
+        <w:rPr>
+          <w:lang w:val="fr-FR"/>
+        </w:rPr>
+        <w:t>implement</w:t>
+      </w:r>
+      <w:proofErr w:type="spellEnd"/>
+      <w:r>
+        <w:rPr>
+          <w:lang w:val="fr-FR"/>
+        </w:rPr>
+        <w:t xml:space="preserve"> </w:t>
+      </w:r>
+      <w:proofErr w:type="spellStart"/>
+      <w:r>
+        <w:rPr>
+          <w:lang w:val="fr-FR"/>
+        </w:rPr>
+        <w:t>deeper</w:t>
+      </w:r>
+      <w:proofErr w:type="spellEnd"/>
+      <w:r>
+        <w:rPr>
+          <w:lang w:val="fr-FR"/>
+        </w:rPr>
+        <w:t xml:space="preserve">, </w:t>
+      </w:r>
+      <w:proofErr w:type="spellStart"/>
+      <w:r>
+        <w:rPr>
+          <w:lang w:val="fr-FR"/>
+        </w:rPr>
+        <w:t>mid-core</w:t>
+      </w:r>
+      <w:proofErr w:type="spellEnd"/>
+      <w:r>
+        <w:rPr>
+          <w:lang w:val="fr-FR"/>
+        </w:rPr>
+        <w:t xml:space="preserve"> </w:t>
+      </w:r>
+      <w:proofErr w:type="spellStart"/>
+      <w:r>
+        <w:rPr>
+          <w:lang w:val="fr-FR"/>
+        </w:rPr>
+        <w:t>features</w:t>
+      </w:r>
+      <w:proofErr w:type="spellEnd"/>
+      <w:r>
+        <w:rPr>
+          <w:lang w:val="fr-FR"/>
+        </w:rPr>
+        <w:t xml:space="preserve"> </w:t>
+      </w:r>
+      <w:proofErr w:type="spellStart"/>
+      <w:r>
+        <w:rPr>
+          <w:lang w:val="fr-FR"/>
+        </w:rPr>
+        <w:t>they</w:t>
+      </w:r>
+      <w:proofErr w:type="spellEnd"/>
+      <w:r>
+        <w:rPr>
+          <w:lang w:val="fr-FR"/>
+        </w:rPr>
+        <w:t xml:space="preserve"> </w:t>
+      </w:r>
+      <w:proofErr w:type="spellStart"/>
+      <w:r>
+        <w:rPr>
+          <w:lang w:val="fr-FR"/>
+        </w:rPr>
+        <w:t>become</w:t>
+      </w:r>
+      <w:proofErr w:type="spellEnd"/>
+      <w:r>
+        <w:rPr>
+          <w:lang w:val="fr-FR"/>
+        </w:rPr>
+        <w:t xml:space="preserve"> more </w:t>
+      </w:r>
+      <w:proofErr w:type="spellStart"/>
+      <w:r>
+        <w:rPr>
+          <w:lang w:val="fr-FR"/>
+        </w:rPr>
+        <w:t>engaging</w:t>
+      </w:r>
+      <w:proofErr w:type="spellEnd"/>
+      <w:r>
+        <w:rPr>
+          <w:lang w:val="fr-FR"/>
+        </w:rPr>
+        <w:t xml:space="preserve">, but </w:t>
+      </w:r>
+      <w:proofErr w:type="spellStart"/>
+      <w:r>
+        <w:rPr>
+          <w:lang w:val="fr-FR"/>
+        </w:rPr>
+        <w:t>also</w:t>
+      </w:r>
+      <w:proofErr w:type="spellEnd"/>
+      <w:r>
+        <w:rPr>
+          <w:lang w:val="fr-FR"/>
+        </w:rPr>
+        <w:t xml:space="preserve"> more </w:t>
+      </w:r>
+      <w:proofErr w:type="spellStart"/>
+      <w:r>
+        <w:rPr>
+          <w:lang w:val="fr-FR"/>
+        </w:rPr>
+        <w:t>complicated</w:t>
+      </w:r>
+      <w:proofErr w:type="spellEnd"/>
+      <w:r>
+        <w:rPr>
+          <w:lang w:val="fr-FR"/>
+        </w:rPr>
+        <w:t xml:space="preserve">. </w:t>
+      </w:r>
+      <w:r>
+        <w:t>This, in turn, opens up a segment for hyper-casual games to dominate - games that are easy to start and fun to play,”</w:t>
+      </w:r>
+    </w:p>
+    <w:p>
+      <w:pPr>
+        <w:rPr>
+          <w:lang w:val="fr-CH"/>
+        </w:rPr>
+      </w:pPr>
+      <w:bookmarkStart w:id="11" w:name="_Hlk93833217"/>
+      <w:r>
+        <w:rPr>
+          <w:lang w:val="fr-CH"/>
+        </w:rPr>
+        <w:t>Un jeux casuel implémente d</w:t>
+      </w:r>
+      <w:r>
+        <w:rPr>
+          <w:lang w:val="fr-CH"/>
+        </w:rPr>
+        <w:t>es caractéristique plus profondes, plus engageantes mais aussi plus compliquées. Cela, à force, offre une possibilité pour les jeux hyper-casuel de dominer le marché – ce sont des jeux facile à commencer et fun à jouer.</w:t>
+      </w:r>
+    </w:p>
+    <w:p>
+      <w:pPr>
+        <w:rPr>
+          <w:lang w:val="fr-CH"/>
+        </w:rPr>
+      </w:pPr>
+      <w:r>
+        <w:rPr>
+          <w:lang w:val="fr-CH"/>
+        </w:rPr>
+        <w:t>Ici, nous pourrons noter une démarcation entre les deux genres du fait de leurs caractéristiques</w:t>
+      </w:r>
+      <w:r>
+        <w:rPr>
+          <w:lang w:val="fr-CH"/>
+        </w:rPr>
+        <w:t>, leurs complexité et l’engagement pris par l’utilisateur sur ceux-ci. Les termes utilisées, sans avoir été creus</w:t>
+      </w:r>
+      <w:r>
+        <w:rPr>
+          <w:lang w:val="fr-CH"/>
+        </w:rPr>
+        <w:t xml:space="preserve">er </w:t>
+      </w:r>
+      <w:r>
+        <w:rPr>
+          <w:lang w:val="fr-CH"/>
+        </w:rPr>
+        <w:t>concrètement dans les jeux en eux-mêmes peuvent para</w:t>
+      </w:r>
+      <w:r>
+        <w:rPr>
+          <w:lang w:val="fr-CH"/>
+        </w:rPr>
+        <w:t>î</w:t>
+      </w:r>
+      <w:r>
+        <w:rPr>
+          <w:lang w:val="fr-CH"/>
+        </w:rPr>
+        <w:t>tre</w:t>
       </w:r>
       <w:r>
         <w:rPr>
@@ -3466,13 +4281,154 @@
         <w:rPr>
           <w:lang w:val="fr-CH"/>
         </w:rPr>
-        <w:t xml:space="preserve"> la </w:t>
-      </w:r>
-      <w:r>
-        <w:rPr>
-          <w:lang w:val="fr-CH"/>
-        </w:rPr>
-        <w:t>distinction</w:t>
+        <w:t xml:space="preserve"> mystiques. Cependant, cette démarcation nous permet une réelle avancé</w:t>
+      </w:r>
+      <w:r>
+        <w:rPr>
+          <w:lang w:val="fr-CH"/>
+        </w:rPr>
+        <w:t>e</w:t>
+      </w:r>
+      <w:r>
+        <w:rPr>
+          <w:lang w:val="fr-CH"/>
+        </w:rPr>
+        <w:t xml:space="preserve"> quant à la différentiation de genre</w:t>
+      </w:r>
+      <w:r>
+        <w:rPr>
+          <w:lang w:val="fr-CH"/>
+        </w:rPr>
+        <w:t>s</w:t>
+      </w:r>
+      <w:r>
+        <w:rPr>
+          <w:lang w:val="fr-CH"/>
+        </w:rPr>
+        <w:t>.</w:t>
+      </w:r>
+    </w:p>
+    <w:p>
+      <w:pPr>
+        <w:rPr>
+          <w:iCs/>
+          <w:lang w:val="fr-CH"/>
+        </w:rPr>
+      </w:pPr>
+      <w:r>
+        <w:rPr>
+          <w:lang w:val="fr-CH"/>
+        </w:rPr>
+        <w:t xml:space="preserve">En comparant nos deux jeux de référence : </w:t>
+      </w:r>
+      <w:proofErr w:type="spellStart"/>
+      <w:r>
+        <w:rPr>
+          <w:lang w:val="fr-CH"/>
+        </w:rPr>
+        <w:t>FlappyBird</w:t>
+      </w:r>
+      <w:proofErr w:type="spellEnd"/>
+      <w:r>
+        <w:rPr>
+          <w:lang w:val="fr-CH"/>
+        </w:rPr>
+        <w:t xml:space="preserve"> ne demande pas d’engagement à l’utilisateur au-delà du jeu en lui-même, le but est d’obtenir le meilleurs score possible et l’implication du joueur s’arrête là. </w:t>
+      </w:r>
+      <w:proofErr w:type="spellStart"/>
+      <w:r>
+        <w:rPr>
+          <w:lang w:val="fr-CH"/>
+        </w:rPr>
+        <w:t>BrawlStars</w:t>
+      </w:r>
+      <w:proofErr w:type="spellEnd"/>
+      <w:r>
+        <w:rPr>
+          <w:lang w:val="fr-CH"/>
+        </w:rPr>
+        <w:t>, à l’inverse offre la possibilité d’améliorer son expérience de jeu en y passant plus de temps à découvrir toutes les petites subtilités.</w:t>
+      </w:r>
+    </w:p>
+    <w:p>
+      <w:pPr>
+        <w:rPr>
+          <w:lang w:val="fr-CH"/>
+        </w:rPr>
+      </w:pPr>
+      <w:r>
+        <w:rPr>
+          <w:lang w:val="fr-CH"/>
+        </w:rPr>
+        <w:t>L</w:t>
+      </w:r>
+      <w:r>
+        <w:rPr>
+          <w:lang w:val="fr-CH"/>
+        </w:rPr>
+        <w:t xml:space="preserve">es </w:t>
+      </w:r>
+      <w:r>
+        <w:rPr>
+          <w:lang w:val="fr-CH"/>
+        </w:rPr>
+        <w:t>« </w:t>
+      </w:r>
+      <w:proofErr w:type="spellStart"/>
+      <w:r>
+        <w:rPr>
+          <w:lang w:val="fr-CH"/>
+        </w:rPr>
+        <w:t>H</w:t>
+      </w:r>
+      <w:r>
+        <w:rPr>
+          <w:lang w:val="fr-CH"/>
+        </w:rPr>
+        <w:t>yper</w:t>
+      </w:r>
+      <w:r>
+        <w:rPr>
+          <w:lang w:val="fr-CH"/>
+        </w:rPr>
+        <w:t>C</w:t>
+      </w:r>
+      <w:r>
+        <w:rPr>
+          <w:lang w:val="fr-CH"/>
+        </w:rPr>
+        <w:t>asu</w:t>
+      </w:r>
+      <w:r>
+        <w:rPr>
+          <w:lang w:val="fr-CH"/>
+        </w:rPr>
+        <w:t>a</w:t>
+      </w:r>
+      <w:r>
+        <w:rPr>
+          <w:lang w:val="fr-CH"/>
+        </w:rPr>
+        <w:t>l</w:t>
+      </w:r>
+      <w:proofErr w:type="spellEnd"/>
+      <w:r>
+        <w:rPr>
+          <w:lang w:val="fr-CH"/>
+        </w:rPr>
+        <w:t> »</w:t>
+      </w:r>
+      <w:r>
+        <w:rPr>
+          <w:lang w:val="fr-CH"/>
+        </w:rPr>
+        <w:t xml:space="preserve"> n’engage</w:t>
+      </w:r>
+      <w:r>
+        <w:rPr>
+          <w:lang w:val="fr-CH"/>
+        </w:rPr>
+        <w:t>nt</w:t>
       </w:r>
       <w:r>
         <w:rPr>
@@ -3484,26 +4440,20 @@
         <w:rPr>
           <w:lang w:val="fr-CH"/>
         </w:rPr>
-        <w:t>est encore floue</w:t>
-      </w:r>
-      <w:r>
-        <w:rPr>
-          <w:lang w:val="fr-CH"/>
-        </w:rPr>
-        <w:t>,</w:t>
-      </w:r>
-      <w:r>
-        <w:rPr>
-          <w:lang w:val="fr-CH"/>
-        </w:rPr>
-        <w:t xml:space="preserve"> comme expliqué dans la convention de 2020 « Mobile </w:t>
-      </w:r>
-      <w:proofErr w:type="spellStart"/>
-      <w:r>
-        <w:rPr>
-          <w:lang w:val="fr-CH"/>
-        </w:rPr>
-        <w:t>Growth</w:t>
+        <w:t xml:space="preserve">donc </w:t>
+      </w:r>
+      <w:r>
+        <w:rPr>
+          <w:lang w:val="fr-CH"/>
+        </w:rPr>
+        <w:t>pas les utilisateurs au-delà du simple jeu en lui-même (« </w:t>
+      </w:r>
+      <w:proofErr w:type="spellStart"/>
+      <w:r>
+        <w:rPr>
+          <w:lang w:val="fr-CH"/>
+        </w:rPr>
+        <w:t>core</w:t>
       </w:r>
       <w:proofErr w:type="spellEnd"/>
       <w:r>
@@ -3517,194 +4467,21 @@
         <w:rPr>
           <w:lang w:val="fr-CH"/>
         </w:rPr>
-        <w:t>Summit</w:t>
-      </w:r>
-      <w:proofErr w:type="spellEnd"/>
-      <w:r>
-        <w:rPr>
-          <w:lang w:val="fr-CH"/>
-        </w:rPr>
-        <w:t xml:space="preserve"> » par CK Wang, CEO de </w:t>
-      </w:r>
-      <w:proofErr w:type="spellStart"/>
-      <w:r>
-        <w:rPr>
-          <w:lang w:val="fr-CH"/>
-        </w:rPr>
-        <w:t>Kooapps</w:t>
-      </w:r>
-      <w:proofErr w:type="spellEnd"/>
+        <w:t>game</w:t>
+      </w:r>
+      <w:proofErr w:type="spellEnd"/>
+      <w:r>
+        <w:rPr>
+          <w:lang w:val="fr-CH"/>
+        </w:rPr>
+        <w:t> »)</w:t>
+      </w:r>
       <w:r>
         <w:rPr>
           <w:lang w:val="fr-CH"/>
         </w:rPr>
         <w:t>.</w:t>
       </w:r>
-    </w:p>
-    <w:p>
-      <w:pPr>
-        <w:rPr>
-          <w:lang w:val="fr-FR"/>
-        </w:rPr>
-      </w:pPr>
-      <w:r>
-        <w:rPr>
-          <w:lang w:val="fr-CH"/>
-        </w:rPr>
-        <w:t xml:space="preserve">Dans le cas de </w:t>
-      </w:r>
-      <w:proofErr w:type="spellStart"/>
-      <w:r>
-        <w:rPr>
-          <w:lang w:val="fr-CH"/>
-        </w:rPr>
-        <w:t>FlappyBird</w:t>
-      </w:r>
-      <w:proofErr w:type="spellEnd"/>
-      <w:r>
-        <w:rPr>
-          <w:lang w:val="fr-CH"/>
-        </w:rPr>
-        <w:t xml:space="preserve">, le jeu est </w:t>
-      </w:r>
-      <w:r>
-        <w:rPr>
-          <w:lang w:val="fr-CH"/>
-        </w:rPr>
-        <w:t>exécuté</w:t>
-      </w:r>
-      <w:r>
-        <w:rPr>
-          <w:lang w:val="fr-CH"/>
-        </w:rPr>
-        <w:t xml:space="preserve"> directement et ne requière </w:t>
-      </w:r>
-      <w:r>
-        <w:rPr>
-          <w:lang w:val="fr-CH"/>
-        </w:rPr>
-        <w:t xml:space="preserve">qu’une seule action de l’utilisateur. </w:t>
-      </w:r>
-      <w:proofErr w:type="spellStart"/>
-      <w:r>
-        <w:rPr>
-          <w:lang w:val="fr-CH"/>
-        </w:rPr>
-        <w:t>BrawlStars</w:t>
-      </w:r>
-      <w:proofErr w:type="spellEnd"/>
-      <w:r>
-        <w:rPr>
-          <w:lang w:val="fr-CH"/>
-        </w:rPr>
-        <w:t>, pour sa part,</w:t>
-      </w:r>
-      <w:r>
-        <w:rPr>
-          <w:lang w:val="fr-CH"/>
-        </w:rPr>
-        <w:t xml:space="preserve"> demande une certaine maitrise et compte 4 actions</w:t>
-      </w:r>
-      <w:r>
-        <w:rPr>
-          <w:lang w:val="fr-CH"/>
-        </w:rPr>
-        <w:t>. D</w:t>
-      </w:r>
-      <w:r>
-        <w:rPr>
-          <w:lang w:val="fr-CH"/>
-        </w:rPr>
-        <w:t xml:space="preserve">ans les deux cas, si on les compare à un </w:t>
-      </w:r>
-      <w:r>
-        <w:rPr>
-          <w:lang w:val="fr-CH"/>
-        </w:rPr>
-        <w:t>« </w:t>
-      </w:r>
-      <w:r>
-        <w:rPr>
-          <w:lang w:val="fr-CH"/>
-        </w:rPr>
-        <w:t>MMORPG</w:t>
-      </w:r>
-      <w:r>
-        <w:rPr>
-          <w:lang w:val="fr-CH"/>
-        </w:rPr>
-        <w:t> »</w:t>
-      </w:r>
-      <w:r>
-        <w:rPr>
-          <w:lang w:val="fr-CH"/>
-        </w:rPr>
-        <w:t xml:space="preserve"> (</w:t>
-      </w:r>
-      <w:proofErr w:type="spellStart"/>
-      <w:r>
-        <w:rPr>
-          <w:lang w:val="fr-CH"/>
-        </w:rPr>
-        <w:t>Massively</w:t>
-      </w:r>
-      <w:proofErr w:type="spellEnd"/>
-      <w:r>
-        <w:rPr>
-          <w:lang w:val="fr-CH"/>
-        </w:rPr>
-        <w:t xml:space="preserve"> Multiplayer </w:t>
-      </w:r>
-      <w:proofErr w:type="spellStart"/>
-      <w:r>
-        <w:rPr>
-          <w:lang w:val="fr-CH"/>
-        </w:rPr>
-        <w:t>Onlie</w:t>
-      </w:r>
-      <w:proofErr w:type="spellEnd"/>
-      <w:r>
-        <w:rPr>
-          <w:lang w:val="fr-CH"/>
-        </w:rPr>
-        <w:t xml:space="preserve"> Rôle Play Game, Jeux de rôle online massivement multijoueur) tel que </w:t>
-      </w:r>
-      <w:r>
-        <w:rPr>
-          <w:lang w:val="fr-CH"/>
-        </w:rPr>
-        <w:t>« </w:t>
-      </w:r>
-      <w:r>
-        <w:rPr>
-          <w:lang w:val="fr-CH"/>
-        </w:rPr>
-        <w:t>WOW</w:t>
-      </w:r>
-      <w:r>
-        <w:rPr>
-          <w:lang w:val="fr-CH"/>
-        </w:rPr>
-        <w:t> »</w:t>
-      </w:r>
-      <w:r>
-        <w:rPr>
-          <w:lang w:val="fr-CH"/>
-        </w:rPr>
-        <w:t xml:space="preserve"> (World of Warcraft)</w:t>
-      </w:r>
-      <w:r>
-        <w:rPr>
-          <w:lang w:val="fr-CH"/>
-        </w:rPr>
-        <w:t>,</w:t>
-      </w:r>
-      <w:r>
-        <w:rPr>
-          <w:lang w:val="fr-CH"/>
-        </w:rPr>
-        <w:t xml:space="preserve"> qui nécessite d’innombrable heures</w:t>
-      </w:r>
       <w:r>
         <w:rPr>
           <w:lang w:val="fr-CH"/>
@@ -3715,598 +4492,20 @@
         <w:rPr>
           <w:lang w:val="fr-CH"/>
         </w:rPr>
-        <w:t xml:space="preserve">et une réelle implication ne serait-ce que pour comprendre l’envergure de l’expérience proposée, nous pouvons effectivement </w:t>
-      </w:r>
-      <w:r>
-        <w:rPr>
-          <w:lang w:val="fr-CH"/>
-        </w:rPr>
-        <w:t xml:space="preserve">confirmer l’avis de Frans </w:t>
-      </w:r>
-      <w:proofErr w:type="spellStart"/>
-      <w:r>
-        <w:rPr>
-          <w:lang w:val="fr-CH"/>
-        </w:rPr>
-        <w:t>Märyä</w:t>
-      </w:r>
-      <w:proofErr w:type="spellEnd"/>
-      <w:r>
-        <w:rPr>
-          <w:lang w:val="fr-CH"/>
-        </w:rPr>
-        <w:t>.</w:t>
-      </w:r>
-    </w:p>
-    <w:p>
-      <w:pPr>
-        <w:rPr>
-          <w:lang w:val="fr-CH"/>
-        </w:rPr>
-      </w:pPr>
-      <w:r>
-        <w:rPr>
-          <w:lang w:val="fr-CH"/>
-        </w:rPr>
-        <w:t>Ce que nous pouvons donc garder de cette explication est que dans un cas comme dans l’autre, pour les deux genres, les jeux sont simples, peu complexes et ne requièrent que peu d’investissement pour être joués.</w:t>
-      </w:r>
-      <w:r>
-        <w:rPr>
-          <w:lang w:val="fr-CH"/>
-        </w:rPr>
-        <w:t xml:space="preserve"> Cet avis ne nous permet cependant pas d’établir une différentiation entre les deux genres.</w:t>
-      </w:r>
-    </w:p>
-    <w:p>
-      <w:pPr>
-        <w:rPr>
-          <w:lang w:val="fr-FR"/>
-        </w:rPr>
-      </w:pPr>
-      <w:proofErr w:type="spellStart"/>
-      <w:r>
-        <w:rPr>
-          <w:lang w:val="fr-CH"/>
-        </w:rPr>
-        <w:t>Mishka</w:t>
-      </w:r>
-      <w:proofErr w:type="spellEnd"/>
-      <w:r>
-        <w:rPr>
-          <w:lang w:val="fr-CH"/>
-        </w:rPr>
-        <w:t xml:space="preserve"> </w:t>
-      </w:r>
-      <w:proofErr w:type="spellStart"/>
-      <w:r>
-        <w:rPr>
-          <w:lang w:val="fr-CH"/>
-        </w:rPr>
-        <w:t>Katkoff</w:t>
-      </w:r>
-      <w:proofErr w:type="spellEnd"/>
-      <w:r>
-        <w:rPr>
-          <w:lang w:val="fr-CH"/>
-        </w:rPr>
-        <w:t>, fondateur de « </w:t>
-      </w:r>
-      <w:proofErr w:type="spellStart"/>
-      <w:r>
-        <w:rPr>
-          <w:lang w:val="fr-CH"/>
-        </w:rPr>
-        <w:t>Deconstructor</w:t>
-      </w:r>
-      <w:proofErr w:type="spellEnd"/>
-      <w:r>
-        <w:rPr>
-          <w:lang w:val="fr-CH"/>
-        </w:rPr>
-        <w:t xml:space="preserve"> of Fun » et</w:t>
-      </w:r>
-      <w:r>
-        <w:rPr>
-          <w:lang w:val="fr-CH"/>
-        </w:rPr>
-        <w:t xml:space="preserve"> Directeur de la gestion de produit chez « </w:t>
-      </w:r>
-      <w:proofErr w:type="spellStart"/>
-      <w:r>
-        <w:rPr>
-          <w:lang w:val="fr-CH"/>
-        </w:rPr>
-        <w:t>Rovio</w:t>
-      </w:r>
-      <w:proofErr w:type="spellEnd"/>
-      <w:r>
-        <w:rPr>
-          <w:lang w:val="fr-CH"/>
-        </w:rPr>
-        <w:t xml:space="preserve"> », dans son interview avec </w:t>
-      </w:r>
-      <w:proofErr w:type="spellStart"/>
-      <w:r>
-        <w:rPr>
-          <w:lang w:val="fr-CH"/>
-        </w:rPr>
-        <w:t>LevelUp</w:t>
-      </w:r>
-      <w:proofErr w:type="spellEnd"/>
-      <w:r>
-        <w:rPr>
-          <w:lang w:val="fr-CH"/>
-        </w:rPr>
-        <w:t xml:space="preserve">, repris sur le site </w:t>
-      </w:r>
-      <w:proofErr w:type="spellStart"/>
-      <w:r>
-        <w:rPr>
-          <w:lang w:val="fr-CH"/>
-        </w:rPr>
-        <w:t>ironSource</w:t>
-      </w:r>
-      <w:proofErr w:type="spellEnd"/>
-      <w:r>
-        <w:rPr>
-          <w:lang w:val="fr-CH"/>
-        </w:rPr>
-        <w:t xml:space="preserve"> en 2018</w:t>
-      </w:r>
-      <w:r>
-        <w:rPr>
-          <w:lang w:val="fr-CH"/>
-        </w:rPr>
-        <w:t xml:space="preserve">, nous dis : </w:t>
-      </w:r>
-      <w:bookmarkEnd w:id="10"/>
-      <w:r>
-        <w:rPr>
-          <w:lang w:val="fr-FR"/>
-        </w:rPr>
-        <w:t xml:space="preserve">“As casual </w:t>
-      </w:r>
-      <w:proofErr w:type="spellStart"/>
-      <w:r>
-        <w:rPr>
-          <w:lang w:val="fr-FR"/>
-        </w:rPr>
-        <w:t>games</w:t>
-      </w:r>
-      <w:proofErr w:type="spellEnd"/>
-      <w:r>
-        <w:rPr>
-          <w:lang w:val="fr-FR"/>
-        </w:rPr>
-        <w:t xml:space="preserve"> </w:t>
-      </w:r>
-      <w:proofErr w:type="spellStart"/>
-      <w:r>
-        <w:rPr>
-          <w:lang w:val="fr-FR"/>
-        </w:rPr>
-        <w:t>implement</w:t>
-      </w:r>
-      <w:proofErr w:type="spellEnd"/>
-      <w:r>
-        <w:rPr>
-          <w:lang w:val="fr-FR"/>
-        </w:rPr>
-        <w:t xml:space="preserve"> </w:t>
-      </w:r>
-      <w:proofErr w:type="spellStart"/>
-      <w:r>
-        <w:rPr>
-          <w:lang w:val="fr-FR"/>
-        </w:rPr>
-        <w:t>deeper</w:t>
-      </w:r>
-      <w:proofErr w:type="spellEnd"/>
-      <w:r>
-        <w:rPr>
-          <w:lang w:val="fr-FR"/>
-        </w:rPr>
-        <w:t xml:space="preserve">, </w:t>
-      </w:r>
-      <w:proofErr w:type="spellStart"/>
-      <w:r>
-        <w:rPr>
-          <w:lang w:val="fr-FR"/>
-        </w:rPr>
-        <w:t>mid-core</w:t>
-      </w:r>
-      <w:proofErr w:type="spellEnd"/>
-      <w:r>
-        <w:rPr>
-          <w:lang w:val="fr-FR"/>
-        </w:rPr>
-        <w:t xml:space="preserve"> </w:t>
-      </w:r>
-      <w:proofErr w:type="spellStart"/>
-      <w:r>
-        <w:rPr>
-          <w:lang w:val="fr-FR"/>
-        </w:rPr>
-        <w:t>features</w:t>
-      </w:r>
-      <w:proofErr w:type="spellEnd"/>
-      <w:r>
-        <w:rPr>
-          <w:lang w:val="fr-FR"/>
-        </w:rPr>
-        <w:t xml:space="preserve"> </w:t>
-      </w:r>
-      <w:proofErr w:type="spellStart"/>
-      <w:r>
-        <w:rPr>
-          <w:lang w:val="fr-FR"/>
-        </w:rPr>
-        <w:t>they</w:t>
-      </w:r>
-      <w:proofErr w:type="spellEnd"/>
-      <w:r>
-        <w:rPr>
-          <w:lang w:val="fr-FR"/>
-        </w:rPr>
-        <w:t xml:space="preserve"> </w:t>
-      </w:r>
-      <w:proofErr w:type="spellStart"/>
-      <w:r>
-        <w:rPr>
-          <w:lang w:val="fr-FR"/>
-        </w:rPr>
-        <w:t>become</w:t>
-      </w:r>
-      <w:proofErr w:type="spellEnd"/>
-      <w:r>
-        <w:rPr>
-          <w:lang w:val="fr-FR"/>
-        </w:rPr>
-        <w:t xml:space="preserve"> more </w:t>
-      </w:r>
-      <w:proofErr w:type="spellStart"/>
-      <w:r>
-        <w:rPr>
-          <w:lang w:val="fr-FR"/>
-        </w:rPr>
-        <w:t>engaging</w:t>
-      </w:r>
-      <w:proofErr w:type="spellEnd"/>
-      <w:r>
-        <w:rPr>
-          <w:lang w:val="fr-FR"/>
-        </w:rPr>
-        <w:t xml:space="preserve">, but </w:t>
-      </w:r>
-      <w:proofErr w:type="spellStart"/>
-      <w:r>
-        <w:rPr>
-          <w:lang w:val="fr-FR"/>
-        </w:rPr>
-        <w:t>also</w:t>
-      </w:r>
-      <w:proofErr w:type="spellEnd"/>
-      <w:r>
-        <w:rPr>
-          <w:lang w:val="fr-FR"/>
-        </w:rPr>
-        <w:t xml:space="preserve"> more </w:t>
-      </w:r>
-      <w:proofErr w:type="spellStart"/>
-      <w:r>
-        <w:rPr>
-          <w:lang w:val="fr-FR"/>
-        </w:rPr>
-        <w:t>complicated</w:t>
-      </w:r>
-      <w:proofErr w:type="spellEnd"/>
-      <w:r>
-        <w:rPr>
-          <w:lang w:val="fr-FR"/>
-        </w:rPr>
-        <w:t xml:space="preserve">. </w:t>
-      </w:r>
-      <w:r>
-        <w:t>This, in turn, opens up a segment for hyper-casual games to dominate - games that are easy to start and fun to play,”</w:t>
-      </w:r>
-    </w:p>
-    <w:p>
-      <w:pPr>
-        <w:rPr>
-          <w:lang w:val="fr-CH"/>
-        </w:rPr>
-      </w:pPr>
-      <w:bookmarkStart w:id="11" w:name="_Hlk93833217"/>
-      <w:r>
-        <w:rPr>
-          <w:lang w:val="fr-CH"/>
-        </w:rPr>
-        <w:t>Un jeux casuel implémente d</w:t>
-      </w:r>
-      <w:r>
-        <w:rPr>
-          <w:lang w:val="fr-CH"/>
-        </w:rPr>
-        <w:t>es caractéristique plus profondes, plus engageantes mais aussi plus compliquées. Cela, à force, offre une possibilité pour les jeux hyper-casuel de dominer le marché – ce sont des jeux facile à commencer et fun à jouer.</w:t>
-      </w:r>
-    </w:p>
-    <w:p>
-      <w:pPr>
-        <w:rPr>
-          <w:lang w:val="fr-CH"/>
-        </w:rPr>
-      </w:pPr>
-      <w:r>
-        <w:rPr>
-          <w:lang w:val="fr-CH"/>
-        </w:rPr>
-        <w:t>Ici, nous pourrons noter une démarcation entre les deux genres du fait de leurs caractéristiques</w:t>
-      </w:r>
-      <w:r>
-        <w:rPr>
-          <w:lang w:val="fr-CH"/>
-        </w:rPr>
-        <w:t>, leurs complexité et l’engagement pris par l’utilisateur sur ceux-ci. Les termes utilisées, sans avoir été creus</w:t>
-      </w:r>
-      <w:r>
-        <w:rPr>
-          <w:lang w:val="fr-CH"/>
-        </w:rPr>
-        <w:t xml:space="preserve">er </w:t>
-      </w:r>
-      <w:r>
-        <w:rPr>
-          <w:lang w:val="fr-CH"/>
-        </w:rPr>
-        <w:t xml:space="preserve">concrètement dans les jeux </w:t>
+        <w:t>D</w:t>
+      </w:r>
+      <w:r>
+        <w:rPr>
+          <w:lang w:val="fr-CH"/>
+        </w:rPr>
+        <w:t xml:space="preserve">ans l’autre, l’utilisateur est amené à s’investir </w:t>
       </w:r>
       <w:r>
         <w:rPr>
           <w:lang w:val="fr-CH"/>
         </w:rPr>
         <w:lastRenderedPageBreak/>
-        <w:t>en eux-mêmes peuvent para</w:t>
-      </w:r>
-      <w:r>
-        <w:rPr>
-          <w:lang w:val="fr-CH"/>
-        </w:rPr>
-        <w:t>î</w:t>
-      </w:r>
-      <w:r>
-        <w:rPr>
-          <w:lang w:val="fr-CH"/>
-        </w:rPr>
-        <w:t>tre</w:t>
-      </w:r>
-      <w:r>
-        <w:rPr>
-          <w:lang w:val="fr-CH"/>
-        </w:rPr>
-        <w:t>s</w:t>
-      </w:r>
-      <w:r>
-        <w:rPr>
-          <w:lang w:val="fr-CH"/>
-        </w:rPr>
-        <w:t xml:space="preserve"> mystiques. Cependant, cette démarcation nous permet une réelle avancé</w:t>
-      </w:r>
-      <w:r>
-        <w:rPr>
-          <w:lang w:val="fr-CH"/>
-        </w:rPr>
-        <w:t>e</w:t>
-      </w:r>
-      <w:r>
-        <w:rPr>
-          <w:lang w:val="fr-CH"/>
-        </w:rPr>
-        <w:t xml:space="preserve"> quant à la différentiation de genre</w:t>
-      </w:r>
-      <w:r>
-        <w:rPr>
-          <w:lang w:val="fr-CH"/>
-        </w:rPr>
-        <w:t>s</w:t>
-      </w:r>
-      <w:r>
-        <w:rPr>
-          <w:lang w:val="fr-CH"/>
-        </w:rPr>
-        <w:t>.</w:t>
-      </w:r>
-    </w:p>
-    <w:p>
-      <w:pPr>
-        <w:rPr>
-          <w:iCs/>
-          <w:lang w:val="fr-CH"/>
-        </w:rPr>
-      </w:pPr>
-      <w:r>
-        <w:rPr>
-          <w:lang w:val="fr-CH"/>
-        </w:rPr>
-        <w:t xml:space="preserve">En comparant nos deux jeux de référence : </w:t>
-      </w:r>
-      <w:proofErr w:type="spellStart"/>
-      <w:r>
-        <w:rPr>
-          <w:lang w:val="fr-CH"/>
-        </w:rPr>
-        <w:t>FlappyBird</w:t>
-      </w:r>
-      <w:proofErr w:type="spellEnd"/>
-      <w:r>
-        <w:rPr>
-          <w:lang w:val="fr-CH"/>
-        </w:rPr>
-        <w:t xml:space="preserve"> ne demande pas d’engagement à l’utilisateur au-delà du jeu en lui-même, le but est d’obtenir le meilleurs score possible et l’implication du joueur s’arrête là. </w:t>
-      </w:r>
-      <w:proofErr w:type="spellStart"/>
-      <w:r>
-        <w:rPr>
-          <w:lang w:val="fr-CH"/>
-        </w:rPr>
-        <w:t>BrawlStars</w:t>
-      </w:r>
-      <w:proofErr w:type="spellEnd"/>
-      <w:r>
-        <w:rPr>
-          <w:lang w:val="fr-CH"/>
-        </w:rPr>
-        <w:t>, à l’inverse offre la possibilité d’améliorer son expérience de jeu en y passant plus de temps à découvrir toutes les petites subtilités.</w:t>
-      </w:r>
-    </w:p>
-    <w:p>
-      <w:pPr>
-        <w:rPr>
-          <w:lang w:val="fr-CH"/>
-        </w:rPr>
-      </w:pPr>
-      <w:r>
-        <w:rPr>
-          <w:lang w:val="fr-CH"/>
-        </w:rPr>
-        <w:t>L</w:t>
-      </w:r>
-      <w:r>
-        <w:rPr>
-          <w:lang w:val="fr-CH"/>
-        </w:rPr>
-        <w:t xml:space="preserve">es </w:t>
-      </w:r>
-      <w:r>
-        <w:rPr>
-          <w:lang w:val="fr-CH"/>
-        </w:rPr>
-        <w:t>« </w:t>
-      </w:r>
-      <w:proofErr w:type="spellStart"/>
-      <w:r>
-        <w:rPr>
-          <w:lang w:val="fr-CH"/>
-        </w:rPr>
-        <w:t>H</w:t>
-      </w:r>
-      <w:r>
-        <w:rPr>
-          <w:lang w:val="fr-CH"/>
-        </w:rPr>
-        <w:t>yper</w:t>
-      </w:r>
-      <w:r>
-        <w:rPr>
-          <w:lang w:val="fr-CH"/>
-        </w:rPr>
-        <w:t>C</w:t>
-      </w:r>
-      <w:r>
-        <w:rPr>
-          <w:lang w:val="fr-CH"/>
-        </w:rPr>
-        <w:t>asu</w:t>
-      </w:r>
-      <w:r>
-        <w:rPr>
-          <w:lang w:val="fr-CH"/>
-        </w:rPr>
-        <w:t>a</w:t>
-      </w:r>
-      <w:r>
-        <w:rPr>
-          <w:lang w:val="fr-CH"/>
-        </w:rPr>
-        <w:t>l</w:t>
-      </w:r>
-      <w:proofErr w:type="spellEnd"/>
-      <w:r>
-        <w:rPr>
-          <w:lang w:val="fr-CH"/>
-        </w:rPr>
-        <w:t> »</w:t>
-      </w:r>
-      <w:r>
-        <w:rPr>
-          <w:lang w:val="fr-CH"/>
-        </w:rPr>
-        <w:t xml:space="preserve"> n’engage</w:t>
-      </w:r>
-      <w:r>
-        <w:rPr>
-          <w:lang w:val="fr-CH"/>
-        </w:rPr>
-        <w:t>nt</w:t>
-      </w:r>
-      <w:r>
-        <w:rPr>
-          <w:lang w:val="fr-CH"/>
-        </w:rPr>
-        <w:t xml:space="preserve"> </w:t>
-      </w:r>
-      <w:r>
-        <w:rPr>
-          <w:lang w:val="fr-CH"/>
-        </w:rPr>
-        <w:t xml:space="preserve">donc </w:t>
-      </w:r>
-      <w:r>
-        <w:rPr>
-          <w:lang w:val="fr-CH"/>
-        </w:rPr>
-        <w:t>pas les utilisateurs au-delà du simple jeu en lui-même (« </w:t>
-      </w:r>
-      <w:proofErr w:type="spellStart"/>
-      <w:r>
-        <w:rPr>
-          <w:lang w:val="fr-CH"/>
-        </w:rPr>
-        <w:t>core</w:t>
-      </w:r>
-      <w:proofErr w:type="spellEnd"/>
-      <w:r>
-        <w:rPr>
-          <w:lang w:val="fr-CH"/>
-        </w:rPr>
-        <w:t xml:space="preserve"> </w:t>
-      </w:r>
-      <w:proofErr w:type="spellStart"/>
-      <w:r>
-        <w:rPr>
-          <w:lang w:val="fr-CH"/>
-        </w:rPr>
-        <w:t>game</w:t>
-      </w:r>
-      <w:proofErr w:type="spellEnd"/>
-      <w:r>
-        <w:rPr>
-          <w:lang w:val="fr-CH"/>
-        </w:rPr>
-        <w:t> »)</w:t>
-      </w:r>
-      <w:r>
-        <w:rPr>
-          <w:lang w:val="fr-CH"/>
-        </w:rPr>
-        <w:t>.</w:t>
-      </w:r>
-      <w:r>
-        <w:rPr>
-          <w:lang w:val="fr-CH"/>
-        </w:rPr>
-        <w:t xml:space="preserve"> </w:t>
-      </w:r>
-      <w:r>
-        <w:rPr>
-          <w:lang w:val="fr-CH"/>
-        </w:rPr>
-        <w:t>D</w:t>
-      </w:r>
-      <w:r>
-        <w:rPr>
-          <w:lang w:val="fr-CH"/>
-        </w:rPr>
-        <w:t>ans l’autre, l’utilisateur est amené à s’investir plus dans le jeu, comprendre</w:t>
+        <w:t>plus dans le jeu, comprendre</w:t>
       </w:r>
       <w:r>
         <w:rPr>
@@ -4865,7 +5064,82 @@
           <w:color w:val="000000" w:themeColor="text1"/>
           <w:lang w:val="fr-CH"/>
         </w:rPr>
-        <w:t xml:space="preserve">joueur doit obtenir tous les personnages du jeu, les améliorer via un système d’expériences, débloquer ou </w:t>
+        <w:t xml:space="preserve">joueur doit obtenir tous les personnages du jeu, les améliorer via un système d’expériences, débloquer ou acheter tous les éléments d’améliorations, remplir les objectifs journalier, hebdomadaire, mensuel, etc…dans les deux cas les jeux sont pratiquement sans fin. La différence principale réside dans la quantité d’objectifs </w:t>
+      </w:r>
+      <w:r>
+        <w:rPr>
+          <w:color w:val="000000" w:themeColor="text1"/>
+          <w:lang w:val="fr-CH"/>
+        </w:rPr>
+        <w:t>à effectuer pour le joueur.</w:t>
+      </w:r>
+    </w:p>
+    <w:p>
+      <w:pPr>
+        <w:rPr>
+          <w:color w:val="000000" w:themeColor="text1"/>
+          <w:lang w:val="fr-CH"/>
+        </w:rPr>
+      </w:pPr>
+      <w:r>
+        <w:rPr>
+          <w:color w:val="000000" w:themeColor="text1"/>
+          <w:lang w:val="fr-CH"/>
+        </w:rPr>
+        <w:t xml:space="preserve">Le temps d’une session de jeu semble à priori </w:t>
+      </w:r>
+      <w:r>
+        <w:rPr>
+          <w:color w:val="000000" w:themeColor="text1"/>
+          <w:lang w:val="fr-CH"/>
+        </w:rPr>
+        <w:t xml:space="preserve">être un bon élément de comparaison, bien que celui-ci dépendra de la facilité de prise en main du jeu par l’utilisateur. </w:t>
+      </w:r>
+      <w:r>
+        <w:rPr>
+          <w:color w:val="000000" w:themeColor="text1"/>
+          <w:lang w:val="fr-CH"/>
+        </w:rPr>
+        <w:t xml:space="preserve">Un joueur expérimenté sur </w:t>
+      </w:r>
+      <w:proofErr w:type="spellStart"/>
+      <w:r>
+        <w:rPr>
+          <w:color w:val="000000" w:themeColor="text1"/>
+          <w:lang w:val="fr-CH"/>
+        </w:rPr>
+        <w:t>FlappyBird</w:t>
+      </w:r>
+      <w:proofErr w:type="spellEnd"/>
+      <w:r>
+        <w:rPr>
+          <w:color w:val="000000" w:themeColor="text1"/>
+          <w:lang w:val="fr-CH"/>
+        </w:rPr>
+        <w:t xml:space="preserve"> pourrait passer plusieurs dizaines de minutes sur la même partie</w:t>
+      </w:r>
+      <w:r>
+        <w:rPr>
+          <w:color w:val="000000" w:themeColor="text1"/>
+          <w:lang w:val="fr-CH"/>
+        </w:rPr>
+        <w:t xml:space="preserve"> alors qu’un joueur à l’expérience comparable sur </w:t>
+      </w:r>
+      <w:proofErr w:type="spellStart"/>
+      <w:r>
+        <w:rPr>
+          <w:color w:val="000000" w:themeColor="text1"/>
+          <w:lang w:val="fr-CH"/>
+        </w:rPr>
+        <w:t>BrawlStars</w:t>
+      </w:r>
+      <w:proofErr w:type="spellEnd"/>
+      <w:r>
+        <w:rPr>
+          <w:color w:val="000000" w:themeColor="text1"/>
+          <w:lang w:val="fr-CH"/>
+        </w:rPr>
+        <w:t xml:space="preserve"> ne pourra pas dépasser le temps maximum défini par le type de partie. Pour ces raisons, nous ne pourrons donc pas utiliser le temps </w:t>
       </w:r>
       <w:r>
         <w:rPr>
@@ -4873,43 +5147,367 @@
           <w:lang w:val="fr-CH"/>
         </w:rPr>
         <w:lastRenderedPageBreak/>
-        <w:t xml:space="preserve">acheter tous les éléments d’améliorations, remplir les objectifs journalier, hebdomadaire, mensuel, etc…dans les deux cas les jeux sont pratiquement sans fin. La différence principale réside dans la quantité d’objectifs </w:t>
-      </w:r>
-      <w:r>
-        <w:rPr>
-          <w:color w:val="000000" w:themeColor="text1"/>
-          <w:lang w:val="fr-CH"/>
-        </w:rPr>
-        <w:t>à effectuer pour le joueur.</w:t>
-      </w:r>
-    </w:p>
-    <w:p>
-      <w:pPr>
-        <w:rPr>
-          <w:color w:val="000000" w:themeColor="text1"/>
-          <w:lang w:val="fr-CH"/>
-        </w:rPr>
-      </w:pPr>
-      <w:r>
-        <w:rPr>
-          <w:color w:val="000000" w:themeColor="text1"/>
-          <w:lang w:val="fr-CH"/>
-        </w:rPr>
-        <w:t xml:space="preserve">Le temps d’une session de jeu semble à priori </w:t>
-      </w:r>
-      <w:r>
-        <w:rPr>
-          <w:color w:val="000000" w:themeColor="text1"/>
-          <w:lang w:val="fr-CH"/>
-        </w:rPr>
-        <w:t xml:space="preserve">être un bon élément de comparaison, bien que celui-ci dépendra de la facilité de prise en main du jeu par l’utilisateur. </w:t>
-      </w:r>
-      <w:r>
-        <w:rPr>
-          <w:color w:val="000000" w:themeColor="text1"/>
-          <w:lang w:val="fr-CH"/>
-        </w:rPr>
-        <w:t xml:space="preserve">Un joueur expérimenté sur </w:t>
+        <w:t xml:space="preserve">d’une session de jeu comme référence permettant </w:t>
+      </w:r>
+      <w:r>
+        <w:rPr>
+          <w:color w:val="000000" w:themeColor="text1"/>
+          <w:lang w:val="fr-CH"/>
+        </w:rPr>
+        <w:t>une différenciation</w:t>
+      </w:r>
+      <w:r>
+        <w:rPr>
+          <w:color w:val="000000" w:themeColor="text1"/>
+          <w:lang w:val="fr-CH"/>
+        </w:rPr>
+        <w:t xml:space="preserve"> entre les deux genres.</w:t>
+      </w:r>
+    </w:p>
+    <w:p>
+      <w:pPr>
+        <w:rPr>
+          <w:color w:val="000000" w:themeColor="text1"/>
+          <w:lang w:val="fr-CH"/>
+        </w:rPr>
+      </w:pPr>
+      <w:r>
+        <w:rPr>
+          <w:color w:val="000000" w:themeColor="text1"/>
+          <w:lang w:val="fr-CH"/>
+        </w:rPr>
+        <w:t xml:space="preserve">Le </w:t>
+      </w:r>
+      <w:r>
+        <w:rPr>
+          <w:color w:val="000000" w:themeColor="text1"/>
+          <w:lang w:val="fr-CH"/>
+        </w:rPr>
+        <w:t>g</w:t>
+      </w:r>
+      <w:r>
+        <w:rPr>
+          <w:color w:val="000000" w:themeColor="text1"/>
+          <w:lang w:val="fr-CH"/>
+        </w:rPr>
+        <w:t>ameplay instantané</w:t>
+      </w:r>
+      <w:r>
+        <w:rPr>
+          <w:color w:val="000000" w:themeColor="text1"/>
+          <w:lang w:val="fr-CH"/>
+        </w:rPr>
+        <w:t>,</w:t>
+      </w:r>
+      <w:r>
+        <w:rPr>
+          <w:color w:val="000000" w:themeColor="text1"/>
+          <w:lang w:val="fr-CH"/>
+        </w:rPr>
+        <w:t xml:space="preserve"> soit la rapidité à </w:t>
+      </w:r>
+      <w:r>
+        <w:rPr>
+          <w:color w:val="000000" w:themeColor="text1"/>
+          <w:lang w:val="fr-CH"/>
+        </w:rPr>
+        <w:t>entrer dans une phase de jeu</w:t>
+      </w:r>
+      <w:r>
+        <w:rPr>
+          <w:color w:val="000000" w:themeColor="text1"/>
+          <w:lang w:val="fr-CH"/>
+        </w:rPr>
+        <w:t>,</w:t>
+      </w:r>
+      <w:r>
+        <w:rPr>
+          <w:color w:val="000000" w:themeColor="text1"/>
+          <w:lang w:val="fr-CH"/>
+        </w:rPr>
+        <w:t xml:space="preserve"> </w:t>
+      </w:r>
+      <w:r>
+        <w:rPr>
+          <w:color w:val="000000" w:themeColor="text1"/>
+          <w:lang w:val="fr-CH"/>
+        </w:rPr>
+        <w:t>semble être un</w:t>
+      </w:r>
+      <w:r>
+        <w:rPr>
+          <w:color w:val="000000" w:themeColor="text1"/>
+          <w:lang w:val="fr-CH"/>
+        </w:rPr>
+        <w:t xml:space="preserve"> </w:t>
+      </w:r>
+      <w:r>
+        <w:rPr>
+          <w:color w:val="000000" w:themeColor="text1"/>
+          <w:lang w:val="fr-CH"/>
+        </w:rPr>
+        <w:t xml:space="preserve">bon </w:t>
+      </w:r>
+      <w:r>
+        <w:rPr>
+          <w:color w:val="000000" w:themeColor="text1"/>
+          <w:lang w:val="fr-CH"/>
+        </w:rPr>
+        <w:t>point pour définir les genres car dans un je</w:t>
+      </w:r>
+      <w:r>
+        <w:rPr>
+          <w:color w:val="000000" w:themeColor="text1"/>
+          <w:lang w:val="fr-CH"/>
+        </w:rPr>
+        <w:t>u</w:t>
+      </w:r>
+      <w:r>
+        <w:rPr>
+          <w:color w:val="000000" w:themeColor="text1"/>
+          <w:lang w:val="fr-CH"/>
+        </w:rPr>
+        <w:t xml:space="preserve"> </w:t>
+      </w:r>
+      <w:proofErr w:type="spellStart"/>
+      <w:r>
+        <w:rPr>
+          <w:color w:val="000000" w:themeColor="text1"/>
+          <w:lang w:val="fr-CH"/>
+        </w:rPr>
+        <w:t>H</w:t>
+      </w:r>
+      <w:r>
+        <w:rPr>
+          <w:color w:val="000000" w:themeColor="text1"/>
+          <w:lang w:val="fr-CH"/>
+        </w:rPr>
+        <w:t>yper</w:t>
+      </w:r>
+      <w:r>
+        <w:rPr>
+          <w:color w:val="000000" w:themeColor="text1"/>
+          <w:lang w:val="fr-CH"/>
+        </w:rPr>
+        <w:t>C</w:t>
+      </w:r>
+      <w:r>
+        <w:rPr>
+          <w:color w:val="000000" w:themeColor="text1"/>
+          <w:lang w:val="fr-CH"/>
+        </w:rPr>
+        <w:t>asuel</w:t>
+      </w:r>
+      <w:proofErr w:type="spellEnd"/>
+      <w:r>
+        <w:rPr>
+          <w:color w:val="000000" w:themeColor="text1"/>
+          <w:lang w:val="fr-CH"/>
+        </w:rPr>
+        <w:t xml:space="preserve"> comme </w:t>
+      </w:r>
+      <w:proofErr w:type="spellStart"/>
+      <w:r>
+        <w:rPr>
+          <w:color w:val="000000" w:themeColor="text1"/>
+          <w:lang w:val="fr-CH"/>
+        </w:rPr>
+        <w:t>F</w:t>
+      </w:r>
+      <w:r>
+        <w:rPr>
+          <w:color w:val="000000" w:themeColor="text1"/>
+          <w:lang w:val="fr-CH"/>
+        </w:rPr>
+        <w:t>lappy</w:t>
+      </w:r>
+      <w:r>
+        <w:rPr>
+          <w:color w:val="000000" w:themeColor="text1"/>
+          <w:lang w:val="fr-CH"/>
+        </w:rPr>
+        <w:t>B</w:t>
+      </w:r>
+      <w:r>
+        <w:rPr>
+          <w:color w:val="000000" w:themeColor="text1"/>
+          <w:lang w:val="fr-CH"/>
+        </w:rPr>
+        <w:t>ird</w:t>
+      </w:r>
+      <w:proofErr w:type="spellEnd"/>
+      <w:r>
+        <w:rPr>
+          <w:color w:val="000000" w:themeColor="text1"/>
+          <w:lang w:val="fr-CH"/>
+        </w:rPr>
+        <w:t xml:space="preserve">, </w:t>
+      </w:r>
+      <w:r>
+        <w:rPr>
+          <w:color w:val="000000" w:themeColor="text1"/>
+          <w:lang w:val="fr-CH"/>
+        </w:rPr>
+        <w:t xml:space="preserve">il n’y a pas </w:t>
+      </w:r>
+      <w:r>
+        <w:rPr>
+          <w:color w:val="000000" w:themeColor="text1"/>
+          <w:lang w:val="fr-CH"/>
+        </w:rPr>
+        <w:t xml:space="preserve">de sélections </w:t>
+      </w:r>
+      <w:r>
+        <w:rPr>
+          <w:color w:val="000000" w:themeColor="text1"/>
+          <w:lang w:val="fr-CH"/>
+        </w:rPr>
+        <w:t>à</w:t>
+      </w:r>
+      <w:r>
+        <w:rPr>
+          <w:color w:val="000000" w:themeColor="text1"/>
+          <w:lang w:val="fr-CH"/>
+        </w:rPr>
+        <w:t xml:space="preserve"> faire. L’application s’ouvre, on lance le jeu et c’est tout. Tandis que sur un jeux Casuel tel que </w:t>
+      </w:r>
+      <w:proofErr w:type="spellStart"/>
+      <w:r>
+        <w:rPr>
+          <w:color w:val="000000" w:themeColor="text1"/>
+          <w:lang w:val="fr-CH"/>
+        </w:rPr>
+        <w:t>BrawlStars</w:t>
+      </w:r>
+      <w:proofErr w:type="spellEnd"/>
+      <w:r>
+        <w:rPr>
+          <w:color w:val="000000" w:themeColor="text1"/>
+          <w:lang w:val="fr-CH"/>
+        </w:rPr>
+        <w:t xml:space="preserve">, il y a de multiples éléments </w:t>
+      </w:r>
+      <w:r>
+        <w:rPr>
+          <w:color w:val="000000" w:themeColor="text1"/>
+          <w:lang w:val="fr-CH"/>
+        </w:rPr>
+        <w:t xml:space="preserve">à </w:t>
+      </w:r>
+      <w:r>
+        <w:rPr>
+          <w:color w:val="000000" w:themeColor="text1"/>
+          <w:lang w:val="fr-CH"/>
+        </w:rPr>
+        <w:t xml:space="preserve">prendre en compte avant même que la partie </w:t>
+      </w:r>
+      <w:r>
+        <w:rPr>
+          <w:color w:val="000000" w:themeColor="text1"/>
+          <w:lang w:val="fr-CH"/>
+        </w:rPr>
+        <w:t>ne puisse être effectuée</w:t>
+      </w:r>
+      <w:r>
+        <w:rPr>
+          <w:color w:val="000000" w:themeColor="text1"/>
+          <w:lang w:val="fr-CH"/>
+        </w:rPr>
+        <w:t xml:space="preserve"> (type de partie</w:t>
+      </w:r>
+      <w:r>
+        <w:rPr>
+          <w:color w:val="000000" w:themeColor="text1"/>
+          <w:lang w:val="fr-CH"/>
+        </w:rPr>
+        <w:t xml:space="preserve">, personnage </w:t>
+      </w:r>
+      <w:r>
+        <w:rPr>
+          <w:color w:val="000000" w:themeColor="text1"/>
+          <w:lang w:val="fr-CH"/>
+        </w:rPr>
+        <w:t>sélectionné</w:t>
+      </w:r>
+      <w:r>
+        <w:rPr>
+          <w:color w:val="000000" w:themeColor="text1"/>
+          <w:lang w:val="fr-CH"/>
+        </w:rPr>
+        <w:t xml:space="preserve">, attributs de personnages, mission à effectuer, </w:t>
+      </w:r>
+      <w:proofErr w:type="spellStart"/>
+      <w:r>
+        <w:rPr>
+          <w:color w:val="000000" w:themeColor="text1"/>
+          <w:lang w:val="fr-CH"/>
+        </w:rPr>
+        <w:t>pass</w:t>
+      </w:r>
+      <w:proofErr w:type="spellEnd"/>
+      <w:r>
+        <w:rPr>
+          <w:color w:val="000000" w:themeColor="text1"/>
+          <w:lang w:val="fr-CH"/>
+        </w:rPr>
+        <w:t>-</w:t>
+      </w:r>
+      <w:r>
+        <w:rPr>
+          <w:color w:val="000000" w:themeColor="text1"/>
+          <w:lang w:val="fr-CH"/>
+        </w:rPr>
+        <w:t>saisonnier,</w:t>
+      </w:r>
+      <w:r>
+        <w:rPr>
+          <w:color w:val="000000" w:themeColor="text1"/>
+          <w:lang w:val="fr-CH"/>
+        </w:rPr>
+        <w:t xml:space="preserve"> objectif quotidien,</w:t>
+      </w:r>
+      <w:r>
+        <w:rPr>
+          <w:color w:val="000000" w:themeColor="text1"/>
+          <w:lang w:val="fr-CH"/>
+        </w:rPr>
+        <w:t xml:space="preserve"> etc</w:t>
+      </w:r>
+      <w:r>
+        <w:rPr>
+          <w:color w:val="000000" w:themeColor="text1"/>
+          <w:lang w:val="fr-CH"/>
+        </w:rPr>
+        <w:t>…</w:t>
+      </w:r>
+      <w:r>
+        <w:rPr>
+          <w:color w:val="000000" w:themeColor="text1"/>
+          <w:lang w:val="fr-CH"/>
+        </w:rPr>
+        <w:t>).</w:t>
+      </w:r>
+    </w:p>
+    <w:p>
+      <w:pPr>
+        <w:rPr>
+          <w:color w:val="000000" w:themeColor="text1"/>
+          <w:lang w:val="fr-CH"/>
+        </w:rPr>
+      </w:pPr>
+      <w:r>
+        <w:rPr>
+          <w:color w:val="000000" w:themeColor="text1"/>
+          <w:lang w:val="fr-CH"/>
+        </w:rPr>
+        <w:t xml:space="preserve">Dans </w:t>
+      </w:r>
+      <w:r>
+        <w:rPr>
+          <w:color w:val="000000" w:themeColor="text1"/>
+          <w:lang w:val="fr-CH"/>
+        </w:rPr>
+        <w:t xml:space="preserve">le cas de nos deux jeux, l’élément scénaristique du jeu est un bon élément de comparaison. Pour </w:t>
       </w:r>
       <w:proofErr w:type="spellStart"/>
       <w:r>
@@ -4925,14 +5523,199 @@
           <w:color w:val="000000" w:themeColor="text1"/>
           <w:lang w:val="fr-CH"/>
         </w:rPr>
-        <w:t xml:space="preserve"> pourrait passer plusieurs dizaines de minutes sur la même partie</w:t>
-      </w:r>
-      <w:r>
-        <w:rPr>
-          <w:color w:val="000000" w:themeColor="text1"/>
-          <w:lang w:val="fr-CH"/>
-        </w:rPr>
-        <w:t xml:space="preserve"> alors qu’un joueur à l’expérience comparable sur </w:t>
+        <w:t xml:space="preserve">, il n’y en a pas, personne ne sait vraiment pourquoi ce pauvre volatile qui peine </w:t>
+      </w:r>
+      <w:r>
+        <w:rPr>
+          <w:color w:val="000000" w:themeColor="text1"/>
+          <w:lang w:val="fr-CH"/>
+        </w:rPr>
+        <w:t>à</w:t>
+      </w:r>
+      <w:r>
+        <w:rPr>
+          <w:color w:val="000000" w:themeColor="text1"/>
+          <w:lang w:val="fr-CH"/>
+        </w:rPr>
+        <w:t xml:space="preserve"> battre des ailes se retrouve </w:t>
+      </w:r>
+      <w:r>
+        <w:rPr>
+          <w:color w:val="000000" w:themeColor="text1"/>
+          <w:lang w:val="fr-CH"/>
+        </w:rPr>
+        <w:t>à</w:t>
+      </w:r>
+      <w:r>
+        <w:rPr>
+          <w:color w:val="000000" w:themeColor="text1"/>
+          <w:lang w:val="fr-CH"/>
+        </w:rPr>
+        <w:t xml:space="preserve"> devoir </w:t>
+      </w:r>
+      <w:r>
+        <w:rPr>
+          <w:color w:val="000000" w:themeColor="text1"/>
+          <w:lang w:val="fr-CH"/>
+        </w:rPr>
+        <w:t>survoler</w:t>
+      </w:r>
+      <w:r>
+        <w:rPr>
+          <w:color w:val="000000" w:themeColor="text1"/>
+          <w:lang w:val="fr-CH"/>
+        </w:rPr>
+        <w:t xml:space="preserve"> avec grande peine des tuyaux tout droit sorti de l’</w:t>
+      </w:r>
+      <w:r>
+        <w:rPr>
+          <w:color w:val="000000" w:themeColor="text1"/>
+          <w:lang w:val="fr-CH"/>
+        </w:rPr>
+        <w:t>univers</w:t>
+      </w:r>
+      <w:r>
+        <w:rPr>
+          <w:color w:val="000000" w:themeColor="text1"/>
+          <w:lang w:val="fr-CH"/>
+        </w:rPr>
+        <w:t xml:space="preserve"> de </w:t>
+      </w:r>
+      <w:proofErr w:type="spellStart"/>
+      <w:r>
+        <w:rPr>
+          <w:color w:val="000000" w:themeColor="text1"/>
+          <w:lang w:val="fr-CH"/>
+        </w:rPr>
+        <w:t>Super</w:t>
+      </w:r>
+      <w:r>
+        <w:rPr>
+          <w:color w:val="000000" w:themeColor="text1"/>
+          <w:lang w:val="fr-CH"/>
+        </w:rPr>
+        <w:t>Mario</w:t>
+      </w:r>
+      <w:proofErr w:type="spellEnd"/>
+      <w:r>
+        <w:rPr>
+          <w:color w:val="000000" w:themeColor="text1"/>
+          <w:lang w:val="fr-CH"/>
+        </w:rPr>
+        <w:t xml:space="preserve">. Tandis que dans le cas de </w:t>
+      </w:r>
+      <w:proofErr w:type="spellStart"/>
+      <w:r>
+        <w:rPr>
+          <w:color w:val="000000" w:themeColor="text1"/>
+          <w:lang w:val="fr-CH"/>
+        </w:rPr>
+        <w:t>B</w:t>
+      </w:r>
+      <w:r>
+        <w:rPr>
+          <w:color w:val="000000" w:themeColor="text1"/>
+          <w:lang w:val="fr-CH"/>
+        </w:rPr>
+        <w:t>rawl</w:t>
+      </w:r>
+      <w:r>
+        <w:rPr>
+          <w:color w:val="000000" w:themeColor="text1"/>
+          <w:lang w:val="fr-CH"/>
+        </w:rPr>
+        <w:t>S</w:t>
+      </w:r>
+      <w:r>
+        <w:rPr>
+          <w:color w:val="000000" w:themeColor="text1"/>
+          <w:lang w:val="fr-CH"/>
+        </w:rPr>
+        <w:t>tars</w:t>
+      </w:r>
+      <w:proofErr w:type="spellEnd"/>
+      <w:r>
+        <w:rPr>
+          <w:color w:val="000000" w:themeColor="text1"/>
+          <w:lang w:val="fr-CH"/>
+        </w:rPr>
+        <w:t>, nous ne pouvons pas vraiment parler de scénario mais il y a quand même un aspect scénaristique au jeu. Chaque personnage à son histoire, une raison d’exister</w:t>
+      </w:r>
+      <w:r>
+        <w:rPr>
+          <w:color w:val="000000" w:themeColor="text1"/>
+          <w:lang w:val="fr-CH"/>
+        </w:rPr>
+        <w:t xml:space="preserve"> et</w:t>
+      </w:r>
+      <w:r>
+        <w:rPr>
+          <w:color w:val="000000" w:themeColor="text1"/>
+          <w:lang w:val="fr-CH"/>
+        </w:rPr>
+        <w:t xml:space="preserve"> des références culturelles dont ils sont issus.</w:t>
+      </w:r>
+    </w:p>
+    <w:bookmarkEnd w:id="12"/>
+    <w:p>
+      <w:pPr>
+        <w:rPr>
+          <w:color w:val="000000" w:themeColor="text1"/>
+          <w:lang w:val="fr-CH"/>
+        </w:rPr>
+      </w:pPr>
+      <w:r>
+        <w:rPr>
+          <w:color w:val="000000" w:themeColor="text1"/>
+          <w:lang w:val="fr-CH"/>
+        </w:rPr>
+        <w:t xml:space="preserve">Pour ce qui est </w:t>
+      </w:r>
+      <w:r>
+        <w:rPr>
+          <w:color w:val="000000" w:themeColor="text1"/>
+          <w:lang w:val="fr-CH"/>
+        </w:rPr>
+        <w:t xml:space="preserve">de la petite taille, nous parlons ici de quantité de données requise pour l’utilisation d’un jeu. C’est évidemment un point très intéressant à prendre en compte pour notre comparaison. Dans le cas de </w:t>
+      </w:r>
+      <w:proofErr w:type="spellStart"/>
+      <w:r>
+        <w:rPr>
+          <w:color w:val="000000" w:themeColor="text1"/>
+          <w:lang w:val="fr-CH"/>
+        </w:rPr>
+        <w:t>FlappyBird</w:t>
+      </w:r>
+      <w:proofErr w:type="spellEnd"/>
+      <w:r>
+        <w:rPr>
+          <w:color w:val="000000" w:themeColor="text1"/>
+          <w:lang w:val="fr-CH"/>
+        </w:rPr>
+        <w:t>, le jeu est minimaliste</w:t>
+      </w:r>
+      <w:r>
+        <w:rPr>
+          <w:color w:val="000000" w:themeColor="text1"/>
+          <w:lang w:val="fr-CH"/>
+        </w:rPr>
+        <w:t>, il prend environs une centaine de Mo (</w:t>
+      </w:r>
+      <w:proofErr w:type="spellStart"/>
+      <w:r>
+        <w:rPr>
+          <w:color w:val="000000" w:themeColor="text1"/>
+          <w:lang w:val="fr-CH"/>
+        </w:rPr>
+        <w:t>Mega-octet</w:t>
+      </w:r>
+      <w:proofErr w:type="spellEnd"/>
+      <w:r>
+        <w:rPr>
+          <w:color w:val="000000" w:themeColor="text1"/>
+          <w:lang w:val="fr-CH"/>
+        </w:rPr>
+        <w:t xml:space="preserve">) de mémoire et cela se traduit par des éléments simples, réutilisés et bien agencés. Pour ce qui est de </w:t>
       </w:r>
       <w:proofErr w:type="spellStart"/>
       <w:r>
@@ -4948,1700 +5731,1137 @@
           <w:color w:val="000000" w:themeColor="text1"/>
           <w:lang w:val="fr-CH"/>
         </w:rPr>
-        <w:t xml:space="preserve"> ne pourra pas dépasser le temps maximum défini par le type de partie. Pour ces raisons, nous ne pourrons donc pas utiliser le temps d’une session de jeu comme référence permettant </w:t>
-      </w:r>
-      <w:r>
-        <w:rPr>
-          <w:color w:val="000000" w:themeColor="text1"/>
-          <w:lang w:val="fr-CH"/>
-        </w:rPr>
-        <w:t>une différenciation</w:t>
-      </w:r>
-      <w:r>
-        <w:rPr>
-          <w:color w:val="000000" w:themeColor="text1"/>
-          <w:lang w:val="fr-CH"/>
-        </w:rPr>
-        <w:t xml:space="preserve"> entre les deux genres.</w:t>
-      </w:r>
-    </w:p>
-    <w:p>
-      <w:pPr>
-        <w:rPr>
-          <w:color w:val="000000" w:themeColor="text1"/>
-          <w:lang w:val="fr-CH"/>
-        </w:rPr>
-      </w:pPr>
-      <w:r>
-        <w:rPr>
-          <w:color w:val="000000" w:themeColor="text1"/>
-          <w:lang w:val="fr-CH"/>
-        </w:rPr>
-        <w:t xml:space="preserve">Le </w:t>
-      </w:r>
-      <w:r>
-        <w:rPr>
-          <w:color w:val="000000" w:themeColor="text1"/>
-          <w:lang w:val="fr-CH"/>
-        </w:rPr>
-        <w:t>g</w:t>
-      </w:r>
-      <w:r>
-        <w:rPr>
-          <w:color w:val="000000" w:themeColor="text1"/>
-          <w:lang w:val="fr-CH"/>
-        </w:rPr>
-        <w:t>ameplay instantané</w:t>
-      </w:r>
-      <w:r>
-        <w:rPr>
-          <w:color w:val="000000" w:themeColor="text1"/>
-          <w:lang w:val="fr-CH"/>
-        </w:rPr>
-        <w:t>,</w:t>
-      </w:r>
-      <w:r>
-        <w:rPr>
-          <w:color w:val="000000" w:themeColor="text1"/>
-          <w:lang w:val="fr-CH"/>
-        </w:rPr>
-        <w:t xml:space="preserve"> soit la rapidité à </w:t>
-      </w:r>
-      <w:r>
-        <w:rPr>
-          <w:color w:val="000000" w:themeColor="text1"/>
-          <w:lang w:val="fr-CH"/>
-        </w:rPr>
-        <w:t>entrer dans une phase de jeu</w:t>
-      </w:r>
-      <w:r>
-        <w:rPr>
-          <w:color w:val="000000" w:themeColor="text1"/>
-          <w:lang w:val="fr-CH"/>
-        </w:rPr>
-        <w:t>,</w:t>
-      </w:r>
-      <w:r>
-        <w:rPr>
-          <w:color w:val="000000" w:themeColor="text1"/>
+        <w:t>, le jeu est bien plus élaboré, il prend plus d’une centaine de Go (Giga-octet) en comprenant tous les éléments nécessaire</w:t>
+      </w:r>
+      <w:r>
+        <w:rPr>
+          <w:color w:val="000000" w:themeColor="text1"/>
+          <w:lang w:val="fr-CH"/>
+        </w:rPr>
+        <w:t>s</w:t>
+      </w:r>
+      <w:r>
+        <w:rPr>
+          <w:color w:val="000000" w:themeColor="text1"/>
+          <w:lang w:val="fr-CH"/>
+        </w:rPr>
+        <w:t> à son fonctionnement.</w:t>
+      </w:r>
+    </w:p>
+    <w:p>
+      <w:pPr>
+        <w:rPr>
+          <w:color w:val="000000" w:themeColor="text1"/>
+          <w:lang w:val="fr-CH"/>
+        </w:rPr>
+      </w:pPr>
+      <w:r>
+        <w:rPr>
+          <w:lang w:val="fr-CH"/>
+        </w:rPr>
+        <w:t xml:space="preserve">En recueillant ces différents avis, nous pouvons d’ores et déjà préétablir une règle avec laquelle nous pouvons catégoriser les jeux mobiles dans un genre défini. </w:t>
+      </w:r>
+    </w:p>
+    <w:p>
+      <w:pPr>
+        <w:rPr>
+          <w:lang w:val="fr-CH"/>
+        </w:rPr>
+      </w:pPr>
+      <w:r>
+        <w:rPr>
+          <w:lang w:val="fr-CH"/>
+        </w:rPr>
+        <w:t>Un jeu hyper</w:t>
+      </w:r>
+      <w:r>
+        <w:rPr>
+          <w:lang w:val="fr-CH"/>
+        </w:rPr>
+        <w:t>-</w:t>
+      </w:r>
+      <w:r>
+        <w:rPr>
+          <w:lang w:val="fr-CH"/>
+        </w:rPr>
+        <w:t xml:space="preserve">casuel aura donc </w:t>
+      </w:r>
+      <w:r>
+        <w:rPr>
+          <w:lang w:val="fr-CH"/>
+        </w:rPr>
+        <w:t>des</w:t>
+      </w:r>
+      <w:r>
+        <w:rPr>
+          <w:lang w:val="fr-CH"/>
+        </w:rPr>
+        <w:t xml:space="preserve"> mécaniques simple</w:t>
+      </w:r>
+      <w:r>
+        <w:rPr>
+          <w:lang w:val="fr-CH"/>
+        </w:rPr>
+        <w:t>s (une action</w:t>
+      </w:r>
+      <w:r>
+        <w:rPr>
+          <w:lang w:val="fr-CH"/>
+        </w:rPr>
+        <w:t>)</w:t>
+      </w:r>
+      <w:r>
+        <w:rPr>
+          <w:lang w:val="fr-CH"/>
+        </w:rPr>
+        <w:t xml:space="preserve">, </w:t>
+      </w:r>
+      <w:r>
+        <w:rPr>
+          <w:lang w:val="fr-CH"/>
+        </w:rPr>
+        <w:t>aucune notion de progression</w:t>
+      </w:r>
+      <w:r>
+        <w:rPr>
+          <w:lang w:val="fr-CH"/>
+        </w:rPr>
+        <w:t>, un objectif simple, un accès au jeu direct sans condition préalable, une absence quasi-totale de scénario</w:t>
+      </w:r>
+      <w:r>
+        <w:rPr>
+          <w:lang w:val="fr-CH"/>
+        </w:rPr>
+        <w:t xml:space="preserve"> et une demande en ressource très faible.</w:t>
+      </w:r>
+    </w:p>
+    <w:p>
+      <w:pPr>
+        <w:rPr>
+          <w:lang w:val="fr-CH"/>
+        </w:rPr>
+      </w:pPr>
+      <w:r>
+        <w:rPr>
+          <w:lang w:val="fr-CH"/>
+        </w:rPr>
+        <w:lastRenderedPageBreak/>
+        <w:t xml:space="preserve">Au contraire un jeu </w:t>
+      </w:r>
+      <w:r>
+        <w:rPr>
+          <w:lang w:val="fr-CH"/>
+        </w:rPr>
+        <w:t>c</w:t>
+      </w:r>
+      <w:r>
+        <w:rPr>
+          <w:lang w:val="fr-CH"/>
+        </w:rPr>
+        <w:t>asuel aura des mécaniques plus complexes</w:t>
+      </w:r>
+      <w:r>
+        <w:rPr>
+          <w:lang w:val="fr-CH"/>
+        </w:rPr>
+        <w:t xml:space="preserve"> (multiples actions), une notion de progression</w:t>
+      </w:r>
+      <w:r>
+        <w:rPr>
+          <w:lang w:val="fr-CH"/>
+        </w:rPr>
+        <w:t xml:space="preserve">, de multiples objectifs </w:t>
+      </w:r>
+      <w:r>
+        <w:rPr>
+          <w:lang w:val="fr-CH"/>
+        </w:rPr>
+        <w:t>à</w:t>
+      </w:r>
+      <w:r>
+        <w:rPr>
+          <w:lang w:val="fr-CH"/>
+        </w:rPr>
+        <w:t xml:space="preserve"> effectuer, de multiples options de jeu, un scénario ou du moins </w:t>
+      </w:r>
+      <w:r>
+        <w:rPr>
+          <w:lang w:val="fr-CH"/>
+        </w:rPr>
+        <w:t>plusieurs éléments</w:t>
+      </w:r>
+      <w:r>
+        <w:rPr>
+          <w:lang w:val="fr-CH"/>
+        </w:rPr>
+        <w:t xml:space="preserve"> qui pourrait s’y apparenter et une demande en ressources plus conséquente.</w:t>
+      </w:r>
+    </w:p>
+    <w:p>
+      <w:pPr>
+        <w:pStyle w:val="Heading1"/>
+      </w:pPr>
+      <w:bookmarkStart w:id="13" w:name="_Toc93958358"/>
+      <w:r>
+        <w:t>Examen d’autres cas :</w:t>
+      </w:r>
+      <w:bookmarkEnd w:id="13"/>
+    </w:p>
+    <w:p>
+      <w:pPr>
+        <w:rPr>
+          <w:lang w:val="fr-CH"/>
+        </w:rPr>
+      </w:pPr>
+      <w:r>
+        <w:rPr>
+          <w:lang w:val="fr-CH"/>
+        </w:rPr>
+        <w:t>Afin de vérifier cette règle préétablie</w:t>
+      </w:r>
+      <w:r>
+        <w:rPr>
+          <w:lang w:val="fr-CH"/>
+        </w:rPr>
+        <w:t xml:space="preserve"> nous pouvons essayer de l’appliquer à divers jeux de chaque type et par la conséquente, l’affirmer ou la contredire.</w:t>
+      </w:r>
+    </w:p>
+    <w:p>
+      <w:pPr>
+        <w:rPr>
+          <w:lang w:val="fr-CH"/>
+        </w:rPr>
+      </w:pPr>
+      <w:r>
+        <w:rPr>
+          <w:lang w:val="fr-CH"/>
+        </w:rPr>
+        <w:t>Prenons</w:t>
+      </w:r>
+      <w:r>
+        <w:rPr>
+          <w:lang w:val="fr-CH"/>
+        </w:rPr>
+        <w:t xml:space="preserve"> par exemple </w:t>
+      </w:r>
+      <w:r>
+        <w:rPr>
+          <w:lang w:val="fr-CH"/>
+        </w:rPr>
+        <w:t>« </w:t>
+      </w:r>
+      <w:proofErr w:type="spellStart"/>
+      <w:r>
+        <w:rPr>
+          <w:lang w:val="fr-CH"/>
+        </w:rPr>
+        <w:t>ClashOfClan</w:t>
+      </w:r>
+      <w:proofErr w:type="spellEnd"/>
+      <w:r>
+        <w:rPr>
+          <w:lang w:val="fr-CH"/>
+        </w:rPr>
+        <w:t> »</w:t>
+      </w:r>
+      <w:r>
+        <w:rPr>
+          <w:lang w:val="fr-CH"/>
+        </w:rPr>
+        <w:t xml:space="preserve">, un autre jeu du studio </w:t>
+      </w:r>
+      <w:proofErr w:type="spellStart"/>
+      <w:r>
+        <w:rPr>
+          <w:lang w:val="fr-CH"/>
+        </w:rPr>
+        <w:t>SuperCell</w:t>
+      </w:r>
+      <w:proofErr w:type="spellEnd"/>
+      <w:r>
+        <w:rPr>
+          <w:lang w:val="fr-CH"/>
+        </w:rPr>
+        <w:t xml:space="preserve">. </w:t>
+      </w:r>
+      <w:r>
+        <w:rPr>
+          <w:lang w:val="fr-CH"/>
+        </w:rPr>
+        <w:t>Dans ce jeu l</w:t>
+      </w:r>
+      <w:r>
+        <w:rPr>
+          <w:lang w:val="fr-CH"/>
+        </w:rPr>
+        <w:t>es mécaniques sont complexes, il y a de multiples objectifs et options de jeu</w:t>
+      </w:r>
+      <w:r>
+        <w:rPr>
+          <w:lang w:val="fr-CH"/>
+        </w:rPr>
+        <w:t>.</w:t>
+      </w:r>
+      <w:r>
+        <w:rPr>
           <w:lang w:val="fr-CH"/>
         </w:rPr>
         <w:t xml:space="preserve"> </w:t>
       </w:r>
       <w:r>
         <w:rPr>
-          <w:color w:val="000000" w:themeColor="text1"/>
-          <w:lang w:val="fr-CH"/>
-        </w:rPr>
-        <w:t>semble être un</w:t>
-      </w:r>
-      <w:r>
-        <w:rPr>
-          <w:color w:val="000000" w:themeColor="text1"/>
+          <w:lang w:val="fr-CH"/>
+        </w:rPr>
+        <w:t>I</w:t>
+      </w:r>
+      <w:r>
+        <w:rPr>
+          <w:lang w:val="fr-CH"/>
+        </w:rPr>
+        <w:t>l n’y a pas vraiment de scénario mais le monde</w:t>
+      </w:r>
+      <w:r>
+        <w:rPr>
+          <w:lang w:val="fr-CH"/>
+        </w:rPr>
+        <w:t xml:space="preserve"> forme un ensemble cohérant. Concernant les ressources prise pour le jeux, il est relativement petit (188</w:t>
+      </w:r>
+      <w:r>
+        <w:rPr>
           <w:lang w:val="fr-CH"/>
         </w:rPr>
         <w:t xml:space="preserve"> </w:t>
       </w:r>
       <w:r>
         <w:rPr>
-          <w:color w:val="000000" w:themeColor="text1"/>
-          <w:lang w:val="fr-CH"/>
-        </w:rPr>
-        <w:t xml:space="preserve">bon </w:t>
-      </w:r>
-      <w:r>
-        <w:rPr>
-          <w:color w:val="000000" w:themeColor="text1"/>
-          <w:lang w:val="fr-CH"/>
-        </w:rPr>
-        <w:t>point pour définir les genres car dans un je</w:t>
-      </w:r>
-      <w:r>
-        <w:rPr>
-          <w:color w:val="000000" w:themeColor="text1"/>
-          <w:lang w:val="fr-CH"/>
-        </w:rPr>
-        <w:t>u</w:t>
-      </w:r>
-      <w:r>
-        <w:rPr>
-          <w:color w:val="000000" w:themeColor="text1"/>
+          <w:lang w:val="fr-CH"/>
+        </w:rPr>
+        <w:t>Mo)</w:t>
+      </w:r>
+      <w:r>
+        <w:rPr>
+          <w:lang w:val="fr-CH"/>
+        </w:rPr>
+        <w:t xml:space="preserve">. Cependant il y a de </w:t>
+      </w:r>
+      <w:r>
+        <w:rPr>
+          <w:lang w:val="fr-CH"/>
+        </w:rPr>
+        <w:t>multiple mise</w:t>
+      </w:r>
+      <w:r>
+        <w:rPr>
+          <w:lang w:val="fr-CH"/>
+        </w:rPr>
+        <w:t xml:space="preserve"> à jour qui demandent plus de ressources par la suite.</w:t>
+      </w:r>
+      <w:r>
+        <w:rPr>
           <w:lang w:val="fr-CH"/>
         </w:rPr>
         <w:t xml:space="preserve"> </w:t>
       </w:r>
-      <w:proofErr w:type="spellStart"/>
-      <w:r>
-        <w:rPr>
-          <w:color w:val="000000" w:themeColor="text1"/>
-          <w:lang w:val="fr-CH"/>
-        </w:rPr>
-        <w:t>H</w:t>
-      </w:r>
-      <w:r>
-        <w:rPr>
-          <w:color w:val="000000" w:themeColor="text1"/>
-          <w:lang w:val="fr-CH"/>
-        </w:rPr>
-        <w:t>yper</w:t>
-      </w:r>
-      <w:r>
-        <w:rPr>
-          <w:color w:val="000000" w:themeColor="text1"/>
-          <w:lang w:val="fr-CH"/>
-        </w:rPr>
-        <w:t>C</w:t>
-      </w:r>
-      <w:r>
-        <w:rPr>
-          <w:color w:val="000000" w:themeColor="text1"/>
-          <w:lang w:val="fr-CH"/>
-        </w:rPr>
-        <w:t>asuel</w:t>
-      </w:r>
-      <w:proofErr w:type="spellEnd"/>
-      <w:r>
-        <w:rPr>
-          <w:color w:val="000000" w:themeColor="text1"/>
-          <w:lang w:val="fr-CH"/>
-        </w:rPr>
-        <w:t xml:space="preserve"> comme </w:t>
-      </w:r>
-      <w:proofErr w:type="spellStart"/>
-      <w:r>
-        <w:rPr>
-          <w:color w:val="000000" w:themeColor="text1"/>
-          <w:lang w:val="fr-CH"/>
-        </w:rPr>
-        <w:t>F</w:t>
-      </w:r>
-      <w:r>
-        <w:rPr>
-          <w:color w:val="000000" w:themeColor="text1"/>
-          <w:lang w:val="fr-CH"/>
-        </w:rPr>
-        <w:t>lappy</w:t>
-      </w:r>
-      <w:r>
-        <w:rPr>
-          <w:color w:val="000000" w:themeColor="text1"/>
-          <w:lang w:val="fr-CH"/>
-        </w:rPr>
-        <w:t>B</w:t>
-      </w:r>
-      <w:r>
-        <w:rPr>
-          <w:color w:val="000000" w:themeColor="text1"/>
-          <w:lang w:val="fr-CH"/>
-        </w:rPr>
-        <w:t>ird</w:t>
-      </w:r>
-      <w:proofErr w:type="spellEnd"/>
-      <w:r>
-        <w:rPr>
-          <w:color w:val="000000" w:themeColor="text1"/>
-          <w:lang w:val="fr-CH"/>
-        </w:rPr>
-        <w:t xml:space="preserve">, </w:t>
-      </w:r>
-      <w:r>
-        <w:rPr>
-          <w:color w:val="000000" w:themeColor="text1"/>
-          <w:lang w:val="fr-CH"/>
-        </w:rPr>
-        <w:t xml:space="preserve">il n’y a pas </w:t>
-      </w:r>
-      <w:r>
-        <w:rPr>
-          <w:color w:val="000000" w:themeColor="text1"/>
-          <w:lang w:val="fr-CH"/>
-        </w:rPr>
-        <w:t xml:space="preserve">de sélections </w:t>
-      </w:r>
-      <w:r>
-        <w:rPr>
-          <w:color w:val="000000" w:themeColor="text1"/>
+    </w:p>
+    <w:p>
+      <w:pPr>
+        <w:rPr>
+          <w:lang w:val="fr-CH"/>
+        </w:rPr>
+      </w:pPr>
+      <w:r>
+        <w:rPr>
+          <w:lang w:val="fr-CH"/>
+        </w:rPr>
+        <w:t>Un autre</w:t>
+      </w:r>
+      <w:r>
+        <w:rPr>
+          <w:lang w:val="fr-CH"/>
+        </w:rPr>
+        <w:t xml:space="preserve"> bon</w:t>
+      </w:r>
+      <w:r>
+        <w:rPr>
+          <w:lang w:val="fr-CH"/>
+        </w:rPr>
+        <w:t xml:space="preserve"> exemple</w:t>
+      </w:r>
+      <w:r>
+        <w:rPr>
+          <w:lang w:val="fr-CH"/>
+        </w:rPr>
+        <w:t xml:space="preserve"> serait</w:t>
+      </w:r>
+      <w:r>
+        <w:rPr>
+          <w:lang w:val="fr-CH"/>
+        </w:rPr>
+        <w:t xml:space="preserve"> </w:t>
+      </w:r>
+      <w:r>
+        <w:rPr>
+          <w:lang w:val="fr-CH"/>
+        </w:rPr>
+        <w:t>« </w:t>
+      </w:r>
+      <w:proofErr w:type="spellStart"/>
+      <w:r>
+        <w:rPr>
+          <w:lang w:val="fr-CH"/>
+        </w:rPr>
+        <w:t>Zooba</w:t>
+      </w:r>
+      <w:proofErr w:type="spellEnd"/>
+      <w:r>
+        <w:rPr>
+          <w:lang w:val="fr-CH"/>
+        </w:rPr>
+        <w:t> »,</w:t>
+      </w:r>
+      <w:r>
+        <w:rPr>
+          <w:lang w:val="fr-CH"/>
+        </w:rPr>
+        <w:t xml:space="preserve"> développé par </w:t>
+      </w:r>
+      <w:proofErr w:type="spellStart"/>
+      <w:r>
+        <w:rPr>
+          <w:lang w:val="fr-CH"/>
+        </w:rPr>
+        <w:t>Wildlife</w:t>
+      </w:r>
+      <w:proofErr w:type="spellEnd"/>
+      <w:r>
+        <w:rPr>
+          <w:lang w:val="fr-CH"/>
+        </w:rPr>
+        <w:t xml:space="preserve"> Studios</w:t>
+      </w:r>
+      <w:r>
+        <w:rPr>
+          <w:lang w:val="fr-CH"/>
+        </w:rPr>
+        <w:t>. Dans ce jeu</w:t>
+      </w:r>
+      <w:r>
+        <w:rPr>
+          <w:lang w:val="fr-CH"/>
+        </w:rPr>
+        <w:t xml:space="preserve"> </w:t>
+      </w:r>
+      <w:r>
+        <w:rPr>
+          <w:lang w:val="fr-CH"/>
+        </w:rPr>
+        <w:t>l</w:t>
+      </w:r>
+      <w:r>
+        <w:rPr>
+          <w:lang w:val="fr-CH"/>
+        </w:rPr>
+        <w:t>es mécaniques sont complexes, il y a aussi de multiples objectifs, options de jeux</w:t>
+      </w:r>
+      <w:r>
+        <w:rPr>
+          <w:lang w:val="fr-CH"/>
+        </w:rPr>
+        <w:t xml:space="preserve"> et</w:t>
+      </w:r>
+      <w:r>
+        <w:rPr>
+          <w:lang w:val="fr-CH"/>
+        </w:rPr>
+        <w:t xml:space="preserve"> possibilité d’améliorations</w:t>
+      </w:r>
+      <w:r>
+        <w:rPr>
+          <w:lang w:val="fr-CH"/>
+        </w:rPr>
+        <w:t xml:space="preserve"> de l’expérience</w:t>
+      </w:r>
+      <w:r>
+        <w:rPr>
+          <w:lang w:val="fr-CH"/>
+        </w:rPr>
+        <w:t>.</w:t>
+      </w:r>
+      <w:r>
+        <w:rPr>
+          <w:lang w:val="fr-CH"/>
+        </w:rPr>
+        <w:t xml:space="preserve"> Il</w:t>
+      </w:r>
+      <w:r>
+        <w:rPr>
+          <w:lang w:val="fr-CH"/>
+        </w:rPr>
+        <w:t xml:space="preserve"> </w:t>
+      </w:r>
+      <w:r>
+        <w:rPr>
+          <w:lang w:val="fr-CH"/>
+        </w:rPr>
+        <w:t>y a aussi un</w:t>
+      </w:r>
+      <w:r>
+        <w:rPr>
+          <w:lang w:val="fr-CH"/>
+        </w:rPr>
+        <w:t xml:space="preserve"> </w:t>
+      </w:r>
+      <w:r>
+        <w:rPr>
+          <w:lang w:val="fr-CH"/>
+        </w:rPr>
+        <w:t>scénario clair et établis et une demande en ressources plus conséquente (</w:t>
+      </w:r>
+      <w:r>
+        <w:rPr>
+          <w:lang w:val="fr-CH"/>
+        </w:rPr>
+        <w:t>671</w:t>
+      </w:r>
+      <w:r>
+        <w:rPr>
+          <w:lang w:val="fr-CH"/>
+        </w:rPr>
+        <w:t xml:space="preserve"> </w:t>
+      </w:r>
+      <w:r>
+        <w:rPr>
+          <w:lang w:val="fr-CH"/>
+        </w:rPr>
+        <w:t>Mo</w:t>
+      </w:r>
+      <w:r>
+        <w:rPr>
+          <w:lang w:val="fr-CH"/>
+        </w:rPr>
+        <w:t>).</w:t>
+      </w:r>
+    </w:p>
+    <w:p>
+      <w:pPr>
+        <w:rPr>
+          <w:lang w:val="fr-CH"/>
+        </w:rPr>
+      </w:pPr>
+      <w:r>
+        <w:rPr>
+          <w:lang w:val="fr-CH"/>
+        </w:rPr>
+        <w:t>Prenons d’autres exemples de jeux</w:t>
+      </w:r>
+      <w:r>
+        <w:rPr>
+          <w:lang w:val="fr-CH"/>
+        </w:rPr>
+        <w:t xml:space="preserve"> ressemblant à la description d’un jeu </w:t>
+      </w:r>
+      <w:proofErr w:type="spellStart"/>
+      <w:r>
+        <w:rPr>
+          <w:lang w:val="fr-CH"/>
+        </w:rPr>
+        <w:t>hypercasuel</w:t>
+      </w:r>
+      <w:proofErr w:type="spellEnd"/>
+      <w:r>
+        <w:rPr>
+          <w:lang w:val="fr-CH"/>
+        </w:rPr>
+        <w:t xml:space="preserve"> afin d’y appliquer les mêmes critères.</w:t>
+      </w:r>
+    </w:p>
+    <w:p>
+      <w:pPr>
+        <w:rPr>
+          <w:lang w:val="fr-CH"/>
+        </w:rPr>
+      </w:pPr>
+      <w:r>
+        <w:rPr>
+          <w:lang w:val="fr-CH"/>
+        </w:rPr>
+        <w:t>Le premier exemple trouvé en faisant une recherche google est « </w:t>
+      </w:r>
+      <w:proofErr w:type="spellStart"/>
+      <w:r>
+        <w:rPr>
+          <w:lang w:val="fr-CH"/>
+        </w:rPr>
+        <w:t>HelixJump</w:t>
+      </w:r>
+      <w:proofErr w:type="spellEnd"/>
+      <w:r>
+        <w:rPr>
+          <w:lang w:val="fr-CH"/>
+        </w:rPr>
+        <w:t xml:space="preserve"> ». C’est un jeux distribué par </w:t>
+      </w:r>
+      <w:r>
+        <w:rPr>
+          <w:lang w:val="fr-CH"/>
+        </w:rPr>
+        <w:t>« </w:t>
+      </w:r>
+      <w:r>
+        <w:rPr>
+          <w:lang w:val="fr-CH"/>
+        </w:rPr>
+        <w:t>Voodoo</w:t>
+      </w:r>
+      <w:r>
+        <w:rPr>
+          <w:lang w:val="fr-CH"/>
+        </w:rPr>
+        <w:t> »</w:t>
+      </w:r>
+      <w:r>
+        <w:rPr>
+          <w:lang w:val="fr-CH"/>
+        </w:rPr>
+        <w:t xml:space="preserve">, spécialiste dans la distribution de jeux </w:t>
+      </w:r>
+      <w:proofErr w:type="spellStart"/>
+      <w:r>
+        <w:rPr>
+          <w:lang w:val="fr-CH"/>
+        </w:rPr>
+        <w:t>hypercasuels</w:t>
+      </w:r>
+      <w:proofErr w:type="spellEnd"/>
+      <w:r>
+        <w:rPr>
+          <w:lang w:val="fr-CH"/>
+        </w:rPr>
+        <w:t xml:space="preserve">. En appliquant les différent </w:t>
+      </w:r>
+      <w:r>
+        <w:rPr>
+          <w:lang w:val="fr-CH"/>
+        </w:rPr>
+        <w:t xml:space="preserve">critères de catégorisation les constatations sont les suivantes : Les mécaniques sont simples, en réalité il n’y en a qu’une seule. L’objectif est lui aussi simple et unique. Il n’y a aucune option ni possibilité d’amélioration de l’expérience. Il ne présente aucun scénario et le jeu demande moins de ressources que </w:t>
+      </w:r>
+      <w:proofErr w:type="spellStart"/>
+      <w:r>
+        <w:rPr>
+          <w:lang w:val="fr-CH"/>
+        </w:rPr>
+        <w:t>FlappyBird</w:t>
+      </w:r>
+      <w:proofErr w:type="spellEnd"/>
+      <w:r>
+        <w:rPr>
+          <w:lang w:val="fr-CH"/>
+        </w:rPr>
+        <w:t xml:space="preserve"> (99.98Mo).</w:t>
+      </w:r>
+      <w:r>
+        <w:rPr>
+          <w:lang w:val="fr-CH"/>
+        </w:rPr>
+        <w:t xml:space="preserve"> </w:t>
+      </w:r>
+    </w:p>
+    <w:p>
+      <w:pPr>
+        <w:rPr>
+          <w:lang w:val="fr-CH"/>
+        </w:rPr>
+      </w:pPr>
+      <w:r>
+        <w:rPr>
+          <w:lang w:val="fr-CH"/>
+        </w:rPr>
+        <w:t xml:space="preserve">Le dernier exemple que nous allons analyser est le </w:t>
+      </w:r>
+      <w:r>
+        <w:rPr>
+          <w:lang w:val="fr-CH"/>
+        </w:rPr>
+        <w:t xml:space="preserve">jeu « Rise Up » de </w:t>
+      </w:r>
+      <w:proofErr w:type="spellStart"/>
+      <w:r>
+        <w:rPr>
+          <w:lang w:val="fr-CH"/>
+        </w:rPr>
+        <w:t>S</w:t>
+      </w:r>
+      <w:r>
+        <w:rPr>
+          <w:lang w:val="fr-CH"/>
+        </w:rPr>
+        <w:t>erkan</w:t>
+      </w:r>
+      <w:proofErr w:type="spellEnd"/>
+      <w:r>
+        <w:rPr>
+          <w:lang w:val="fr-CH"/>
+        </w:rPr>
+        <w:t xml:space="preserve"> </w:t>
+      </w:r>
+      <w:proofErr w:type="spellStart"/>
+      <w:r>
+        <w:rPr>
+          <w:lang w:val="fr-CH"/>
+        </w:rPr>
+        <w:t>Ö</w:t>
+      </w:r>
+      <w:r>
+        <w:rPr>
+          <w:lang w:val="fr-CH"/>
+        </w:rPr>
+        <w:t>zyılmaz</w:t>
+      </w:r>
+      <w:proofErr w:type="spellEnd"/>
+      <w:r>
+        <w:rPr>
+          <w:lang w:val="fr-CH"/>
+        </w:rPr>
+        <w:t xml:space="preserve">, un développeur indépendant. Encore une fois, ce jeu n’a </w:t>
+      </w:r>
+      <w:r>
+        <w:rPr>
+          <w:lang w:val="fr-CH"/>
+        </w:rPr>
+        <w:lastRenderedPageBreak/>
+        <w:t>qu’une seule mécanique, un seul objectif, aucune option, aucun scénario, et ne demande pas plus de ressources que les précédents jeux exposés (69Mo).</w:t>
+      </w:r>
+    </w:p>
+    <w:p>
+      <w:pPr>
+        <w:pStyle w:val="Heading1"/>
+        <w:rPr>
+          <w:lang w:val="fr-CH"/>
+        </w:rPr>
+      </w:pPr>
+      <w:bookmarkStart w:id="14" w:name="_Toc93958359"/>
+      <w:r>
+        <w:t>Communication des constatations :</w:t>
+      </w:r>
+      <w:bookmarkEnd w:id="14"/>
+      <w:r>
+        <w:t xml:space="preserve"> </w:t>
+      </w:r>
+    </w:p>
+    <w:p>
+      <w:pPr>
+        <w:rPr>
+          <w:lang w:val="fr-CH"/>
+        </w:rPr>
+      </w:pPr>
+      <w:r>
+        <w:rPr>
+          <w:lang w:val="fr-CH"/>
+        </w:rPr>
+        <w:t>Les exemples susmentionnés</w:t>
+      </w:r>
+      <w:r>
+        <w:rPr>
+          <w:lang w:val="fr-CH"/>
+        </w:rPr>
+        <w:t xml:space="preserve"> appuient fortement notre théorie</w:t>
+      </w:r>
+      <w:r>
+        <w:rPr>
+          <w:lang w:val="fr-CH"/>
+        </w:rPr>
+        <w:t>. Dans le cas des jeux casuels, que ce soit « </w:t>
+      </w:r>
+      <w:proofErr w:type="spellStart"/>
+      <w:r>
+        <w:rPr>
+          <w:lang w:val="fr-CH"/>
+        </w:rPr>
+        <w:t>BrawlStars</w:t>
+      </w:r>
+      <w:proofErr w:type="spellEnd"/>
+      <w:r>
+        <w:rPr>
+          <w:lang w:val="fr-CH"/>
+        </w:rPr>
+        <w:t> », « </w:t>
+      </w:r>
+      <w:proofErr w:type="spellStart"/>
+      <w:r>
+        <w:rPr>
+          <w:lang w:val="fr-CH"/>
+        </w:rPr>
+        <w:t>ClashOfClan</w:t>
+      </w:r>
+      <w:proofErr w:type="spellEnd"/>
+      <w:r>
+        <w:rPr>
+          <w:lang w:val="fr-CH"/>
+        </w:rPr>
+        <w:t> » ou « </w:t>
+      </w:r>
+      <w:proofErr w:type="spellStart"/>
+      <w:r>
+        <w:rPr>
+          <w:lang w:val="fr-CH"/>
+        </w:rPr>
+        <w:t>Zooba</w:t>
+      </w:r>
+      <w:proofErr w:type="spellEnd"/>
+      <w:r>
+        <w:rPr>
+          <w:lang w:val="fr-CH"/>
+        </w:rPr>
+        <w:t xml:space="preserve"> », les trois répondent en grande partie aux critères d’évaluation les catégorisant dans le genre « Casuel ». Pour ce qui est des jeux </w:t>
+      </w:r>
+      <w:proofErr w:type="spellStart"/>
+      <w:r>
+        <w:rPr>
+          <w:lang w:val="fr-CH"/>
+        </w:rPr>
+        <w:t>hypercasuel</w:t>
+      </w:r>
+      <w:r>
+        <w:rPr>
+          <w:lang w:val="fr-CH"/>
+        </w:rPr>
+        <w:t>s</w:t>
+      </w:r>
+      <w:proofErr w:type="spellEnd"/>
+      <w:r>
+        <w:rPr>
+          <w:lang w:val="fr-CH"/>
+        </w:rPr>
+        <w:t>, « </w:t>
+      </w:r>
+      <w:proofErr w:type="spellStart"/>
+      <w:r>
+        <w:rPr>
+          <w:lang w:val="fr-CH"/>
+        </w:rPr>
+        <w:t>FlappyBird</w:t>
+      </w:r>
+      <w:proofErr w:type="spellEnd"/>
+      <w:r>
+        <w:rPr>
+          <w:lang w:val="fr-CH"/>
+        </w:rPr>
+        <w:t> », « </w:t>
+      </w:r>
+      <w:proofErr w:type="spellStart"/>
+      <w:r>
+        <w:rPr>
+          <w:lang w:val="fr-CH"/>
+        </w:rPr>
+        <w:t>HelixJump</w:t>
+      </w:r>
+      <w:proofErr w:type="spellEnd"/>
+      <w:r>
+        <w:rPr>
+          <w:lang w:val="fr-CH"/>
+        </w:rPr>
+        <w:t> » ou encore « Rise Up » correspondent eux aussi à la description faite et au</w:t>
+      </w:r>
+      <w:r>
+        <w:rPr>
+          <w:lang w:val="fr-CH"/>
+        </w:rPr>
+        <w:t>x</w:t>
+      </w:r>
+      <w:r>
+        <w:rPr>
+          <w:lang w:val="fr-CH"/>
+        </w:rPr>
+        <w:t xml:space="preserve"> critère</w:t>
+      </w:r>
+      <w:r>
+        <w:rPr>
+          <w:lang w:val="fr-CH"/>
+        </w:rPr>
+        <w:t>s</w:t>
+      </w:r>
+      <w:r>
+        <w:rPr>
+          <w:lang w:val="fr-CH"/>
+        </w:rPr>
+        <w:t xml:space="preserve"> posé</w:t>
+      </w:r>
+      <w:r>
+        <w:rPr>
+          <w:lang w:val="fr-CH"/>
+        </w:rPr>
+        <w:t>s</w:t>
+      </w:r>
+      <w:r>
+        <w:rPr>
+          <w:lang w:val="fr-CH"/>
+        </w:rPr>
+        <w:t>.</w:t>
+      </w:r>
+    </w:p>
+    <w:p>
+      <w:pPr>
+        <w:rPr>
+          <w:lang w:val="fr-FR"/>
+        </w:rPr>
+      </w:pPr>
+      <w:r>
+        <w:rPr>
+          <w:lang w:val="fr-CH"/>
+        </w:rPr>
+        <w:t>En partant de ce postulat, nous pouvons conclure que cette règle est, pour le moment, applicable. Il en va de soit qu’avec les avancées technologique</w:t>
+      </w:r>
+      <w:r>
+        <w:rPr>
+          <w:lang w:val="fr-CH"/>
+        </w:rPr>
+        <w:t>s</w:t>
+      </w:r>
+      <w:r>
+        <w:rPr>
+          <w:lang w:val="fr-CH"/>
+        </w:rPr>
+        <w:t>, les nouveau</w:t>
+      </w:r>
+      <w:r>
+        <w:rPr>
+          <w:lang w:val="fr-CH"/>
+        </w:rPr>
+        <w:t xml:space="preserve">x concepts de </w:t>
+      </w:r>
+      <w:proofErr w:type="spellStart"/>
+      <w:r>
+        <w:rPr>
+          <w:lang w:val="fr-CH"/>
+        </w:rPr>
+        <w:t>game</w:t>
+      </w:r>
+      <w:proofErr w:type="spellEnd"/>
+      <w:r>
+        <w:rPr>
+          <w:lang w:val="fr-CH"/>
+        </w:rPr>
+        <w:t xml:space="preserve"> designs et les modifications linguistiques</w:t>
+      </w:r>
+      <w:r>
+        <w:rPr>
+          <w:lang w:val="fr-CH"/>
+        </w:rPr>
+        <w:t xml:space="preserve">, les deux genres pourraient ne plus suffire </w:t>
+      </w:r>
+      <w:r>
+        <w:rPr>
           <w:lang w:val="fr-CH"/>
         </w:rPr>
         <w:t>à</w:t>
       </w:r>
       <w:r>
         <w:rPr>
-          <w:color w:val="000000" w:themeColor="text1"/>
-          <w:lang w:val="fr-CH"/>
-        </w:rPr>
-        <w:t xml:space="preserve"> faire. L’application s’ouvre, on lance le jeu et c’est tout. Tandis que sur un jeux Casuel tel que </w:t>
-      </w:r>
-      <w:proofErr w:type="spellStart"/>
-      <w:r>
-        <w:rPr>
-          <w:color w:val="000000" w:themeColor="text1"/>
-          <w:lang w:val="fr-CH"/>
-        </w:rPr>
-        <w:t>BrawlStars</w:t>
-      </w:r>
-      <w:proofErr w:type="spellEnd"/>
-      <w:r>
-        <w:rPr>
-          <w:color w:val="000000" w:themeColor="text1"/>
-          <w:lang w:val="fr-CH"/>
-        </w:rPr>
-        <w:t xml:space="preserve">, il y a de multiples éléments </w:t>
-      </w:r>
-      <w:r>
-        <w:rPr>
-          <w:color w:val="000000" w:themeColor="text1"/>
-          <w:lang w:val="fr-CH"/>
-        </w:rPr>
-        <w:t xml:space="preserve">à </w:t>
-      </w:r>
-      <w:r>
-        <w:rPr>
-          <w:color w:val="000000" w:themeColor="text1"/>
-          <w:lang w:val="fr-CH"/>
-        </w:rPr>
-        <w:t xml:space="preserve">prendre en compte avant même que la partie </w:t>
-      </w:r>
-      <w:r>
-        <w:rPr>
-          <w:color w:val="000000" w:themeColor="text1"/>
-          <w:lang w:val="fr-CH"/>
-        </w:rPr>
-        <w:t>ne puisse être effectuée</w:t>
-      </w:r>
-      <w:r>
-        <w:rPr>
-          <w:color w:val="000000" w:themeColor="text1"/>
-          <w:lang w:val="fr-CH"/>
-        </w:rPr>
-        <w:t xml:space="preserve"> (type de partie</w:t>
-      </w:r>
-      <w:r>
-        <w:rPr>
-          <w:color w:val="000000" w:themeColor="text1"/>
-          <w:lang w:val="fr-CH"/>
-        </w:rPr>
-        <w:t xml:space="preserve">, personnage </w:t>
-      </w:r>
-      <w:r>
-        <w:rPr>
-          <w:color w:val="000000" w:themeColor="text1"/>
-          <w:lang w:val="fr-CH"/>
-        </w:rPr>
-        <w:t>sélectionné</w:t>
-      </w:r>
-      <w:r>
-        <w:rPr>
-          <w:color w:val="000000" w:themeColor="text1"/>
-          <w:lang w:val="fr-CH"/>
-        </w:rPr>
-        <w:t xml:space="preserve">, attributs de personnages, mission à effectuer, </w:t>
-      </w:r>
-      <w:proofErr w:type="spellStart"/>
-      <w:r>
-        <w:rPr>
-          <w:color w:val="000000" w:themeColor="text1"/>
-          <w:lang w:val="fr-CH"/>
-        </w:rPr>
-        <w:t>pass</w:t>
-      </w:r>
-      <w:proofErr w:type="spellEnd"/>
-      <w:r>
-        <w:rPr>
-          <w:color w:val="000000" w:themeColor="text1"/>
-          <w:lang w:val="fr-CH"/>
-        </w:rPr>
-        <w:t>-</w:t>
-      </w:r>
-      <w:r>
-        <w:rPr>
-          <w:color w:val="000000" w:themeColor="text1"/>
-          <w:lang w:val="fr-CH"/>
-        </w:rPr>
-        <w:t>saisonnier,</w:t>
-      </w:r>
-      <w:r>
-        <w:rPr>
-          <w:color w:val="000000" w:themeColor="text1"/>
-          <w:lang w:val="fr-CH"/>
-        </w:rPr>
-        <w:t xml:space="preserve"> objectif quotidien,</w:t>
-      </w:r>
-      <w:r>
-        <w:rPr>
-          <w:color w:val="000000" w:themeColor="text1"/>
-          <w:lang w:val="fr-CH"/>
-        </w:rPr>
-        <w:t xml:space="preserve"> etc</w:t>
-      </w:r>
-      <w:r>
-        <w:rPr>
-          <w:color w:val="000000" w:themeColor="text1"/>
-          <w:lang w:val="fr-CH"/>
-        </w:rPr>
-        <w:t>…</w:t>
-      </w:r>
-      <w:r>
-        <w:rPr>
-          <w:color w:val="000000" w:themeColor="text1"/>
-          <w:lang w:val="fr-CH"/>
-        </w:rPr>
-        <w:t>).</w:t>
-      </w:r>
-    </w:p>
-    <w:p>
-      <w:pPr>
-        <w:rPr>
-          <w:color w:val="000000" w:themeColor="text1"/>
-          <w:lang w:val="fr-CH"/>
-        </w:rPr>
-      </w:pPr>
-      <w:r>
-        <w:rPr>
-          <w:color w:val="000000" w:themeColor="text1"/>
-          <w:lang w:val="fr-CH"/>
-        </w:rPr>
-        <w:t xml:space="preserve">Dans </w:t>
-      </w:r>
-      <w:r>
-        <w:rPr>
-          <w:color w:val="000000" w:themeColor="text1"/>
-          <w:lang w:val="fr-CH"/>
-        </w:rPr>
-        <w:t xml:space="preserve">le cas de nos deux jeux, l’élément scénaristique du jeu est un bon élément de comparaison. Pour </w:t>
-      </w:r>
-      <w:proofErr w:type="spellStart"/>
-      <w:r>
-        <w:rPr>
-          <w:color w:val="000000" w:themeColor="text1"/>
-          <w:lang w:val="fr-CH"/>
-        </w:rPr>
-        <w:t>FlappyBird</w:t>
-      </w:r>
-      <w:proofErr w:type="spellEnd"/>
-      <w:r>
-        <w:rPr>
-          <w:color w:val="000000" w:themeColor="text1"/>
-          <w:lang w:val="fr-CH"/>
-        </w:rPr>
-        <w:t xml:space="preserve">, il n’y en a pas, personne ne sait vraiment pourquoi ce pauvre volatile qui peine </w:t>
-      </w:r>
-      <w:r>
-        <w:rPr>
-          <w:color w:val="000000" w:themeColor="text1"/>
-          <w:lang w:val="fr-CH"/>
-        </w:rPr>
-        <w:t>à</w:t>
-      </w:r>
-      <w:r>
-        <w:rPr>
-          <w:color w:val="000000" w:themeColor="text1"/>
-          <w:lang w:val="fr-CH"/>
-        </w:rPr>
-        <w:t xml:space="preserve"> battre des ailes se retrouve </w:t>
-      </w:r>
-      <w:r>
-        <w:rPr>
-          <w:color w:val="000000" w:themeColor="text1"/>
-          <w:lang w:val="fr-CH"/>
-        </w:rPr>
-        <w:t>à</w:t>
-      </w:r>
-      <w:r>
-        <w:rPr>
-          <w:color w:val="000000" w:themeColor="text1"/>
-          <w:lang w:val="fr-CH"/>
-        </w:rPr>
-        <w:t xml:space="preserve"> devoir </w:t>
-      </w:r>
-      <w:r>
-        <w:rPr>
-          <w:color w:val="000000" w:themeColor="text1"/>
-          <w:lang w:val="fr-CH"/>
-        </w:rPr>
-        <w:t>survoler</w:t>
-      </w:r>
-      <w:r>
-        <w:rPr>
-          <w:color w:val="000000" w:themeColor="text1"/>
-          <w:lang w:val="fr-CH"/>
-        </w:rPr>
-        <w:t xml:space="preserve"> avec grande peine des tuyaux tout droit sorti de l’</w:t>
-      </w:r>
-      <w:r>
-        <w:rPr>
-          <w:color w:val="000000" w:themeColor="text1"/>
-          <w:lang w:val="fr-CH"/>
-        </w:rPr>
-        <w:t>univers</w:t>
-      </w:r>
-      <w:r>
-        <w:rPr>
-          <w:color w:val="000000" w:themeColor="text1"/>
-          <w:lang w:val="fr-CH"/>
-        </w:rPr>
-        <w:t xml:space="preserve"> de </w:t>
-      </w:r>
-      <w:proofErr w:type="spellStart"/>
-      <w:r>
-        <w:rPr>
-          <w:color w:val="000000" w:themeColor="text1"/>
-          <w:lang w:val="fr-CH"/>
-        </w:rPr>
-        <w:t>Super</w:t>
-      </w:r>
-      <w:r>
-        <w:rPr>
-          <w:color w:val="000000" w:themeColor="text1"/>
-          <w:lang w:val="fr-CH"/>
-        </w:rPr>
-        <w:t>Mario</w:t>
-      </w:r>
-      <w:proofErr w:type="spellEnd"/>
-      <w:r>
-        <w:rPr>
-          <w:color w:val="000000" w:themeColor="text1"/>
-          <w:lang w:val="fr-CH"/>
-        </w:rPr>
-        <w:t xml:space="preserve">. Tandis que dans le cas de </w:t>
-      </w:r>
-      <w:proofErr w:type="spellStart"/>
-      <w:r>
-        <w:rPr>
-          <w:color w:val="000000" w:themeColor="text1"/>
-          <w:lang w:val="fr-CH"/>
-        </w:rPr>
-        <w:t>B</w:t>
-      </w:r>
-      <w:r>
-        <w:rPr>
-          <w:color w:val="000000" w:themeColor="text1"/>
-          <w:lang w:val="fr-CH"/>
-        </w:rPr>
-        <w:t>rawl</w:t>
-      </w:r>
-      <w:r>
-        <w:rPr>
-          <w:color w:val="000000" w:themeColor="text1"/>
-          <w:lang w:val="fr-CH"/>
-        </w:rPr>
-        <w:t>S</w:t>
-      </w:r>
-      <w:r>
-        <w:rPr>
-          <w:color w:val="000000" w:themeColor="text1"/>
-          <w:lang w:val="fr-CH"/>
-        </w:rPr>
-        <w:t>tars</w:t>
-      </w:r>
-      <w:proofErr w:type="spellEnd"/>
-      <w:r>
-        <w:rPr>
-          <w:color w:val="000000" w:themeColor="text1"/>
-          <w:lang w:val="fr-CH"/>
-        </w:rPr>
-        <w:t>, nous ne pouvons pas vraiment parler de scénario mais il y a quand même un aspect scénaristique au jeu. Chaque personnage à son histoire, une raison d’exister</w:t>
-      </w:r>
-      <w:r>
-        <w:rPr>
-          <w:color w:val="000000" w:themeColor="text1"/>
-          <w:lang w:val="fr-CH"/>
-        </w:rPr>
-        <w:t xml:space="preserve"> et</w:t>
-      </w:r>
-      <w:r>
-        <w:rPr>
-          <w:color w:val="000000" w:themeColor="text1"/>
-          <w:lang w:val="fr-CH"/>
-        </w:rPr>
-        <w:t xml:space="preserve"> des références culturelles dont ils sont issus.</w:t>
-      </w:r>
-    </w:p>
-    <w:bookmarkEnd w:id="12"/>
-    <w:p>
-      <w:pPr>
-        <w:rPr>
-          <w:color w:val="000000" w:themeColor="text1"/>
-          <w:lang w:val="fr-CH"/>
-        </w:rPr>
-      </w:pPr>
-      <w:r>
-        <w:rPr>
-          <w:color w:val="000000" w:themeColor="text1"/>
-          <w:lang w:val="fr-CH"/>
-        </w:rPr>
-        <w:t xml:space="preserve">Pour ce qui est </w:t>
-      </w:r>
-      <w:r>
-        <w:rPr>
-          <w:color w:val="000000" w:themeColor="text1"/>
-          <w:lang w:val="fr-CH"/>
-        </w:rPr>
-        <w:t xml:space="preserve">de la petite taille, nous parlons ici de quantité de données requise pour l’utilisation d’un jeu. C’est évidemment un point très intéressant à prendre en compte pour notre comparaison. Dans le cas de </w:t>
-      </w:r>
-      <w:proofErr w:type="spellStart"/>
-      <w:r>
-        <w:rPr>
-          <w:color w:val="000000" w:themeColor="text1"/>
-          <w:lang w:val="fr-CH"/>
-        </w:rPr>
-        <w:t>FlappyBird</w:t>
-      </w:r>
-      <w:proofErr w:type="spellEnd"/>
-      <w:r>
-        <w:rPr>
-          <w:color w:val="000000" w:themeColor="text1"/>
-          <w:lang w:val="fr-CH"/>
-        </w:rPr>
-        <w:t>, le jeu est minimaliste</w:t>
-      </w:r>
-      <w:r>
-        <w:rPr>
-          <w:color w:val="000000" w:themeColor="text1"/>
-          <w:lang w:val="fr-CH"/>
-        </w:rPr>
-        <w:t>, il prend environs une centaine de Mo (</w:t>
-      </w:r>
-      <w:proofErr w:type="spellStart"/>
-      <w:r>
-        <w:rPr>
-          <w:color w:val="000000" w:themeColor="text1"/>
-          <w:lang w:val="fr-CH"/>
-        </w:rPr>
-        <w:t>Mega-octet</w:t>
-      </w:r>
-      <w:proofErr w:type="spellEnd"/>
-      <w:r>
-        <w:rPr>
-          <w:color w:val="000000" w:themeColor="text1"/>
-          <w:lang w:val="fr-CH"/>
-        </w:rPr>
-        <w:t xml:space="preserve">) de mémoire et cela se traduit par des éléments simples, réutilisés et bien agencés. Pour ce qui est de </w:t>
-      </w:r>
-      <w:proofErr w:type="spellStart"/>
-      <w:r>
-        <w:rPr>
-          <w:color w:val="000000" w:themeColor="text1"/>
-          <w:lang w:val="fr-CH"/>
-        </w:rPr>
-        <w:t>BrawlStars</w:t>
-      </w:r>
-      <w:proofErr w:type="spellEnd"/>
-      <w:r>
-        <w:rPr>
-          <w:color w:val="000000" w:themeColor="text1"/>
-          <w:lang w:val="fr-CH"/>
-        </w:rPr>
-        <w:t xml:space="preserve">, le jeu est bien plus élaboré, il prend plus d’une centaine </w:t>
-      </w:r>
-      <w:r>
-        <w:rPr>
-          <w:color w:val="000000" w:themeColor="text1"/>
-          <w:lang w:val="fr-CH"/>
-        </w:rPr>
-        <w:lastRenderedPageBreak/>
-        <w:t>de Go (Giga-octet) en comprenant tous les éléments nécessaire</w:t>
-      </w:r>
-      <w:r>
-        <w:rPr>
-          <w:color w:val="000000" w:themeColor="text1"/>
+          <w:lang w:val="fr-CH"/>
+        </w:rPr>
+        <w:t xml:space="preserve"> catégoriser les jeux mobile</w:t>
+      </w:r>
+      <w:r>
+        <w:rPr>
           <w:lang w:val="fr-CH"/>
         </w:rPr>
         <w:t>s</w:t>
       </w:r>
       <w:r>
         <w:rPr>
-          <w:color w:val="000000" w:themeColor="text1"/>
-          <w:lang w:val="fr-CH"/>
-        </w:rPr>
-        <w:t> à son fonctionnement.</w:t>
-      </w:r>
-    </w:p>
-    <w:p>
-      <w:pPr>
-        <w:rPr>
-          <w:color w:val="000000" w:themeColor="text1"/>
-          <w:lang w:val="fr-CH"/>
-        </w:rPr>
-      </w:pPr>
-      <w:r>
-        <w:rPr>
-          <w:lang w:val="fr-CH"/>
-        </w:rPr>
-        <w:t xml:space="preserve">En recueillant ces différents avis, nous pouvons d’ores et déjà préétablir une règle avec laquelle nous pouvons catégoriser les jeux mobiles dans un genre défini. </w:t>
-      </w:r>
-    </w:p>
-    <w:p>
-      <w:pPr>
-        <w:rPr>
-          <w:lang w:val="fr-CH"/>
-        </w:rPr>
-      </w:pPr>
-      <w:r>
-        <w:rPr>
-          <w:lang w:val="fr-CH"/>
-        </w:rPr>
-        <w:t>Un jeu hyper</w:t>
-      </w:r>
-      <w:r>
-        <w:rPr>
-          <w:lang w:val="fr-CH"/>
-        </w:rPr>
-        <w:t>-</w:t>
-      </w:r>
-      <w:r>
-        <w:rPr>
-          <w:lang w:val="fr-CH"/>
-        </w:rPr>
-        <w:t xml:space="preserve">casuel aura donc </w:t>
-      </w:r>
-      <w:r>
-        <w:rPr>
-          <w:lang w:val="fr-CH"/>
-        </w:rPr>
-        <w:t>des</w:t>
-      </w:r>
-      <w:r>
-        <w:rPr>
-          <w:lang w:val="fr-CH"/>
-        </w:rPr>
-        <w:t xml:space="preserve"> mécaniques simple</w:t>
-      </w:r>
-      <w:r>
-        <w:rPr>
-          <w:lang w:val="fr-CH"/>
-        </w:rPr>
-        <w:t>s (une action</w:t>
-      </w:r>
-      <w:r>
-        <w:rPr>
-          <w:lang w:val="fr-CH"/>
-        </w:rPr>
-        <w:t>)</w:t>
-      </w:r>
-      <w:r>
-        <w:rPr>
-          <w:lang w:val="fr-CH"/>
-        </w:rPr>
-        <w:t xml:space="preserve">, </w:t>
-      </w:r>
-      <w:r>
-        <w:rPr>
-          <w:lang w:val="fr-CH"/>
-        </w:rPr>
-        <w:t>aucune notion de progression</w:t>
-      </w:r>
-      <w:r>
-        <w:rPr>
-          <w:lang w:val="fr-CH"/>
-        </w:rPr>
-        <w:t>, un objectif simple, un accès au jeu direct sans condition préalable, une absence quasi-totale de scénario</w:t>
-      </w:r>
-      <w:r>
-        <w:rPr>
-          <w:lang w:val="fr-CH"/>
-        </w:rPr>
-        <w:t xml:space="preserve"> et une demande en ressource très faible.</w:t>
-      </w:r>
-    </w:p>
-    <w:p>
-      <w:pPr>
-        <w:rPr>
-          <w:lang w:val="fr-CH"/>
-        </w:rPr>
-      </w:pPr>
-      <w:r>
-        <w:rPr>
-          <w:lang w:val="fr-CH"/>
-        </w:rPr>
-        <w:t xml:space="preserve">Au contraire un jeu </w:t>
-      </w:r>
-      <w:r>
-        <w:rPr>
-          <w:lang w:val="fr-CH"/>
-        </w:rPr>
-        <w:t>c</w:t>
-      </w:r>
-      <w:r>
-        <w:rPr>
-          <w:lang w:val="fr-CH"/>
-        </w:rPr>
-        <w:t>asuel aura des mécaniques plus complexes</w:t>
-      </w:r>
-      <w:r>
-        <w:rPr>
-          <w:lang w:val="fr-CH"/>
-        </w:rPr>
-        <w:t xml:space="preserve"> (multiples actions), une notion de progression</w:t>
-      </w:r>
-      <w:r>
-        <w:rPr>
-          <w:lang w:val="fr-CH"/>
-        </w:rPr>
-        <w:t xml:space="preserve">, de multiples objectifs </w:t>
-      </w:r>
-      <w:r>
-        <w:rPr>
-          <w:lang w:val="fr-CH"/>
-        </w:rPr>
-        <w:t>à</w:t>
-      </w:r>
-      <w:r>
-        <w:rPr>
-          <w:lang w:val="fr-CH"/>
-        </w:rPr>
-        <w:t xml:space="preserve"> effectuer, de multiples options de jeu, un scénario ou du moins </w:t>
-      </w:r>
-      <w:r>
-        <w:rPr>
-          <w:lang w:val="fr-CH"/>
-        </w:rPr>
-        <w:t>plusieurs éléments</w:t>
-      </w:r>
-      <w:r>
-        <w:rPr>
-          <w:lang w:val="fr-CH"/>
-        </w:rPr>
-        <w:t xml:space="preserve"> qui pourrait s’y apparenter et une demande en ressources plus conséquente.</w:t>
-      </w:r>
+          <w:lang w:val="fr-CH"/>
+        </w:rPr>
+        <w:t xml:space="preserve">. Comme expliqué par CK Wang dans le talk « Mobile </w:t>
+      </w:r>
+      <w:proofErr w:type="spellStart"/>
+      <w:r>
+        <w:rPr>
+          <w:lang w:val="fr-CH"/>
+        </w:rPr>
+        <w:t>Growth</w:t>
+      </w:r>
+      <w:proofErr w:type="spellEnd"/>
+      <w:r>
+        <w:rPr>
+          <w:lang w:val="fr-CH"/>
+        </w:rPr>
+        <w:t xml:space="preserve"> </w:t>
+      </w:r>
+      <w:proofErr w:type="spellStart"/>
+      <w:r>
+        <w:rPr>
+          <w:lang w:val="fr-CH"/>
+        </w:rPr>
+        <w:t>Summit</w:t>
+      </w:r>
+      <w:proofErr w:type="spellEnd"/>
+      <w:r>
+        <w:rPr>
+          <w:lang w:val="fr-CH"/>
+        </w:rPr>
+        <w:t> » de 2020, certain parle déjà de « Super-Casual Games » un genre qui serait un entre-deux des deux genres susmentionné</w:t>
+      </w:r>
+      <w:r>
+        <w:rPr>
+          <w:lang w:val="fr-CH"/>
+        </w:rPr>
+        <w:t>s</w:t>
+      </w:r>
+      <w:r>
+        <w:rPr>
+          <w:lang w:val="fr-CH"/>
+        </w:rPr>
+        <w:t xml:space="preserve">. </w:t>
+      </w:r>
+    </w:p>
+    <w:p>
+      <w:pPr>
+        <w:rPr>
+          <w:lang w:val="fr-CH"/>
+        </w:rPr>
+      </w:pPr>
+      <w:r>
+        <w:rPr>
+          <w:lang w:val="fr-CH"/>
+        </w:rPr>
+        <w:t>P</w:t>
+      </w:r>
+      <w:r>
+        <w:rPr>
+          <w:lang w:val="fr-CH"/>
+        </w:rPr>
+        <w:t>our le moment il n’en est pas question</w:t>
+      </w:r>
+      <w:r>
+        <w:rPr>
+          <w:lang w:val="fr-CH"/>
+        </w:rPr>
+        <w:t>. C</w:t>
+      </w:r>
+      <w:r>
+        <w:rPr>
+          <w:lang w:val="fr-CH"/>
+        </w:rPr>
+        <w:t xml:space="preserve">ependant </w:t>
+      </w:r>
+      <w:r>
+        <w:rPr>
+          <w:lang w:val="fr-CH"/>
+        </w:rPr>
+        <w:t>peut-être sera-t-il nécessaire</w:t>
+      </w:r>
+      <w:r>
+        <w:rPr>
+          <w:lang w:val="fr-CH"/>
+        </w:rPr>
+        <w:t xml:space="preserve"> par la suite</w:t>
+      </w:r>
+      <w:r>
+        <w:rPr>
+          <w:lang w:val="fr-CH"/>
+        </w:rPr>
+        <w:t xml:space="preserve"> d’utiliser ce terme</w:t>
+      </w:r>
+      <w:r>
+        <w:rPr>
+          <w:lang w:val="fr-CH"/>
+        </w:rPr>
+        <w:t xml:space="preserve">. Ce qui est sûr, c’est que le simple terme « Mobile </w:t>
+      </w:r>
+      <w:proofErr w:type="spellStart"/>
+      <w:r>
+        <w:rPr>
+          <w:lang w:val="fr-CH"/>
+        </w:rPr>
+        <w:t>games</w:t>
+      </w:r>
+      <w:proofErr w:type="spellEnd"/>
+      <w:r>
+        <w:rPr>
+          <w:lang w:val="fr-CH"/>
+        </w:rPr>
+        <w:t xml:space="preserve"> » ne suffis plus à décrire les jeux mobiles. Les différences marquantes </w:t>
+      </w:r>
+      <w:r>
+        <w:rPr>
+          <w:lang w:val="fr-CH"/>
+        </w:rPr>
+        <w:t xml:space="preserve">de </w:t>
+      </w:r>
+      <w:proofErr w:type="spellStart"/>
+      <w:r>
+        <w:rPr>
+          <w:lang w:val="fr-CH"/>
+        </w:rPr>
+        <w:t>game</w:t>
+      </w:r>
+      <w:proofErr w:type="spellEnd"/>
+      <w:r>
+        <w:rPr>
+          <w:lang w:val="fr-CH"/>
+        </w:rPr>
+        <w:t xml:space="preserve"> design</w:t>
+      </w:r>
+      <w:r>
+        <w:rPr>
+          <w:lang w:val="fr-CH"/>
+        </w:rPr>
+        <w:t xml:space="preserve"> entre les jeux</w:t>
+      </w:r>
+      <w:r>
+        <w:rPr>
+          <w:lang w:val="fr-CH"/>
+        </w:rPr>
+        <w:t xml:space="preserve"> </w:t>
+      </w:r>
+      <w:r>
+        <w:rPr>
+          <w:lang w:val="fr-CH"/>
+        </w:rPr>
+        <w:t>forcent les créateurs, développeur, distributeurs, utilisateurs et joueurs</w:t>
+      </w:r>
+      <w:r>
+        <w:rPr>
+          <w:lang w:val="fr-CH"/>
+        </w:rPr>
+        <w:t xml:space="preserve"> à faire évoluer la langue et créer une définition qui </w:t>
+      </w:r>
+      <w:r>
+        <w:rPr>
+          <w:lang w:val="fr-CH"/>
+        </w:rPr>
+        <w:t>sied mieux à la représentation de ce qu’ils sont.</w:t>
+      </w:r>
+    </w:p>
+    <w:p>
+      <w:pPr>
+        <w:spacing w:after="160" w:line="259" w:lineRule="auto"/>
+        <w:ind w:firstLine="0"/>
+        <w:jc w:val="left"/>
+        <w:rPr>
+          <w:lang w:val="fr-CH"/>
+        </w:rPr>
+      </w:pPr>
+      <w:r>
+        <w:rPr>
+          <w:lang w:val="fr-CH"/>
+        </w:rPr>
+        <w:br w:type="page"/>
+      </w:r>
+    </w:p>
+    <w:p>
+      <w:pPr>
+        <w:rPr>
+          <w:lang w:val="fr-CH"/>
+        </w:rPr>
+      </w:pPr>
     </w:p>
     <w:p>
       <w:pPr>
         <w:pStyle w:val="Heading1"/>
       </w:pPr>
-      <w:bookmarkStart w:id="13" w:name="_Toc93954812"/>
-      <w:r>
-        <w:t>Examen d’autres cas :</w:t>
-      </w:r>
-      <w:bookmarkEnd w:id="13"/>
-    </w:p>
-    <w:p>
-      <w:pPr>
-        <w:rPr>
-          <w:lang w:val="fr-CH"/>
-        </w:rPr>
-      </w:pPr>
-      <w:r>
-        <w:rPr>
-          <w:lang w:val="fr-CH"/>
-        </w:rPr>
-        <w:t>Afin de vérifier cette règle préétablie</w:t>
-      </w:r>
-      <w:r>
-        <w:rPr>
-          <w:lang w:val="fr-CH"/>
-        </w:rPr>
-        <w:t xml:space="preserve"> nous pouvons essayer de l’appliquer à divers jeux de chaque type et par la conséquente, l’affirmer ou la contredire.</w:t>
-      </w:r>
-    </w:p>
-    <w:p>
-      <w:pPr>
-        <w:rPr>
-          <w:lang w:val="fr-CH"/>
-        </w:rPr>
-      </w:pPr>
-      <w:r>
-        <w:rPr>
-          <w:lang w:val="fr-CH"/>
-        </w:rPr>
-        <w:t>Prenons</w:t>
-      </w:r>
-      <w:r>
-        <w:rPr>
-          <w:lang w:val="fr-CH"/>
-        </w:rPr>
-        <w:t xml:space="preserve"> par exemple </w:t>
-      </w:r>
-      <w:r>
-        <w:rPr>
-          <w:lang w:val="fr-CH"/>
-        </w:rPr>
-        <w:t>« </w:t>
-      </w:r>
-      <w:proofErr w:type="spellStart"/>
-      <w:r>
-        <w:rPr>
-          <w:lang w:val="fr-CH"/>
-        </w:rPr>
-        <w:t>ClashOfClan</w:t>
-      </w:r>
-      <w:proofErr w:type="spellEnd"/>
-      <w:r>
-        <w:rPr>
-          <w:lang w:val="fr-CH"/>
-        </w:rPr>
-        <w:t> »</w:t>
-      </w:r>
-      <w:r>
-        <w:rPr>
-          <w:lang w:val="fr-CH"/>
-        </w:rPr>
-        <w:t xml:space="preserve">, un autre jeu du studio </w:t>
-      </w:r>
-      <w:proofErr w:type="spellStart"/>
-      <w:r>
-        <w:rPr>
-          <w:lang w:val="fr-CH"/>
-        </w:rPr>
-        <w:t>SuperCell</w:t>
-      </w:r>
-      <w:proofErr w:type="spellEnd"/>
-      <w:r>
-        <w:rPr>
-          <w:lang w:val="fr-CH"/>
-        </w:rPr>
-        <w:t xml:space="preserve">. </w:t>
-      </w:r>
-      <w:r>
-        <w:rPr>
-          <w:lang w:val="fr-CH"/>
-        </w:rPr>
-        <w:t>Dans ce jeu l</w:t>
-      </w:r>
-      <w:r>
-        <w:rPr>
-          <w:lang w:val="fr-CH"/>
-        </w:rPr>
-        <w:t>es mécaniques sont complexes, il y a de multiples objectifs et options de jeu</w:t>
-      </w:r>
-      <w:r>
-        <w:rPr>
-          <w:lang w:val="fr-CH"/>
-        </w:rPr>
-        <w:t>.</w:t>
-      </w:r>
-      <w:r>
-        <w:rPr>
-          <w:lang w:val="fr-CH"/>
-        </w:rPr>
-        <w:t xml:space="preserve"> </w:t>
-      </w:r>
-      <w:r>
-        <w:rPr>
-          <w:lang w:val="fr-CH"/>
-        </w:rPr>
-        <w:t>I</w:t>
-      </w:r>
-      <w:r>
-        <w:rPr>
-          <w:lang w:val="fr-CH"/>
-        </w:rPr>
-        <w:t>l n’y a pas vraiment de scénario mais le monde</w:t>
-      </w:r>
-      <w:r>
-        <w:rPr>
-          <w:lang w:val="fr-CH"/>
-        </w:rPr>
-        <w:t xml:space="preserve"> forme un ensemble cohérant. Concernant les ressources prise pour le jeux, il est relativement petit (188</w:t>
-      </w:r>
-      <w:r>
-        <w:rPr>
-          <w:lang w:val="fr-CH"/>
-        </w:rPr>
-        <w:t xml:space="preserve"> </w:t>
-      </w:r>
-      <w:r>
-        <w:rPr>
-          <w:lang w:val="fr-CH"/>
-        </w:rPr>
-        <w:t>Mo)</w:t>
-      </w:r>
-      <w:r>
-        <w:rPr>
-          <w:lang w:val="fr-CH"/>
-        </w:rPr>
-        <w:t xml:space="preserve">. Cependant il y a de </w:t>
-      </w:r>
-      <w:r>
-        <w:rPr>
-          <w:lang w:val="fr-CH"/>
-        </w:rPr>
-        <w:t>multiple mise</w:t>
-      </w:r>
-      <w:r>
-        <w:rPr>
-          <w:lang w:val="fr-CH"/>
-        </w:rPr>
-        <w:t xml:space="preserve"> à jour qui demandent plus de ressources par la suite.</w:t>
-      </w:r>
-      <w:r>
-        <w:rPr>
-          <w:lang w:val="fr-CH"/>
-        </w:rPr>
-        <w:t xml:space="preserve"> </w:t>
-      </w:r>
-    </w:p>
-    <w:p>
-      <w:pPr>
-        <w:rPr>
-          <w:lang w:val="fr-CH"/>
-        </w:rPr>
-      </w:pPr>
-      <w:r>
-        <w:rPr>
-          <w:lang w:val="fr-CH"/>
-        </w:rPr>
-        <w:t>Un autre</w:t>
-      </w:r>
-      <w:r>
-        <w:rPr>
-          <w:lang w:val="fr-CH"/>
-        </w:rPr>
-        <w:t xml:space="preserve"> bon</w:t>
-      </w:r>
-      <w:r>
-        <w:rPr>
-          <w:lang w:val="fr-CH"/>
-        </w:rPr>
-        <w:t xml:space="preserve"> exemple</w:t>
-      </w:r>
-      <w:r>
-        <w:rPr>
-          <w:lang w:val="fr-CH"/>
-        </w:rPr>
-        <w:t xml:space="preserve"> serait</w:t>
-      </w:r>
-      <w:r>
-        <w:rPr>
-          <w:lang w:val="fr-CH"/>
-        </w:rPr>
-        <w:t xml:space="preserve"> </w:t>
-      </w:r>
-      <w:r>
-        <w:rPr>
-          <w:lang w:val="fr-CH"/>
-        </w:rPr>
-        <w:t>« </w:t>
-      </w:r>
-      <w:proofErr w:type="spellStart"/>
-      <w:r>
-        <w:rPr>
-          <w:lang w:val="fr-CH"/>
-        </w:rPr>
-        <w:t>Zooba</w:t>
-      </w:r>
-      <w:proofErr w:type="spellEnd"/>
-      <w:r>
-        <w:rPr>
-          <w:lang w:val="fr-CH"/>
-        </w:rPr>
-        <w:t> »,</w:t>
-      </w:r>
-      <w:r>
-        <w:rPr>
-          <w:lang w:val="fr-CH"/>
-        </w:rPr>
-        <w:t xml:space="preserve"> développé par </w:t>
-      </w:r>
-      <w:proofErr w:type="spellStart"/>
-      <w:r>
-        <w:rPr>
-          <w:lang w:val="fr-CH"/>
-        </w:rPr>
-        <w:t>Wildlife</w:t>
-      </w:r>
-      <w:proofErr w:type="spellEnd"/>
-      <w:r>
-        <w:rPr>
-          <w:lang w:val="fr-CH"/>
-        </w:rPr>
-        <w:t xml:space="preserve"> Studios</w:t>
-      </w:r>
-      <w:r>
-        <w:rPr>
-          <w:lang w:val="fr-CH"/>
-        </w:rPr>
-        <w:t>. Dans ce jeu</w:t>
-      </w:r>
-      <w:r>
-        <w:rPr>
-          <w:lang w:val="fr-CH"/>
-        </w:rPr>
-        <w:t xml:space="preserve"> </w:t>
-      </w:r>
-      <w:r>
-        <w:rPr>
-          <w:lang w:val="fr-CH"/>
-        </w:rPr>
-        <w:t>l</w:t>
-      </w:r>
-      <w:r>
-        <w:rPr>
-          <w:lang w:val="fr-CH"/>
-        </w:rPr>
-        <w:t>es mécaniques sont complexes, il y a aussi de multiples objectifs, options de jeux</w:t>
-      </w:r>
-      <w:r>
-        <w:rPr>
-          <w:lang w:val="fr-CH"/>
-        </w:rPr>
-        <w:t xml:space="preserve"> et</w:t>
-      </w:r>
-      <w:r>
-        <w:rPr>
-          <w:lang w:val="fr-CH"/>
-        </w:rPr>
-        <w:t xml:space="preserve"> possibilité d’améliorations</w:t>
-      </w:r>
-      <w:r>
-        <w:rPr>
-          <w:lang w:val="fr-CH"/>
-        </w:rPr>
-        <w:t xml:space="preserve"> de l’expérience</w:t>
-      </w:r>
-      <w:r>
-        <w:rPr>
-          <w:lang w:val="fr-CH"/>
-        </w:rPr>
-        <w:t>.</w:t>
-      </w:r>
-      <w:r>
-        <w:rPr>
-          <w:lang w:val="fr-CH"/>
-        </w:rPr>
-        <w:t xml:space="preserve"> Il</w:t>
-      </w:r>
-      <w:r>
-        <w:rPr>
-          <w:lang w:val="fr-CH"/>
-        </w:rPr>
-        <w:t xml:space="preserve"> </w:t>
-      </w:r>
-      <w:r>
-        <w:rPr>
-          <w:lang w:val="fr-CH"/>
-        </w:rPr>
-        <w:t>y a aussi un</w:t>
-      </w:r>
-      <w:r>
-        <w:rPr>
-          <w:lang w:val="fr-CH"/>
-        </w:rPr>
-        <w:t xml:space="preserve"> </w:t>
-      </w:r>
-      <w:r>
-        <w:rPr>
-          <w:lang w:val="fr-CH"/>
-        </w:rPr>
-        <w:t>scénario clair et établis et une demande en ressources plus conséquente (</w:t>
-      </w:r>
-      <w:r>
-        <w:rPr>
-          <w:lang w:val="fr-CH"/>
-        </w:rPr>
-        <w:t>671</w:t>
-      </w:r>
-      <w:r>
-        <w:rPr>
-          <w:lang w:val="fr-CH"/>
-        </w:rPr>
-        <w:t xml:space="preserve"> </w:t>
-      </w:r>
-      <w:r>
-        <w:rPr>
-          <w:lang w:val="fr-CH"/>
-        </w:rPr>
-        <w:t>Mo</w:t>
-      </w:r>
-      <w:r>
-        <w:rPr>
-          <w:lang w:val="fr-CH"/>
-        </w:rPr>
-        <w:t>).</w:t>
-      </w:r>
-    </w:p>
-    <w:p>
-      <w:pPr>
-        <w:rPr>
-          <w:lang w:val="fr-CH"/>
-        </w:rPr>
-      </w:pPr>
-      <w:r>
-        <w:rPr>
-          <w:lang w:val="fr-CH"/>
-        </w:rPr>
-        <w:t>Prenons d’autres exemples de jeux</w:t>
-      </w:r>
-      <w:r>
-        <w:rPr>
-          <w:lang w:val="fr-CH"/>
-        </w:rPr>
-        <w:t xml:space="preserve"> ressemblant à la description d’un jeu </w:t>
-      </w:r>
-      <w:proofErr w:type="spellStart"/>
-      <w:r>
-        <w:rPr>
-          <w:lang w:val="fr-CH"/>
-        </w:rPr>
-        <w:t>hypercasuel</w:t>
-      </w:r>
-      <w:proofErr w:type="spellEnd"/>
-      <w:r>
-        <w:rPr>
-          <w:lang w:val="fr-CH"/>
-        </w:rPr>
-        <w:t xml:space="preserve"> afin d’y appliquer les mêmes critères.</w:t>
-      </w:r>
-    </w:p>
-    <w:p>
-      <w:pPr>
-        <w:rPr>
-          <w:lang w:val="fr-CH"/>
-        </w:rPr>
-      </w:pPr>
-      <w:r>
-        <w:rPr>
-          <w:lang w:val="fr-CH"/>
-        </w:rPr>
-        <w:lastRenderedPageBreak/>
-        <w:t>Le premier exemple trouvé en faisant une recherche google est « </w:t>
-      </w:r>
-      <w:proofErr w:type="spellStart"/>
-      <w:r>
-        <w:rPr>
-          <w:lang w:val="fr-CH"/>
-        </w:rPr>
-        <w:t>HelixJump</w:t>
-      </w:r>
-      <w:proofErr w:type="spellEnd"/>
-      <w:r>
-        <w:rPr>
-          <w:lang w:val="fr-CH"/>
-        </w:rPr>
-        <w:t xml:space="preserve"> ». C’est un jeux distribué par </w:t>
-      </w:r>
-      <w:r>
-        <w:rPr>
-          <w:lang w:val="fr-CH"/>
-        </w:rPr>
-        <w:t>« </w:t>
-      </w:r>
-      <w:r>
-        <w:rPr>
-          <w:lang w:val="fr-CH"/>
-        </w:rPr>
-        <w:t>Voodoo</w:t>
-      </w:r>
-      <w:r>
-        <w:rPr>
-          <w:lang w:val="fr-CH"/>
-        </w:rPr>
-        <w:t> »</w:t>
-      </w:r>
-      <w:r>
-        <w:rPr>
-          <w:lang w:val="fr-CH"/>
-        </w:rPr>
-        <w:t xml:space="preserve">, spécialiste dans la distribution de jeux </w:t>
-      </w:r>
-      <w:proofErr w:type="spellStart"/>
-      <w:r>
-        <w:rPr>
-          <w:lang w:val="fr-CH"/>
-        </w:rPr>
-        <w:t>hypercasuels</w:t>
-      </w:r>
-      <w:proofErr w:type="spellEnd"/>
-      <w:r>
-        <w:rPr>
-          <w:lang w:val="fr-CH"/>
-        </w:rPr>
-        <w:t xml:space="preserve">. En appliquant les différent </w:t>
-      </w:r>
-      <w:r>
-        <w:rPr>
-          <w:lang w:val="fr-CH"/>
-        </w:rPr>
-        <w:t xml:space="preserve">critères de catégorisation les constatations sont les suivantes : Les mécaniques sont simples, en réalité il n’y en a qu’une seule. L’objectif est lui aussi simple et unique. Il n’y a aucune option ni possibilité d’amélioration de l’expérience. Il ne présente aucun scénario et le jeu demande moins de ressources que </w:t>
-      </w:r>
-      <w:proofErr w:type="spellStart"/>
-      <w:r>
-        <w:rPr>
-          <w:lang w:val="fr-CH"/>
-        </w:rPr>
-        <w:t>FlappyBird</w:t>
-      </w:r>
-      <w:proofErr w:type="spellEnd"/>
-      <w:r>
-        <w:rPr>
-          <w:lang w:val="fr-CH"/>
-        </w:rPr>
-        <w:t xml:space="preserve"> (99.98Mo).</w:t>
-      </w:r>
-      <w:r>
-        <w:rPr>
-          <w:lang w:val="fr-CH"/>
-        </w:rPr>
-        <w:t xml:space="preserve"> </w:t>
-      </w:r>
-    </w:p>
-    <w:p>
-      <w:pPr>
-        <w:rPr>
-          <w:lang w:val="fr-CH"/>
-        </w:rPr>
-      </w:pPr>
-      <w:r>
-        <w:rPr>
-          <w:lang w:val="fr-CH"/>
-        </w:rPr>
-        <w:t xml:space="preserve">Le dernier exemple que nous allons analyser est le </w:t>
-      </w:r>
-      <w:r>
-        <w:rPr>
-          <w:lang w:val="fr-CH"/>
-        </w:rPr>
-        <w:t xml:space="preserve">jeu « Rise Up » de </w:t>
-      </w:r>
-      <w:proofErr w:type="spellStart"/>
-      <w:r>
-        <w:rPr>
-          <w:lang w:val="fr-CH"/>
-        </w:rPr>
-        <w:t>S</w:t>
-      </w:r>
-      <w:r>
-        <w:rPr>
-          <w:lang w:val="fr-CH"/>
-        </w:rPr>
-        <w:t>erkan</w:t>
-      </w:r>
-      <w:proofErr w:type="spellEnd"/>
-      <w:r>
-        <w:rPr>
-          <w:lang w:val="fr-CH"/>
-        </w:rPr>
-        <w:t xml:space="preserve"> </w:t>
-      </w:r>
-      <w:proofErr w:type="spellStart"/>
-      <w:r>
-        <w:rPr>
-          <w:lang w:val="fr-CH"/>
-        </w:rPr>
-        <w:t>Ö</w:t>
-      </w:r>
-      <w:r>
-        <w:rPr>
-          <w:lang w:val="fr-CH"/>
-        </w:rPr>
-        <w:t>zyılmaz</w:t>
-      </w:r>
-      <w:proofErr w:type="spellEnd"/>
-      <w:r>
-        <w:rPr>
-          <w:lang w:val="fr-CH"/>
-        </w:rPr>
-        <w:t>, un développeur indépendant. Encore une fois, ce jeu n’a qu’une seule mécanique, un seul objectif, aucune option, aucun scénario, et ne demande pas plus de ressources que les précédents jeux exposés (69Mo).</w:t>
-      </w:r>
-    </w:p>
-    <w:p>
-      <w:pPr>
-        <w:pStyle w:val="Heading1"/>
-        <w:rPr>
-          <w:lang w:val="fr-CH"/>
-        </w:rPr>
-      </w:pPr>
-      <w:bookmarkStart w:id="14" w:name="_Toc93954813"/>
-      <w:r>
-        <w:t>Communication des constatations :</w:t>
-      </w:r>
-      <w:bookmarkEnd w:id="14"/>
-      <w:r>
-        <w:t xml:space="preserve"> </w:t>
-      </w:r>
-    </w:p>
-    <w:p>
-      <w:pPr>
-        <w:rPr>
-          <w:lang w:val="fr-CH"/>
-        </w:rPr>
-      </w:pPr>
-      <w:r>
-        <w:rPr>
-          <w:lang w:val="fr-CH"/>
-        </w:rPr>
-        <w:t>Les exemples susmentionnés</w:t>
-      </w:r>
-      <w:r>
-        <w:rPr>
-          <w:lang w:val="fr-CH"/>
-        </w:rPr>
-        <w:t xml:space="preserve"> appuient fortement notre théorie</w:t>
-      </w:r>
-      <w:r>
-        <w:rPr>
-          <w:lang w:val="fr-CH"/>
-        </w:rPr>
-        <w:t>. Dans le cas des jeux casuels, que ce soit « </w:t>
-      </w:r>
-      <w:proofErr w:type="spellStart"/>
-      <w:r>
-        <w:rPr>
-          <w:lang w:val="fr-CH"/>
-        </w:rPr>
-        <w:t>BrawlStars</w:t>
-      </w:r>
-      <w:proofErr w:type="spellEnd"/>
-      <w:r>
-        <w:rPr>
-          <w:lang w:val="fr-CH"/>
-        </w:rPr>
-        <w:t> », « </w:t>
-      </w:r>
-      <w:proofErr w:type="spellStart"/>
-      <w:r>
-        <w:rPr>
-          <w:lang w:val="fr-CH"/>
-        </w:rPr>
-        <w:t>ClashOfClan</w:t>
-      </w:r>
-      <w:proofErr w:type="spellEnd"/>
-      <w:r>
-        <w:rPr>
-          <w:lang w:val="fr-CH"/>
-        </w:rPr>
-        <w:t> » ou « </w:t>
-      </w:r>
-      <w:proofErr w:type="spellStart"/>
-      <w:r>
-        <w:rPr>
-          <w:lang w:val="fr-CH"/>
-        </w:rPr>
-        <w:t>Zooba</w:t>
-      </w:r>
-      <w:proofErr w:type="spellEnd"/>
-      <w:r>
-        <w:rPr>
-          <w:lang w:val="fr-CH"/>
-        </w:rPr>
-        <w:t xml:space="preserve"> », les trois répondent en grande partie aux critères d’évaluation les catégorisant dans le genre « Casuel ». Pour ce qui est des jeux </w:t>
-      </w:r>
-      <w:proofErr w:type="spellStart"/>
-      <w:r>
-        <w:rPr>
-          <w:lang w:val="fr-CH"/>
-        </w:rPr>
-        <w:t>hypercasuel</w:t>
-      </w:r>
-      <w:r>
-        <w:rPr>
-          <w:lang w:val="fr-CH"/>
-        </w:rPr>
-        <w:t>s</w:t>
-      </w:r>
-      <w:proofErr w:type="spellEnd"/>
-      <w:r>
-        <w:rPr>
-          <w:lang w:val="fr-CH"/>
-        </w:rPr>
-        <w:t>, « </w:t>
-      </w:r>
-      <w:proofErr w:type="spellStart"/>
-      <w:r>
-        <w:rPr>
-          <w:lang w:val="fr-CH"/>
-        </w:rPr>
-        <w:t>FlappyBird</w:t>
-      </w:r>
-      <w:proofErr w:type="spellEnd"/>
-      <w:r>
-        <w:rPr>
-          <w:lang w:val="fr-CH"/>
-        </w:rPr>
-        <w:t> », « </w:t>
-      </w:r>
-      <w:proofErr w:type="spellStart"/>
-      <w:r>
-        <w:rPr>
-          <w:lang w:val="fr-CH"/>
-        </w:rPr>
-        <w:t>HelixJump</w:t>
-      </w:r>
-      <w:proofErr w:type="spellEnd"/>
-      <w:r>
-        <w:rPr>
-          <w:lang w:val="fr-CH"/>
-        </w:rPr>
-        <w:t> » ou encore « Rise Up » correspondent eux aussi à la description faite et au</w:t>
-      </w:r>
-      <w:r>
-        <w:rPr>
-          <w:lang w:val="fr-CH"/>
-        </w:rPr>
-        <w:t>x</w:t>
-      </w:r>
-      <w:r>
-        <w:rPr>
-          <w:lang w:val="fr-CH"/>
-        </w:rPr>
-        <w:t xml:space="preserve"> critère</w:t>
-      </w:r>
-      <w:r>
-        <w:rPr>
-          <w:lang w:val="fr-CH"/>
-        </w:rPr>
-        <w:t>s</w:t>
-      </w:r>
-      <w:r>
-        <w:rPr>
-          <w:lang w:val="fr-CH"/>
-        </w:rPr>
-        <w:t xml:space="preserve"> posé</w:t>
-      </w:r>
-      <w:r>
-        <w:rPr>
-          <w:lang w:val="fr-CH"/>
-        </w:rPr>
-        <w:t>s</w:t>
-      </w:r>
-      <w:r>
-        <w:rPr>
-          <w:lang w:val="fr-CH"/>
-        </w:rPr>
-        <w:t>.</w:t>
-      </w:r>
-    </w:p>
-    <w:p>
-      <w:pPr>
-        <w:rPr>
-          <w:lang w:val="fr-FR"/>
-        </w:rPr>
-      </w:pPr>
-      <w:r>
-        <w:rPr>
-          <w:lang w:val="fr-CH"/>
-        </w:rPr>
-        <w:t>En partant de ce postulat, nous pouvons conclure que cette règle est, pour le moment, applicable. Il en va de soit qu’avec les avancées technologique</w:t>
-      </w:r>
-      <w:r>
-        <w:rPr>
-          <w:lang w:val="fr-CH"/>
-        </w:rPr>
-        <w:t>s</w:t>
-      </w:r>
-      <w:r>
-        <w:rPr>
-          <w:lang w:val="fr-CH"/>
-        </w:rPr>
-        <w:t>, les nouveau</w:t>
-      </w:r>
-      <w:r>
-        <w:rPr>
-          <w:lang w:val="fr-CH"/>
-        </w:rPr>
-        <w:t xml:space="preserve">x concepts de </w:t>
-      </w:r>
-      <w:proofErr w:type="spellStart"/>
-      <w:r>
-        <w:rPr>
-          <w:lang w:val="fr-CH"/>
-        </w:rPr>
-        <w:t>game</w:t>
-      </w:r>
-      <w:proofErr w:type="spellEnd"/>
-      <w:r>
-        <w:rPr>
-          <w:lang w:val="fr-CH"/>
-        </w:rPr>
-        <w:t xml:space="preserve"> designs et les modifications linguistiques</w:t>
-      </w:r>
-      <w:r>
-        <w:rPr>
-          <w:lang w:val="fr-CH"/>
-        </w:rPr>
-        <w:t xml:space="preserve">, les deux genres pourraient ne plus suffire </w:t>
-      </w:r>
-      <w:r>
-        <w:rPr>
-          <w:lang w:val="fr-CH"/>
-        </w:rPr>
-        <w:t>à</w:t>
-      </w:r>
-      <w:r>
-        <w:rPr>
-          <w:lang w:val="fr-CH"/>
-        </w:rPr>
-        <w:t xml:space="preserve"> catégoriser les jeux mobile</w:t>
-      </w:r>
-      <w:r>
-        <w:rPr>
-          <w:lang w:val="fr-CH"/>
-        </w:rPr>
-        <w:t>s</w:t>
-      </w:r>
-      <w:r>
-        <w:rPr>
-          <w:lang w:val="fr-CH"/>
-        </w:rPr>
-        <w:t xml:space="preserve">. Comme expliqué par CK Wang dans le talk « Mobile </w:t>
-      </w:r>
-      <w:proofErr w:type="spellStart"/>
-      <w:r>
-        <w:rPr>
-          <w:lang w:val="fr-CH"/>
-        </w:rPr>
-        <w:t>Growth</w:t>
-      </w:r>
-      <w:proofErr w:type="spellEnd"/>
-      <w:r>
-        <w:rPr>
-          <w:lang w:val="fr-CH"/>
-        </w:rPr>
-        <w:t xml:space="preserve"> </w:t>
-      </w:r>
-      <w:proofErr w:type="spellStart"/>
-      <w:r>
-        <w:rPr>
-          <w:lang w:val="fr-CH"/>
-        </w:rPr>
-        <w:t>Summit</w:t>
-      </w:r>
-      <w:proofErr w:type="spellEnd"/>
-      <w:r>
-        <w:rPr>
-          <w:lang w:val="fr-CH"/>
-        </w:rPr>
-        <w:t> » de 2020, certain parle déjà de « Super-Casual Games » un genre qui serait un entre-deux des deux genres susmentionné</w:t>
-      </w:r>
-      <w:r>
-        <w:rPr>
-          <w:lang w:val="fr-CH"/>
-        </w:rPr>
-        <w:t>s</w:t>
-      </w:r>
-      <w:r>
-        <w:rPr>
-          <w:lang w:val="fr-CH"/>
-        </w:rPr>
-        <w:t xml:space="preserve">. </w:t>
-      </w:r>
-    </w:p>
-    <w:p>
-      <w:pPr>
-        <w:rPr>
-          <w:lang w:val="fr-CH"/>
-        </w:rPr>
-      </w:pPr>
-      <w:r>
-        <w:rPr>
-          <w:lang w:val="fr-CH"/>
-        </w:rPr>
-        <w:t>P</w:t>
-      </w:r>
-      <w:r>
-        <w:rPr>
-          <w:lang w:val="fr-CH"/>
-        </w:rPr>
-        <w:t>our le moment il n’en est pas question</w:t>
-      </w:r>
-      <w:r>
-        <w:rPr>
-          <w:lang w:val="fr-CH"/>
-        </w:rPr>
-        <w:t>. C</w:t>
-      </w:r>
-      <w:r>
-        <w:rPr>
-          <w:lang w:val="fr-CH"/>
-        </w:rPr>
-        <w:t xml:space="preserve">ependant </w:t>
-      </w:r>
-      <w:r>
-        <w:rPr>
-          <w:lang w:val="fr-CH"/>
-        </w:rPr>
-        <w:t>peut-être sera-t-il nécessaire</w:t>
-      </w:r>
-      <w:r>
-        <w:rPr>
-          <w:lang w:val="fr-CH"/>
-        </w:rPr>
-        <w:t xml:space="preserve"> par la suite</w:t>
-      </w:r>
-      <w:r>
-        <w:rPr>
-          <w:lang w:val="fr-CH"/>
-        </w:rPr>
-        <w:t xml:space="preserve"> d’utiliser ce terme</w:t>
-      </w:r>
-      <w:r>
-        <w:rPr>
-          <w:lang w:val="fr-CH"/>
-        </w:rPr>
-        <w:t xml:space="preserve">. Ce qui est sûr, c’est que le simple terme « Mobile </w:t>
-      </w:r>
-      <w:proofErr w:type="spellStart"/>
-      <w:r>
-        <w:rPr>
-          <w:lang w:val="fr-CH"/>
-        </w:rPr>
-        <w:t>games</w:t>
-      </w:r>
-      <w:proofErr w:type="spellEnd"/>
-      <w:r>
-        <w:rPr>
-          <w:lang w:val="fr-CH"/>
-        </w:rPr>
-        <w:t xml:space="preserve"> » ne suffis plus à décrire les jeux mobiles. Les différences marquantes </w:t>
-      </w:r>
-      <w:r>
-        <w:rPr>
-          <w:lang w:val="fr-CH"/>
-        </w:rPr>
-        <w:t xml:space="preserve">de </w:t>
-      </w:r>
-      <w:proofErr w:type="spellStart"/>
-      <w:r>
-        <w:rPr>
-          <w:lang w:val="fr-CH"/>
-        </w:rPr>
-        <w:t>game</w:t>
-      </w:r>
-      <w:proofErr w:type="spellEnd"/>
-      <w:r>
-        <w:rPr>
-          <w:lang w:val="fr-CH"/>
-        </w:rPr>
-        <w:t xml:space="preserve"> design</w:t>
-      </w:r>
-      <w:r>
-        <w:rPr>
-          <w:lang w:val="fr-CH"/>
-        </w:rPr>
-        <w:t xml:space="preserve"> entre les jeux</w:t>
-      </w:r>
-      <w:r>
-        <w:rPr>
-          <w:lang w:val="fr-CH"/>
-        </w:rPr>
-        <w:t xml:space="preserve"> </w:t>
-      </w:r>
-      <w:r>
-        <w:rPr>
-          <w:lang w:val="fr-CH"/>
-        </w:rPr>
-        <w:t>forcent les créateurs, développeur, distributeurs, utilisateurs et joueurs</w:t>
-      </w:r>
-      <w:r>
-        <w:rPr>
-          <w:lang w:val="fr-CH"/>
-        </w:rPr>
-        <w:t xml:space="preserve"> à faire évoluer la langue et créer une définition qui </w:t>
-      </w:r>
-      <w:r>
-        <w:rPr>
-          <w:lang w:val="fr-CH"/>
-        </w:rPr>
-        <w:t>sied mieux à la représentation de ce qu’ils sont.</w:t>
-      </w:r>
-    </w:p>
-    <w:p>
-      <w:pPr>
-        <w:pStyle w:val="Heading1"/>
-      </w:pPr>
-      <w:bookmarkStart w:id="15" w:name="_Toc93954814"/>
-      <w:r>
-        <w:lastRenderedPageBreak/>
+      <w:bookmarkStart w:id="15" w:name="_Toc93958360"/>
+      <w:r>
         <w:t>Filmographie :</w:t>
       </w:r>
       <w:bookmarkEnd w:id="15"/>
@@ -6690,7 +6910,31 @@
       </w:r>
       <w:proofErr w:type="spellEnd"/>
       <w:r>
-        <w:t>, Google - YouTube. [ONLINE] Available at: https://www.youtube.com/watch?v=45DzL9c5e6E. [Accessed 24 January 2022].</w:t>
+        <w:t xml:space="preserve">, Google - YouTube. [ONLINE] Available at: </w:t>
+      </w:r>
+    </w:p>
+    <w:p>
+      <w:pPr>
+        <w:pStyle w:val="NoSpacing"/>
+      </w:pPr>
+      <w:hyperlink r:id="rId10" w:history="1">
+        <w:r>
+          <w:rPr>
+            <w:rStyle w:val="Hyperlink"/>
+          </w:rPr>
+          <w:t>https://www.youtube.com/watch?v=45DzL9c5e6E</w:t>
+        </w:r>
+      </w:hyperlink>
+      <w:r>
+        <w:t xml:space="preserve">. </w:t>
+      </w:r>
+    </w:p>
+    <w:p>
+      <w:pPr>
+        <w:pStyle w:val="NoSpacing"/>
+      </w:pPr>
+      <w:r>
+        <w:t>[Accessed 24 January 2022].</w:t>
       </w:r>
     </w:p>
     <w:p>
@@ -6700,7 +6944,7 @@
           <w:lang w:val="en-GB"/>
         </w:rPr>
       </w:pPr>
-      <w:bookmarkStart w:id="16" w:name="_Toc93954815"/>
+      <w:bookmarkStart w:id="16" w:name="_Toc93958361"/>
       <w:proofErr w:type="spellStart"/>
       <w:proofErr w:type="gramStart"/>
       <w:r>
@@ -6765,191 +7009,211 @@
       <w:r>
         <w:t xml:space="preserve"> </w:t>
       </w:r>
-      <w:r>
-        <w:t>http://citeseerx.ist.psu.edu/viewdoc/download?doi=10.1.1.69.7761&amp;rep=rep1&amp;type=pdf. [Accessed 24 January 2022].</w:t>
-      </w:r>
     </w:p>
     <w:p>
       <w:pPr>
         <w:pStyle w:val="NoSpacing"/>
       </w:pPr>
+      <w:hyperlink r:id="rId11" w:history="1">
+        <w:r>
+          <w:rPr>
+            <w:rStyle w:val="Hyperlink"/>
+          </w:rPr>
+          <w:t>http://citeseerx.ist.psu.edu/viewdoc/download?doi=10.1.1.69.7761&amp;rep=rep1&amp;type=pdf</w:t>
+        </w:r>
+      </w:hyperlink>
+      <w:r>
+        <w:t xml:space="preserve">. </w:t>
+      </w:r>
     </w:p>
     <w:p>
       <w:pPr>
         <w:pStyle w:val="NoSpacing"/>
       </w:pPr>
       <w:r>
+        <w:t>[Accessed 24 January 2022].</w:t>
+      </w:r>
+    </w:p>
+    <w:p>
+      <w:pPr>
+        <w:pStyle w:val="NoSpacing"/>
+      </w:pPr>
+    </w:p>
+    <w:p>
+      <w:pPr>
+        <w:pStyle w:val="NoSpacing"/>
         <w:rPr>
           <w:b/>
           <w:bCs/>
-        </w:rPr>
-        <w:t>Max Sokolov</w:t>
-      </w:r>
-    </w:p>
-    <w:p>
-      <w:pPr>
-        <w:pStyle w:val="NoSpacing"/>
-      </w:pPr>
-      <w:r>
-        <w:t xml:space="preserve">Hyper Casual Games: Mechanics &amp; Costs - </w:t>
-      </w:r>
-      <w:proofErr w:type="spellStart"/>
-      <w:r>
-        <w:t>Visartech</w:t>
-      </w:r>
-      <w:proofErr w:type="spellEnd"/>
-      <w:r>
-        <w:t xml:space="preserve"> </w:t>
-      </w:r>
-      <w:proofErr w:type="gramStart"/>
-      <w:r>
-        <w:t>Blog .</w:t>
-      </w:r>
-      <w:proofErr w:type="gramEnd"/>
-      <w:r>
-        <w:t xml:space="preserve"> 2022. Hyper Casual Games: Mechanics &amp; Costs - </w:t>
-      </w:r>
-      <w:proofErr w:type="spellStart"/>
-      <w:r>
-        <w:t>Visartech</w:t>
-      </w:r>
-      <w:proofErr w:type="spellEnd"/>
-      <w:r>
-        <w:t xml:space="preserve"> </w:t>
-      </w:r>
-      <w:proofErr w:type="gramStart"/>
-      <w:r>
-        <w:t>Blog .</w:t>
-      </w:r>
-      <w:proofErr w:type="gramEnd"/>
-      <w:r>
-        <w:t xml:space="preserve"> [ONLINE] Available at: https://www.visartech.com/blog/understanding-hyper-casual-games/. [Accessed 24 January 2022].</w:t>
-      </w:r>
-    </w:p>
-    <w:p>
-      <w:pPr>
-        <w:pStyle w:val="NoSpacing"/>
-      </w:pPr>
-    </w:p>
-    <w:p>
-      <w:pPr>
-        <w:pStyle w:val="NoSpacing"/>
+          <w:lang w:val="fr-FR"/>
+        </w:rPr>
+      </w:pPr>
+      <w:r>
         <w:rPr>
           <w:b/>
           <w:bCs/>
-        </w:rPr>
-      </w:pPr>
+          <w:lang w:val="fr-FR"/>
+        </w:rPr>
+        <w:t xml:space="preserve">Frans </w:t>
+      </w:r>
       <w:proofErr w:type="spellStart"/>
       <w:r>
         <w:rPr>
           <w:b/>
           <w:bCs/>
-        </w:rPr>
-        <w:t>Mishka</w:t>
-      </w:r>
-      <w:proofErr w:type="spellEnd"/>
+          <w:lang w:val="fr-FR"/>
+        </w:rPr>
+        <w:t>Märyä</w:t>
+      </w:r>
+      <w:proofErr w:type="spellEnd"/>
+    </w:p>
+    <w:p>
+      <w:pPr>
+        <w:pStyle w:val="NoSpacing"/>
+      </w:pPr>
+      <w:r>
+        <w:rPr>
+          <w:lang w:val="fr-FR"/>
+        </w:rPr>
+        <w:t xml:space="preserve">homepages.tuni.fi. 2022. </w:t>
+      </w:r>
+      <w:r>
+        <w:t xml:space="preserve">No page title. [ONLINE] Available at: </w:t>
+      </w:r>
+    </w:p>
+    <w:p>
+      <w:pPr>
+        <w:pStyle w:val="NoSpacing"/>
+      </w:pPr>
+      <w:hyperlink r:id="rId12" w:history="1">
+        <w:r>
+          <w:rPr>
+            <w:rStyle w:val="Hyperlink"/>
+          </w:rPr>
+          <w:t>https://homepages.tuni.fi/frans.mayra/Mobile_Games.pdf</w:t>
+        </w:r>
+      </w:hyperlink>
+      <w:r>
+        <w:t xml:space="preserve">. </w:t>
+      </w:r>
+    </w:p>
+    <w:p>
+      <w:pPr>
+        <w:pStyle w:val="NoSpacing"/>
+      </w:pPr>
+      <w:r>
+        <w:t>[Accessed 24 January 2022].</w:t>
+      </w:r>
+    </w:p>
+    <w:p>
+      <w:pPr>
+        <w:pStyle w:val="NoSpacing"/>
+      </w:pPr>
+    </w:p>
+    <w:p>
+      <w:pPr>
+        <w:pStyle w:val="NoSpacing"/>
+      </w:pPr>
       <w:r>
         <w:rPr>
           <w:b/>
           <w:bCs/>
         </w:rPr>
+        <w:t>Max Sokolov</w:t>
+      </w:r>
+    </w:p>
+    <w:p>
+      <w:pPr>
+        <w:pStyle w:val="NoSpacing"/>
+      </w:pPr>
+      <w:r>
+        <w:t xml:space="preserve">Hyper Casual Games: Mechanics &amp; Costs - </w:t>
+      </w:r>
+      <w:proofErr w:type="spellStart"/>
+      <w:r>
+        <w:t>Visartech</w:t>
+      </w:r>
+      <w:proofErr w:type="spellEnd"/>
+      <w:r>
         <w:t xml:space="preserve"> </w:t>
       </w:r>
-      <w:proofErr w:type="spellStart"/>
-      <w:r>
+      <w:proofErr w:type="gramStart"/>
+      <w:r>
+        <w:t>Blog .</w:t>
+      </w:r>
+      <w:proofErr w:type="gramEnd"/>
+      <w:r>
+        <w:t xml:space="preserve"> 2022. Hyper Casual Games: Mechanics &amp; Costs - </w:t>
+      </w:r>
+      <w:proofErr w:type="spellStart"/>
+      <w:r>
+        <w:t>Visartech</w:t>
+      </w:r>
+      <w:proofErr w:type="spellEnd"/>
+      <w:r>
+        <w:t xml:space="preserve"> </w:t>
+      </w:r>
+      <w:proofErr w:type="gramStart"/>
+      <w:r>
+        <w:t>Blog .</w:t>
+      </w:r>
+      <w:proofErr w:type="gramEnd"/>
+      <w:r>
+        <w:t xml:space="preserve"> [ONLINE] Available at: </w:t>
+      </w:r>
+    </w:p>
+    <w:p>
+      <w:pPr>
+        <w:pStyle w:val="NoSpacing"/>
+      </w:pPr>
+      <w:hyperlink r:id="rId13" w:history="1">
+        <w:r>
+          <w:rPr>
+            <w:rStyle w:val="Hyperlink"/>
+          </w:rPr>
+          <w:t>https://www.visartech.com/blog/understanding-hyper-casual-games/</w:t>
+        </w:r>
+      </w:hyperlink>
+      <w:r>
+        <w:t xml:space="preserve">. </w:t>
+      </w:r>
+    </w:p>
+    <w:p>
+      <w:pPr>
+        <w:pStyle w:val="NoSpacing"/>
+      </w:pPr>
+      <w:r>
+        <w:t>[Accessed 24 January 2022].</w:t>
+      </w:r>
+    </w:p>
+    <w:p>
+      <w:pPr>
+        <w:pStyle w:val="NoSpacing"/>
+      </w:pPr>
+    </w:p>
+    <w:p>
+      <w:pPr>
+        <w:pStyle w:val="NoSpacing"/>
         <w:rPr>
           <w:b/>
           <w:bCs/>
         </w:rPr>
-        <w:t>Katkoff</w:t>
-      </w:r>
-      <w:proofErr w:type="spellEnd"/>
-    </w:p>
-    <w:p>
-      <w:pPr>
-        <w:pStyle w:val="NoSpacing"/>
-      </w:pPr>
-      <w:proofErr w:type="spellStart"/>
-      <w:proofErr w:type="gramStart"/>
-      <w:r>
-        <w:rPr>
-          <w:lang w:val="fr-CH"/>
-        </w:rPr>
-        <w:t>ironSource</w:t>
-      </w:r>
-      <w:proofErr w:type="spellEnd"/>
-      <w:proofErr w:type="gramEnd"/>
-      <w:r>
-        <w:rPr>
-          <w:lang w:val="fr-CH"/>
-        </w:rPr>
-        <w:t xml:space="preserve">. 2022. Hyper-Casual Games | </w:t>
-      </w:r>
-      <w:proofErr w:type="spellStart"/>
-      <w:r>
-        <w:rPr>
-          <w:lang w:val="fr-CH"/>
-        </w:rPr>
-        <w:t>ironSource</w:t>
-      </w:r>
-      <w:proofErr w:type="spellEnd"/>
-      <w:r>
-        <w:rPr>
-          <w:lang w:val="fr-CH"/>
-        </w:rPr>
-        <w:t xml:space="preserve">. [ONLINE] </w:t>
-      </w:r>
-      <w:proofErr w:type="spellStart"/>
-      <w:r>
-        <w:rPr>
-          <w:lang w:val="fr-CH"/>
-        </w:rPr>
-        <w:t>Available</w:t>
-      </w:r>
-      <w:proofErr w:type="spellEnd"/>
-      <w:r>
-        <w:rPr>
-          <w:lang w:val="fr-CH"/>
-        </w:rPr>
-        <w:t xml:space="preserve"> </w:t>
-      </w:r>
-      <w:proofErr w:type="gramStart"/>
-      <w:r>
-        <w:rPr>
-          <w:lang w:val="fr-CH"/>
-        </w:rPr>
-        <w:t>at:</w:t>
-      </w:r>
-      <w:proofErr w:type="gramEnd"/>
-      <w:r>
-        <w:rPr>
-          <w:lang w:val="fr-CH"/>
-        </w:rPr>
-        <w:t xml:space="preserve"> https://www.is.com/community/blog/what-are-hyper-casual-games-and-how-do-you-monetize-them/. </w:t>
-      </w:r>
-      <w:r>
-        <w:t>[Accessed 24 January 2022].</w:t>
-      </w:r>
-    </w:p>
-    <w:p>
-      <w:pPr>
-        <w:pStyle w:val="NoSpacing"/>
-      </w:pPr>
-    </w:p>
-    <w:p>
-      <w:pPr>
-        <w:pStyle w:val="NoSpacing"/>
+      </w:pPr>
+      <w:proofErr w:type="spellStart"/>
+      <w:r>
         <w:rPr>
           <w:b/>
           <w:bCs/>
         </w:rPr>
-      </w:pPr>
+        <w:t>Mishka</w:t>
+      </w:r>
+      <w:proofErr w:type="spellEnd"/>
       <w:r>
         <w:rPr>
           <w:b/>
           <w:bCs/>
         </w:rPr>
-        <w:t xml:space="preserve">Frans </w:t>
+        <w:t xml:space="preserve"> </w:t>
       </w:r>
       <w:proofErr w:type="spellStart"/>
       <w:r>
@@ -6957,7 +7221,7 @@
           <w:b/>
           <w:bCs/>
         </w:rPr>
-        <w:t>Märyä</w:t>
+        <w:t>Katkoff</w:t>
       </w:r>
       <w:proofErr w:type="spellEnd"/>
     </w:p>
@@ -6965,8 +7229,62 @@
       <w:pPr>
         <w:pStyle w:val="NoSpacing"/>
       </w:pPr>
-      <w:r>
-        <w:t>homepages.tuni.fi. 2022. No page title. [ONLINE] Available at: https://homepages.tuni.fi/frans.mayra/Mobile_Games.pdf. [Accessed 24 January 2022].</w:t>
+      <w:proofErr w:type="spellStart"/>
+      <w:proofErr w:type="gramStart"/>
+      <w:r>
+        <w:rPr>
+          <w:lang w:val="fr-CH"/>
+        </w:rPr>
+        <w:t>ironSource</w:t>
+      </w:r>
+      <w:proofErr w:type="spellEnd"/>
+      <w:proofErr w:type="gramEnd"/>
+      <w:r>
+        <w:rPr>
+          <w:lang w:val="fr-CH"/>
+        </w:rPr>
+        <w:t xml:space="preserve">. 2022. Hyper-Casual Games | </w:t>
+      </w:r>
+      <w:proofErr w:type="spellStart"/>
+      <w:r>
+        <w:rPr>
+          <w:lang w:val="fr-CH"/>
+        </w:rPr>
+        <w:t>ironSource</w:t>
+      </w:r>
+      <w:proofErr w:type="spellEnd"/>
+      <w:r>
+        <w:rPr>
+          <w:lang w:val="fr-CH"/>
+        </w:rPr>
+        <w:t xml:space="preserve">. </w:t>
+      </w:r>
+      <w:r>
+        <w:t xml:space="preserve">[ONLINE] Available at: </w:t>
+      </w:r>
+    </w:p>
+    <w:p>
+      <w:pPr>
+        <w:pStyle w:val="NoSpacing"/>
+      </w:pPr>
+      <w:hyperlink r:id="rId14" w:history="1">
+        <w:r>
+          <w:rPr>
+            <w:rStyle w:val="Hyperlink"/>
+          </w:rPr>
+          <w:t>https://www.is.com/community/blog/what-are-hyper-casual-games-and-how-do-you-monetize-them/</w:t>
+        </w:r>
+      </w:hyperlink>
+      <w:r>
+        <w:t xml:space="preserve">. </w:t>
+      </w:r>
+    </w:p>
+    <w:p>
+      <w:pPr>
+        <w:pStyle w:val="NoSpacing"/>
+      </w:pPr>
+      <w:r>
+        <w:t>[Accessed 24 January 2022].</w:t>
       </w:r>
     </w:p>
     <w:p>
@@ -6995,7 +7313,31 @@
         <w:pStyle w:val="NoSpacing"/>
       </w:pPr>
       <w:r>
-        <w:t>SLA Digital. 2022. The Rise of Casual and Hyper-Casual Mobile Gaming - SLA Digital. [ONLINE] Available at: https://sla-digital.com/blog/the-rise-of-casual-and-hyper-casual-mobile-gaming/. [Accessed 24 January 2022].</w:t>
+        <w:t xml:space="preserve">SLA Digital. 2022. The Rise of Casual and Hyper-Casual Mobile Gaming - SLA Digital. [ONLINE] Available at: </w:t>
+      </w:r>
+    </w:p>
+    <w:p>
+      <w:pPr>
+        <w:pStyle w:val="NoSpacing"/>
+      </w:pPr>
+      <w:hyperlink r:id="rId15" w:history="1">
+        <w:r>
+          <w:rPr>
+            <w:rStyle w:val="Hyperlink"/>
+          </w:rPr>
+          <w:t>https://sla-digital.com/blog/the-rise-of-casual-and-hyper-casual-mobile-gaming/</w:t>
+        </w:r>
+      </w:hyperlink>
+      <w:r>
+        <w:t xml:space="preserve">. </w:t>
+      </w:r>
+    </w:p>
+    <w:p>
+      <w:pPr>
+        <w:pStyle w:val="NoSpacing"/>
+      </w:pPr>
+      <w:r>
+        <w:t>[Accessed 24 January 2022].</w:t>
       </w:r>
     </w:p>
     <w:p>
@@ -7042,7 +7384,31 @@
       </w:r>
       <w:proofErr w:type="spellEnd"/>
       <w:r>
-        <w:t>. [ONLINE] Available at: https://fr.wikipedia.org/wiki/Casual_game. [Accessed 24 January 2022].</w:t>
+        <w:t xml:space="preserve">. [ONLINE] Available at: </w:t>
+      </w:r>
+    </w:p>
+    <w:p>
+      <w:pPr>
+        <w:pStyle w:val="NoSpacing"/>
+      </w:pPr>
+      <w:hyperlink r:id="rId16" w:history="1">
+        <w:r>
+          <w:rPr>
+            <w:rStyle w:val="Hyperlink"/>
+          </w:rPr>
+          <w:t>https://fr.wikipedia.org/wiki/Casual_game</w:t>
+        </w:r>
+      </w:hyperlink>
+      <w:r>
+        <w:t xml:space="preserve">. </w:t>
+      </w:r>
+    </w:p>
+    <w:p>
+      <w:pPr>
+        <w:pStyle w:val="NoSpacing"/>
+      </w:pPr>
+      <w:r>
+        <w:t>[Accessed 24 January 2022].</w:t>
       </w:r>
       <w:bookmarkEnd w:id="0"/>
     </w:p>
@@ -7054,6 +7420,56 @@
     </w:sectPr>
   </w:body>
 </w:document>
+</file>
+
+<file path=word/endnotes.xml><?xml version="1.0" encoding="utf-8"?>
+<w:endnotes xmlns:wpc="http://schemas.microsoft.com/office/word/2010/wordprocessingCanvas" xmlns:cx="http://schemas.microsoft.com/office/drawing/2014/chartex" xmlns:cx1="http://schemas.microsoft.com/office/drawing/2015/9/8/chartex" xmlns:cx2="http://schemas.microsoft.com/office/drawing/2015/10/21/chartex" xmlns:cx3="http://schemas.microsoft.com/office/drawing/2016/5/9/chartex" xmlns:cx4="http://schemas.microsoft.com/office/drawing/2016/5/10/chartex" xmlns:cx5="http://schemas.microsoft.com/office/drawing/2016/5/11/chartex" xmlns:cx6="http://schemas.microsoft.com/office/drawing/2016/5/12/chartex" xmlns:cx7="http://schemas.microsoft.com/office/drawing/2016/5/13/chartex" xmlns:cx8="http://schemas.microsoft.com/office/drawing/2016/5/14/chartex" xmlns:mc="http://schemas.openxmlformats.org/markup-compatibility/2006" xmlns:aink="http://schemas.microsoft.com/office/drawing/2016/ink" xmlns:am3d="http://schemas.microsoft.com/office/drawing/2017/model3d" xmlns:o="urn:schemas-microsoft-com:office:office" xmlns:r="http://schemas.openxmlformats.org/officeDocument/2006/relationships" xmlns:m="http://schemas.openxmlformats.org/officeDocument/2006/math" xmlns:v="urn:schemas-microsoft-com:vml" xmlns:wp14="http://schemas.microsoft.com/office/word/2010/wordprocessingDrawing" xmlns:wp="http://schemas.openxmlformats.org/drawingml/2006/wordprocessingDrawing" xmlns:w10="urn:schemas-microsoft-com:office:word" xmlns:w="http://schemas.openxmlformats.org/wordprocessingml/2006/main" xmlns:w14="http://schemas.microsoft.com/office/word/2010/wordml" xmlns:w15="http://schemas.microsoft.com/office/word/2012/wordml" xmlns:w16cex="http://schemas.microsoft.com/office/word/2018/wordml/cex" xmlns:w16cid="http://schemas.microsoft.com/office/word/2016/wordml/cid" xmlns:w16="http://schemas.microsoft.com/office/word/2018/wordml" xmlns:w16sdtdh="http://schemas.microsoft.com/office/word/2020/wordml/sdtdatahash" xmlns:w16se="http://schemas.microsoft.com/office/word/2015/wordml/symex" xmlns:wpg="http://schemas.microsoft.com/office/word/2010/wordprocessingGroup" xmlns:wpi="http://schemas.microsoft.com/office/word/2010/wordprocessingInk" xmlns:wne="http://schemas.microsoft.com/office/word/2006/wordml" xmlns:wps="http://schemas.microsoft.com/office/word/2010/wordprocessingShape" mc:Ignorable="w14 w15 w16se w16cid w16 w16cex w16sdtdh wp14">
+  <w:endnote w:type="separator" w:id="-1">
+    <w:p>
+      <w:pPr>
+        <w:spacing w:after="0" w:line="240" w:lineRule="auto"/>
+      </w:pPr>
+      <w:r>
+        <w:separator/>
+      </w:r>
+    </w:p>
+  </w:endnote>
+  <w:endnote w:type="continuationSeparator" w:id="0">
+    <w:p>
+      <w:pPr>
+        <w:spacing w:after="0" w:line="240" w:lineRule="auto"/>
+      </w:pPr>
+      <w:r>
+        <w:continuationSeparator/>
+      </w:r>
+    </w:p>
+  </w:endnote>
+</w:endnotes>
+</file>
+
+<file path=word/footnotes.xml><?xml version="1.0" encoding="utf-8"?>
+<w:footnotes xmlns:wpc="http://schemas.microsoft.com/office/word/2010/wordprocessingCanvas" xmlns:cx="http://schemas.microsoft.com/office/drawing/2014/chartex" xmlns:cx1="http://schemas.microsoft.com/office/drawing/2015/9/8/chartex" xmlns:cx2="http://schemas.microsoft.com/office/drawing/2015/10/21/chartex" xmlns:cx3="http://schemas.microsoft.com/office/drawing/2016/5/9/chartex" xmlns:cx4="http://schemas.microsoft.com/office/drawing/2016/5/10/chartex" xmlns:cx5="http://schemas.microsoft.com/office/drawing/2016/5/11/chartex" xmlns:cx6="http://schemas.microsoft.com/office/drawing/2016/5/12/chartex" xmlns:cx7="http://schemas.microsoft.com/office/drawing/2016/5/13/chartex" xmlns:cx8="http://schemas.microsoft.com/office/drawing/2016/5/14/chartex" xmlns:mc="http://schemas.openxmlformats.org/markup-compatibility/2006" xmlns:aink="http://schemas.microsoft.com/office/drawing/2016/ink" xmlns:am3d="http://schemas.microsoft.com/office/drawing/2017/model3d" xmlns:o="urn:schemas-microsoft-com:office:office" xmlns:r="http://schemas.openxmlformats.org/officeDocument/2006/relationships" xmlns:m="http://schemas.openxmlformats.org/officeDocument/2006/math" xmlns:v="urn:schemas-microsoft-com:vml" xmlns:wp14="http://schemas.microsoft.com/office/word/2010/wordprocessingDrawing" xmlns:wp="http://schemas.openxmlformats.org/drawingml/2006/wordprocessingDrawing" xmlns:w10="urn:schemas-microsoft-com:office:word" xmlns:w="http://schemas.openxmlformats.org/wordprocessingml/2006/main" xmlns:w14="http://schemas.microsoft.com/office/word/2010/wordml" xmlns:w15="http://schemas.microsoft.com/office/word/2012/wordml" xmlns:w16cex="http://schemas.microsoft.com/office/word/2018/wordml/cex" xmlns:w16cid="http://schemas.microsoft.com/office/word/2016/wordml/cid" xmlns:w16="http://schemas.microsoft.com/office/word/2018/wordml" xmlns:w16sdtdh="http://schemas.microsoft.com/office/word/2020/wordml/sdtdatahash" xmlns:w16se="http://schemas.microsoft.com/office/word/2015/wordml/symex" xmlns:wpg="http://schemas.microsoft.com/office/word/2010/wordprocessingGroup" xmlns:wpi="http://schemas.microsoft.com/office/word/2010/wordprocessingInk" xmlns:wne="http://schemas.microsoft.com/office/word/2006/wordml" xmlns:wps="http://schemas.microsoft.com/office/word/2010/wordprocessingShape" mc:Ignorable="w14 w15 w16se w16cid w16 w16cex w16sdtdh wp14">
+  <w:footnote w:type="separator" w:id="-1">
+    <w:p>
+      <w:pPr>
+        <w:spacing w:after="0" w:line="240" w:lineRule="auto"/>
+      </w:pPr>
+      <w:r>
+        <w:separator/>
+      </w:r>
+    </w:p>
+  </w:footnote>
+  <w:footnote w:type="continuationSeparator" w:id="0">
+    <w:p>
+      <w:pPr>
+        <w:spacing w:after="0" w:line="240" w:lineRule="auto"/>
+      </w:pPr>
+      <w:r>
+        <w:continuationSeparator/>
+      </w:r>
+    </w:p>
+  </w:footnote>
+</w:footnotes>
 </file>
 
 <file path=word/numbering.xml><?xml version="1.0" encoding="utf-8"?>
@@ -7867,6 +8283,119 @@
       <w:spacing w:after="100"/>
     </w:pPr>
   </w:style>
+  <w:style w:type="paragraph" w:styleId="Caption">
+    <w:name w:val="caption"/>
+    <w:basedOn w:val="Normal"/>
+    <w:next w:val="Normal"/>
+    <w:uiPriority w:val="35"/>
+    <w:unhideWhenUsed/>
+    <w:qFormat/>
+    <w:rsid w:val="00A13F79"/>
+    <w:pPr>
+      <w:spacing w:after="200" w:line="240" w:lineRule="auto"/>
+    </w:pPr>
+    <w:rPr>
+      <w:i/>
+      <w:iCs/>
+      <w:color w:val="44546A" w:themeColor="text2"/>
+      <w:sz w:val="18"/>
+      <w:szCs w:val="18"/>
+    </w:rPr>
+  </w:style>
+  <w:style w:type="paragraph" w:styleId="TableofFigures">
+    <w:name w:val="table of figures"/>
+    <w:basedOn w:val="Normal"/>
+    <w:next w:val="Normal"/>
+    <w:uiPriority w:val="99"/>
+    <w:unhideWhenUsed/>
+    <w:rsid w:val="00A13F79"/>
+    <w:pPr>
+      <w:spacing w:after="0"/>
+    </w:pPr>
+  </w:style>
+  <w:style w:type="table" w:styleId="TableGrid">
+    <w:name w:val="Table Grid"/>
+    <w:basedOn w:val="TableNormal"/>
+    <w:uiPriority w:val="39"/>
+    <w:rsid w:val="00B937BC"/>
+    <w:pPr>
+      <w:spacing w:after="0" w:line="240" w:lineRule="auto"/>
+    </w:pPr>
+    <w:tblPr>
+      <w:tblBorders>
+        <w:top w:val="single" w:sz="4" w:space="0" w:color="auto"/>
+        <w:left w:val="single" w:sz="4" w:space="0" w:color="auto"/>
+        <w:bottom w:val="single" w:sz="4" w:space="0" w:color="auto"/>
+        <w:right w:val="single" w:sz="4" w:space="0" w:color="auto"/>
+        <w:insideH w:val="single" w:sz="4" w:space="0" w:color="auto"/>
+        <w:insideV w:val="single" w:sz="4" w:space="0" w:color="auto"/>
+      </w:tblBorders>
+    </w:tblPr>
+  </w:style>
+  <w:style w:type="paragraph" w:styleId="Header">
+    <w:name w:val="header"/>
+    <w:basedOn w:val="Normal"/>
+    <w:link w:val="HeaderChar"/>
+    <w:uiPriority w:val="99"/>
+    <w:unhideWhenUsed/>
+    <w:rsid w:val="003760D1"/>
+    <w:pPr>
+      <w:tabs>
+        <w:tab w:val="center" w:pos="4513"/>
+        <w:tab w:val="right" w:pos="9026"/>
+      </w:tabs>
+      <w:spacing w:after="0" w:line="240" w:lineRule="auto"/>
+    </w:pPr>
+  </w:style>
+  <w:style w:type="character" w:customStyle="1" w:styleId="HeaderChar">
+    <w:name w:val="Header Char"/>
+    <w:basedOn w:val="DefaultParagraphFont"/>
+    <w:link w:val="Header"/>
+    <w:uiPriority w:val="99"/>
+    <w:rsid w:val="003760D1"/>
+    <w:rPr>
+      <w:rFonts w:ascii="Arial" w:hAnsi="Arial"/>
+      <w:sz w:val="24"/>
+    </w:rPr>
+  </w:style>
+  <w:style w:type="paragraph" w:styleId="Footer">
+    <w:name w:val="footer"/>
+    <w:basedOn w:val="Normal"/>
+    <w:link w:val="FooterChar"/>
+    <w:uiPriority w:val="99"/>
+    <w:unhideWhenUsed/>
+    <w:rsid w:val="003760D1"/>
+    <w:pPr>
+      <w:tabs>
+        <w:tab w:val="center" w:pos="4513"/>
+        <w:tab w:val="right" w:pos="9026"/>
+      </w:tabs>
+      <w:spacing w:after="0" w:line="240" w:lineRule="auto"/>
+    </w:pPr>
+  </w:style>
+  <w:style w:type="character" w:customStyle="1" w:styleId="FooterChar">
+    <w:name w:val="Footer Char"/>
+    <w:basedOn w:val="DefaultParagraphFont"/>
+    <w:link w:val="Footer"/>
+    <w:uiPriority w:val="99"/>
+    <w:rsid w:val="003760D1"/>
+    <w:rPr>
+      <w:rFonts w:ascii="Arial" w:hAnsi="Arial"/>
+      <w:sz w:val="24"/>
+    </w:rPr>
+  </w:style>
+  <w:style w:type="character" w:styleId="UnresolvedMention">
+    <w:name w:val="Unresolved Mention"/>
+    <w:basedOn w:val="DefaultParagraphFont"/>
+    <w:uiPriority w:val="99"/>
+    <w:semiHidden/>
+    <w:unhideWhenUsed/>
+    <w:rsid w:val="003760D1"/>
+    <w:rPr>
+      <w:color w:val="605E5C"/>
+      <w:shd w:val="clear" w:color="auto" w:fill="E1DFDD"/>
+    </w:rPr>
+  </w:style>
 </w:styles>
 </file>
 
